--- a/docs/题库导入格式支持说明/Shiroha_Quiz_题库导入格式支持说明.docx
+++ b/docs/题库导入格式支持说明/Shiroha_Quiz_题库导入格式支持说明.docx
@@ -4,1261 +4,94 @@
   <w:body>
     <w:p>
       <w:pPr>
-        <w:jc w:val="center"/>
-      </w:pPr>
-      <w:r>
-        <w:rPr>
-          <w:rFonts w:ascii="Microsoft YaHei" w:hAnsi="Microsoft YaHei" w:eastAsia="Microsoft YaHei"/>
-          <w:b/>
-          <w:sz w:val="40"/>
-        </w:rPr>
-        <w:t>Shiroha Quiz 题库导入格式支持说明</w:t>
-      </w:r>
-    </w:p>
-    <w:p>
-      <w:pPr>
         <w:pStyle w:val="Heading1"/>
       </w:pPr>
       <w:r>
-        <w:t>导航目录</w:t>
+        <w:rPr>
+          <w:rFonts w:ascii="Microsoft YaHei" w:hAnsi="Microsoft YaHei" w:eastAsia="Microsoft YaHei"/>
+          <w:sz w:val="21"/>
+        </w:rPr>
+        <w:t>Shiroha Quiz 题库导入格式支持说明</w:t>
+      </w:r>
+    </w:p>
+    <w:p>
+      <w:r>
+        <w:rPr>
+          <w:rFonts w:ascii="Microsoft YaHei" w:hAnsi="Microsoft YaHei" w:eastAsia="Microsoft YaHei"/>
+          <w:sz w:val="21"/>
+        </w:rPr>
+        <w:t>适用范围：Shiroha Quiz 原生 Android / Compose 版题库导入解析器。</w:t>
       </w:r>
     </w:p>
     <w:p>
       <w:pPr>
-        <w:ind w:left="0"/>
+        <w:pStyle w:val="IntenseQuote"/>
       </w:pPr>
-      <w:hyperlink w:anchor="h0002">
-        <w:r>
-          <w:rPr>
-            <w:color w:val="2563EB"/>
-            <w:u w:val="single"/>
-          </w:rPr>
-          <w:t>0. 核心导入原则</w:t>
-        </w:r>
-      </w:hyperlink>
+      <w:r>
+        <w:rPr>
+          <w:rFonts w:ascii="Microsoft YaHei" w:hAnsi="Microsoft YaHei" w:eastAsia="Microsoft YaHei"/>
+          <w:sz w:val="21"/>
+        </w:rPr>
+        <w:t>这份文档给用户看——告诉你可以用什么格式导入题库，每种格式的识别规则是怎样的。</w:t>
+      </w:r>
     </w:p>
     <w:p>
       <w:pPr>
-        <w:ind w:left="0"/>
+        <w:pStyle w:val="IntenseQuote"/>
       </w:pPr>
-      <w:hyperlink w:anchor="h0003">
-        <w:r>
-          <w:rPr>
-            <w:color w:val="2563EB"/>
-            <w:u w:val="single"/>
-          </w:rPr>
-          <w:t>1. 最推荐的标准格式</w:t>
-        </w:r>
-      </w:hyperlink>
-    </w:p>
-    <w:p>
-      <w:pPr>
-        <w:ind w:left="312"/>
-      </w:pPr>
-      <w:hyperlink w:anchor="h0004">
-        <w:r>
-          <w:rPr>
-            <w:color w:val="2563EB"/>
-            <w:u w:val="single"/>
-          </w:rPr>
-          <w:t>1.1 客观题标准格式</w:t>
-        </w:r>
-      </w:hyperlink>
-    </w:p>
-    <w:p>
-      <w:pPr>
-        <w:ind w:left="312"/>
-      </w:pPr>
-      <w:hyperlink w:anchor="h0005">
-        <w:r>
-          <w:rPr>
-            <w:color w:val="2563EB"/>
-            <w:u w:val="single"/>
-          </w:rPr>
-          <w:t>1.2 主观题标准格式</w:t>
-        </w:r>
-      </w:hyperlink>
-    </w:p>
-    <w:p>
-      <w:pPr>
-        <w:ind w:left="312"/>
-      </w:pPr>
-      <w:hyperlink w:anchor="h0006">
-        <w:r>
-          <w:rPr>
-            <w:color w:val="2563EB"/>
-            <w:u w:val="single"/>
-          </w:rPr>
-          <w:t>1.3 最稳妥的题型写法</w:t>
-        </w:r>
-      </w:hyperlink>
-    </w:p>
-    <w:p>
-      <w:pPr>
-        <w:ind w:left="0"/>
-      </w:pPr>
-      <w:hyperlink w:anchor="h0007">
-        <w:r>
-          <w:rPr>
-            <w:color w:val="2563EB"/>
-            <w:u w:val="single"/>
-          </w:rPr>
-          <w:t>2. 支持的题号格式</w:t>
-        </w:r>
-      </w:hyperlink>
-    </w:p>
-    <w:p>
-      <w:pPr>
-        <w:ind w:left="0"/>
-      </w:pPr>
-      <w:hyperlink w:anchor="h0008">
-        <w:r>
-          <w:rPr>
-            <w:color w:val="2563EB"/>
-            <w:u w:val="single"/>
-          </w:rPr>
-          <w:t>2.1 数字题号</w:t>
-        </w:r>
-      </w:hyperlink>
-    </w:p>
-    <w:p>
-      <w:pPr>
-        <w:ind w:left="312"/>
-      </w:pPr>
-      <w:hyperlink w:anchor="h0009">
-        <w:r>
-          <w:rPr>
-            <w:color w:val="2563EB"/>
-            <w:u w:val="single"/>
-          </w:rPr>
-          <w:t>2.2 方括号题号</w:t>
-        </w:r>
-      </w:hyperlink>
-    </w:p>
-    <w:p>
-      <w:pPr>
-        <w:ind w:left="312"/>
-      </w:pPr>
-      <w:hyperlink w:anchor="h0010">
-        <w:r>
-          <w:rPr>
-            <w:color w:val="2563EB"/>
-            <w:u w:val="single"/>
-          </w:rPr>
-          <w:t>2.3 公考面试 / 主观题题号</w:t>
-        </w:r>
-      </w:hyperlink>
-    </w:p>
-    <w:p>
-      <w:pPr>
-        <w:ind w:left="0"/>
-      </w:pPr>
-      <w:hyperlink w:anchor="h0011">
-        <w:r>
-          <w:rPr>
-            <w:color w:val="2563EB"/>
-            <w:u w:val="single"/>
-          </w:rPr>
-          <w:t>3. 支持的题型标记</w:t>
-        </w:r>
-      </w:hyperlink>
-    </w:p>
-    <w:p>
-      <w:pPr>
-        <w:ind w:left="312"/>
-      </w:pPr>
-      <w:hyperlink w:anchor="h0012">
-        <w:r>
-          <w:rPr>
-            <w:color w:val="2563EB"/>
-            <w:u w:val="single"/>
-          </w:rPr>
-          <w:t>3.1 支持的题型名称</w:t>
-        </w:r>
-      </w:hyperlink>
-    </w:p>
-    <w:p>
-      <w:pPr>
-        <w:ind w:left="312"/>
-      </w:pPr>
-      <w:hyperlink w:anchor="h0013">
-        <w:r>
-          <w:rPr>
-            <w:color w:val="2563EB"/>
-            <w:u w:val="single"/>
-          </w:rPr>
-          <w:t>3.2 单题内题型标记</w:t>
-        </w:r>
-      </w:hyperlink>
-    </w:p>
-    <w:p>
-      <w:pPr>
-        <w:ind w:left="312"/>
-      </w:pPr>
-      <w:hyperlink w:anchor="h0014">
-        <w:r>
-          <w:rPr>
-            <w:color w:val="2563EB"/>
-            <w:u w:val="single"/>
-          </w:rPr>
-          <w:t>3.3 章节题型标记</w:t>
-        </w:r>
-      </w:hyperlink>
-    </w:p>
-    <w:p>
-      <w:pPr>
-        <w:ind w:left="312"/>
-      </w:pPr>
-      <w:hyperlink w:anchor="h0015">
-        <w:r>
-          <w:rPr>
-            <w:color w:val="2563EB"/>
-            <w:u w:val="single"/>
-          </w:rPr>
-          <w:t>3.4 题型标签后的分隔符</w:t>
-        </w:r>
-      </w:hyperlink>
-    </w:p>
-    <w:p>
-      <w:pPr>
-        <w:ind w:left="0"/>
-      </w:pPr>
-      <w:hyperlink w:anchor="h0016">
-        <w:r>
-          <w:rPr>
-            <w:color w:val="2563EB"/>
-            <w:u w:val="single"/>
-          </w:rPr>
-          <w:t>4. 支持的章节标题</w:t>
-        </w:r>
-      </w:hyperlink>
-    </w:p>
-    <w:p>
-      <w:pPr>
-        <w:ind w:left="0"/>
-      </w:pPr>
-      <w:hyperlink w:anchor="h0017">
-        <w:r>
-          <w:rPr>
-            <w:color w:val="2563EB"/>
-            <w:u w:val="single"/>
-          </w:rPr>
-          <w:t>5. 支持的选项格式</w:t>
-        </w:r>
-      </w:hyperlink>
-    </w:p>
-    <w:p>
-      <w:pPr>
-        <w:ind w:left="312"/>
-      </w:pPr>
-      <w:hyperlink w:anchor="h0018">
-        <w:r>
-          <w:rPr>
-            <w:color w:val="2563EB"/>
-            <w:u w:val="single"/>
-          </w:rPr>
-          <w:t>5.1 独立行选项</w:t>
-        </w:r>
-      </w:hyperlink>
-    </w:p>
-    <w:p>
-      <w:pPr>
-        <w:ind w:left="312"/>
-      </w:pPr>
-      <w:hyperlink w:anchor="h0019">
-        <w:r>
-          <w:rPr>
-            <w:color w:val="2563EB"/>
-            <w:u w:val="single"/>
-          </w:rPr>
-          <w:t>5.2 同一行多个选项</w:t>
-        </w:r>
-      </w:hyperlink>
-    </w:p>
-    <w:p>
-      <w:pPr>
-        <w:ind w:left="312"/>
-      </w:pPr>
-      <w:hyperlink w:anchor="h0020">
-        <w:r>
-          <w:rPr>
-            <w:color w:val="2563EB"/>
-            <w:u w:val="single"/>
-          </w:rPr>
-          <w:t>5.3 选项续行</w:t>
-        </w:r>
-      </w:hyperlink>
-    </w:p>
-    <w:p>
-      <w:pPr>
-        <w:ind w:left="312"/>
-      </w:pPr>
-      <w:hyperlink w:anchor="h0021">
-        <w:r>
-          <w:rPr>
-            <w:color w:val="2563EB"/>
-            <w:u w:val="single"/>
-          </w:rPr>
-          <w:t>5.4 不推荐的选项格式</w:t>
-        </w:r>
-      </w:hyperlink>
-    </w:p>
-    <w:p>
-      <w:pPr>
-        <w:ind w:left="0"/>
-      </w:pPr>
-      <w:hyperlink w:anchor="h0022">
-        <w:r>
-          <w:rPr>
-            <w:color w:val="2563EB"/>
-            <w:u w:val="single"/>
-          </w:rPr>
-          <w:t>6. 支持的答案标签</w:t>
-        </w:r>
-      </w:hyperlink>
-    </w:p>
-    <w:p>
-      <w:pPr>
-        <w:ind w:left="312"/>
-      </w:pPr>
-      <w:hyperlink w:anchor="h0023">
-        <w:r>
-          <w:rPr>
-            <w:color w:val="2563EB"/>
-            <w:u w:val="single"/>
-          </w:rPr>
-          <w:t>6.1 客观题答案标签</w:t>
-        </w:r>
-      </w:hyperlink>
-    </w:p>
-    <w:p>
-      <w:pPr>
-        <w:ind w:left="312"/>
-      </w:pPr>
-      <w:hyperlink w:anchor="h0024">
-        <w:r>
-          <w:rPr>
-            <w:color w:val="2563EB"/>
-            <w:u w:val="single"/>
-          </w:rPr>
-          <w:t>6.2 主观题答案标签</w:t>
-        </w:r>
-      </w:hyperlink>
-    </w:p>
-    <w:p>
-      <w:pPr>
-        <w:ind w:left="312"/>
-      </w:pPr>
-      <w:hyperlink w:anchor="h0025">
-        <w:r>
-          <w:rPr>
-            <w:color w:val="2563EB"/>
-            <w:u w:val="single"/>
-          </w:rPr>
-          <w:t>6.3 方括号答案标签</w:t>
-        </w:r>
-      </w:hyperlink>
-    </w:p>
-    <w:p>
-      <w:pPr>
-        <w:ind w:left="0"/>
-      </w:pPr>
-      <w:hyperlink w:anchor="h0026">
-        <w:r>
-          <w:rPr>
-            <w:color w:val="2563EB"/>
-            <w:u w:val="single"/>
-          </w:rPr>
-          <w:t>7. 支持的答案分隔符</w:t>
-        </w:r>
-      </w:hyperlink>
-    </w:p>
-    <w:p>
-      <w:pPr>
-        <w:ind w:left="0"/>
-      </w:pPr>
-      <w:hyperlink w:anchor="h0027">
-        <w:r>
-          <w:rPr>
-            <w:color w:val="2563EB"/>
-            <w:u w:val="single"/>
-          </w:rPr>
-          <w:t>8. 支持的括号答案格式</w:t>
-        </w:r>
-      </w:hyperlink>
-    </w:p>
-    <w:p>
-      <w:pPr>
-        <w:ind w:left="312"/>
-      </w:pPr>
-      <w:hyperlink w:anchor="h0028">
-        <w:r>
-          <w:rPr>
-            <w:color w:val="2563EB"/>
-            <w:u w:val="single"/>
-          </w:rPr>
-          <w:t>8.1 题干末尾括号答案</w:t>
-        </w:r>
-      </w:hyperlink>
-    </w:p>
-    <w:p>
-      <w:pPr>
-        <w:ind w:left="312"/>
-      </w:pPr>
-      <w:hyperlink w:anchor="h0029">
-        <w:r>
-          <w:rPr>
-            <w:color w:val="2563EB"/>
-            <w:u w:val="single"/>
-          </w:rPr>
-          <w:t>8.2 答案行括号答案</w:t>
-        </w:r>
-      </w:hyperlink>
-    </w:p>
-    <w:p>
-      <w:pPr>
-        <w:ind w:left="312"/>
-      </w:pPr>
-      <w:hyperlink w:anchor="h0030">
-        <w:r>
-          <w:rPr>
-            <w:color w:val="2563EB"/>
-            <w:u w:val="single"/>
-          </w:rPr>
-          <w:t>8.3 集中答案区括号答案</w:t>
-        </w:r>
-      </w:hyperlink>
-    </w:p>
-    <w:p>
-      <w:pPr>
-        <w:ind w:left="0"/>
-      </w:pPr>
-      <w:hyperlink w:anchor="h0031">
-        <w:r>
-          <w:rPr>
-            <w:color w:val="2563EB"/>
-            <w:u w:val="single"/>
-          </w:rPr>
-          <w:t>9. 支持的客观题答案值</w:t>
-        </w:r>
-      </w:hyperlink>
-    </w:p>
-    <w:p>
-      <w:pPr>
-        <w:ind w:left="312"/>
-      </w:pPr>
-      <w:hyperlink w:anchor="h0032">
-        <w:r>
-          <w:rPr>
-            <w:color w:val="2563EB"/>
-            <w:u w:val="single"/>
-          </w:rPr>
-          <w:t>9.1 单选答案</w:t>
-        </w:r>
-      </w:hyperlink>
-    </w:p>
-    <w:p>
-      <w:pPr>
-        <w:ind w:left="312"/>
-      </w:pPr>
-      <w:hyperlink w:anchor="h0033">
-        <w:r>
-          <w:rPr>
-            <w:color w:val="2563EB"/>
-            <w:u w:val="single"/>
-          </w:rPr>
-          <w:t>9.2 多选答案</w:t>
-        </w:r>
-      </w:hyperlink>
-    </w:p>
-    <w:p>
-      <w:pPr>
-        <w:ind w:left="312"/>
-      </w:pPr>
-      <w:hyperlink w:anchor="h0034">
-        <w:r>
-          <w:rPr>
-            <w:color w:val="2563EB"/>
-            <w:u w:val="single"/>
-          </w:rPr>
-          <w:t>9.3 判断题答案</w:t>
-        </w:r>
-      </w:hyperlink>
-    </w:p>
-    <w:p>
-      <w:pPr>
-        <w:ind w:left="0"/>
-      </w:pPr>
-      <w:hyperlink w:anchor="h0035">
-        <w:r>
-          <w:rPr>
-            <w:color w:val="2563EB"/>
-            <w:u w:val="single"/>
-          </w:rPr>
-          <w:t>10. 支持的解析格式</w:t>
-        </w:r>
-      </w:hyperlink>
-    </w:p>
-    <w:p>
-      <w:pPr>
-        <w:ind w:left="0"/>
-      </w:pPr>
-      <w:hyperlink w:anchor="h0036">
-        <w:r>
-          <w:rPr>
-            <w:color w:val="2563EB"/>
-            <w:u w:val="single"/>
-          </w:rPr>
-          <w:t>11. 支持的主观题 / 面试题格式</w:t>
-        </w:r>
-      </w:hyperlink>
-    </w:p>
-    <w:p>
-      <w:pPr>
-        <w:ind w:left="312"/>
-      </w:pPr>
-      <w:hyperlink w:anchor="h0037">
-        <w:r>
-          <w:rPr>
-            <w:color w:val="2563EB"/>
-            <w:u w:val="single"/>
-          </w:rPr>
-          <w:t>11.1 参考要点格式</w:t>
-        </w:r>
-      </w:hyperlink>
-    </w:p>
-    <w:p>
-      <w:pPr>
-        <w:ind w:left="312"/>
-      </w:pPr>
-      <w:hyperlink w:anchor="h0038">
-        <w:r>
-          <w:rPr>
-            <w:color w:val="2563EB"/>
-            <w:u w:val="single"/>
-          </w:rPr>
-          <w:t>11.2 答题思路格式</w:t>
-        </w:r>
-      </w:hyperlink>
-    </w:p>
-    <w:p>
-      <w:pPr>
-        <w:ind w:left="312"/>
-      </w:pPr>
-      <w:hyperlink w:anchor="h0039">
-        <w:r>
-          <w:rPr>
-            <w:color w:val="2563EB"/>
-            <w:u w:val="single"/>
-          </w:rPr>
-          <w:t>11.3 面试多问格式</w:t>
-        </w:r>
-      </w:hyperlink>
-    </w:p>
-    <w:p>
-      <w:pPr>
-        <w:ind w:left="0"/>
-      </w:pPr>
-      <w:hyperlink w:anchor="h0040">
-        <w:r>
-          <w:rPr>
-            <w:color w:val="2563EB"/>
-            <w:u w:val="single"/>
-          </w:rPr>
-          <w:t>12. 支持的集中答案区</w:t>
-        </w:r>
-      </w:hyperlink>
-    </w:p>
-    <w:p>
-      <w:pPr>
-        <w:ind w:left="312"/>
-      </w:pPr>
-      <w:hyperlink w:anchor="h0041">
-        <w:r>
-          <w:rPr>
-            <w:color w:val="2563EB"/>
-            <w:u w:val="single"/>
-          </w:rPr>
-          <w:t>12.1 一行一道答案</w:t>
-        </w:r>
-      </w:hyperlink>
-    </w:p>
-    <w:p>
-      <w:pPr>
-        <w:ind w:left="312"/>
-      </w:pPr>
-      <w:hyperlink w:anchor="h0042">
-        <w:r>
-          <w:rPr>
-            <w:color w:val="2563EB"/>
-            <w:u w:val="single"/>
-          </w:rPr>
-          <w:t>12.2 带答案标签</w:t>
-        </w:r>
-      </w:hyperlink>
-    </w:p>
-    <w:p>
-      <w:pPr>
-        <w:ind w:left="312"/>
-      </w:pPr>
-      <w:hyperlink w:anchor="h0043">
-        <w:r>
-          <w:rPr>
-            <w:color w:val="2563EB"/>
-            <w:u w:val="single"/>
-          </w:rPr>
-          <w:t>12.3 带解析</w:t>
-        </w:r>
-      </w:hyperlink>
-    </w:p>
-    <w:p>
-      <w:pPr>
-        <w:ind w:left="312"/>
-      </w:pPr>
-      <w:hyperlink w:anchor="h0044">
-        <w:r>
-          <w:rPr>
-            <w:color w:val="2563EB"/>
-            <w:u w:val="single"/>
-          </w:rPr>
-          <w:t>12.4 一行多个答案</w:t>
-        </w:r>
-      </w:hyperlink>
-    </w:p>
-    <w:p>
-      <w:pPr>
-        <w:ind w:left="312"/>
-      </w:pPr>
-      <w:hyperlink w:anchor="h0045">
-        <w:r>
-          <w:rPr>
-            <w:color w:val="2563EB"/>
-            <w:u w:val="single"/>
-          </w:rPr>
-          <w:t>12.5 范围答案</w:t>
-        </w:r>
-      </w:hyperlink>
-    </w:p>
-    <w:p>
-      <w:pPr>
-        <w:ind w:left="312"/>
-      </w:pPr>
-      <w:hyperlink w:anchor="h0046">
-        <w:r>
-          <w:rPr>
-            <w:color w:val="2563EB"/>
-            <w:u w:val="single"/>
-          </w:rPr>
-          <w:t>12.6 集中答案区中的题型标题</w:t>
-        </w:r>
-      </w:hyperlink>
-    </w:p>
-    <w:p>
-      <w:pPr>
-        <w:ind w:left="0"/>
-      </w:pPr>
-      <w:hyperlink w:anchor="h0047">
-        <w:r>
-          <w:rPr>
-            <w:color w:val="2563EB"/>
-            <w:u w:val="single"/>
-          </w:rPr>
-          <w:t>13. 支持的填空题格式</w:t>
-        </w:r>
-      </w:hyperlink>
-    </w:p>
-    <w:p>
-      <w:pPr>
-        <w:ind w:left="0"/>
-      </w:pPr>
-      <w:hyperlink w:anchor="h0048">
-        <w:r>
-          <w:rPr>
-            <w:color w:val="2563EB"/>
-            <w:u w:val="single"/>
-          </w:rPr>
-          <w:t>14. 支持的材料题格式</w:t>
-        </w:r>
-      </w:hyperlink>
-    </w:p>
-    <w:p>
-      <w:pPr>
-        <w:ind w:left="312"/>
-      </w:pPr>
-      <w:hyperlink w:anchor="h0049">
-        <w:r>
-          <w:rPr>
-            <w:color w:val="2563EB"/>
-            <w:u w:val="single"/>
-          </w:rPr>
-          <w:t>14.1 材料分析题</w:t>
-        </w:r>
-      </w:hyperlink>
-    </w:p>
-    <w:p>
-      <w:pPr>
-        <w:ind w:left="312"/>
-      </w:pPr>
-      <w:hyperlink w:anchor="h0050">
-        <w:r>
-          <w:rPr>
-            <w:color w:val="2563EB"/>
-            <w:u w:val="single"/>
-          </w:rPr>
-          <w:t>14.2 共用题干选择题</w:t>
-        </w:r>
-      </w:hyperlink>
-    </w:p>
-    <w:p>
-      <w:pPr>
-        <w:ind w:left="0"/>
-      </w:pPr>
-      <w:hyperlink w:anchor="h0051">
-        <w:r>
-          <w:rPr>
-            <w:color w:val="2563EB"/>
-            <w:u w:val="single"/>
-          </w:rPr>
-          <w:t>15. 支持的图片标记</w:t>
-        </w:r>
-      </w:hyperlink>
-    </w:p>
-    <w:p>
-      <w:pPr>
-        <w:ind w:left="0"/>
-      </w:pPr>
-      <w:hyperlink w:anchor="h0052">
-        <w:r>
-          <w:rPr>
-            <w:color w:val="2563EB"/>
-            <w:u w:val="single"/>
-          </w:rPr>
-          <w:t>16. 不建议或暂不稳定的格式</w:t>
-        </w:r>
-      </w:hyperlink>
-    </w:p>
-    <w:p>
-      <w:pPr>
-        <w:ind w:left="312"/>
-      </w:pPr>
-      <w:hyperlink w:anchor="h0053">
-        <w:r>
-          <w:rPr>
-            <w:color w:val="2563EB"/>
-            <w:u w:val="single"/>
-          </w:rPr>
-          <w:t>16.1 选项超过 G</w:t>
-        </w:r>
-      </w:hyperlink>
-    </w:p>
-    <w:p>
-      <w:pPr>
-        <w:ind w:left="312"/>
-      </w:pPr>
-      <w:hyperlink w:anchor="h0054">
-        <w:r>
-          <w:rPr>
-            <w:color w:val="2563EB"/>
-            <w:u w:val="single"/>
-          </w:rPr>
-          <w:t>16.2 使用甲乙丙丁作为选项</w:t>
-        </w:r>
-      </w:hyperlink>
-    </w:p>
-    <w:p>
-      <w:pPr>
-        <w:ind w:left="312"/>
-      </w:pPr>
-      <w:hyperlink w:anchor="h0055">
-        <w:r>
-          <w:rPr>
-            <w:color w:val="2563EB"/>
-            <w:u w:val="single"/>
-          </w:rPr>
-          <w:t>16.3 没有题号的长篇连续题库</w:t>
-        </w:r>
-      </w:hyperlink>
-    </w:p>
-    <w:p>
-      <w:pPr>
-        <w:ind w:left="312"/>
-      </w:pPr>
-      <w:hyperlink w:anchor="h0056">
-        <w:r>
-          <w:rPr>
-            <w:color w:val="2563EB"/>
-            <w:u w:val="single"/>
-          </w:rPr>
-          <w:t>16.4 集中答案区没有题号</w:t>
-        </w:r>
-      </w:hyperlink>
-    </w:p>
-    <w:p>
-      <w:pPr>
-        <w:ind w:left="312"/>
-      </w:pPr>
-      <w:hyperlink w:anchor="h0057">
-        <w:r>
-          <w:rPr>
-            <w:color w:val="2563EB"/>
-            <w:u w:val="single"/>
-          </w:rPr>
-          <w:t>16.5 材料原文和问题高度混排</w:t>
-        </w:r>
-      </w:hyperlink>
-    </w:p>
-    <w:p>
-      <w:pPr>
-        <w:ind w:left="0"/>
-      </w:pPr>
-      <w:hyperlink w:anchor="h0058">
-        <w:r>
-          <w:rPr>
-            <w:color w:val="2563EB"/>
-            <w:u w:val="single"/>
-          </w:rPr>
-          <w:t>17. 推荐通用模板</w:t>
-        </w:r>
-      </w:hyperlink>
-    </w:p>
-    <w:p>
-      <w:pPr>
-        <w:ind w:left="312"/>
-      </w:pPr>
-      <w:hyperlink w:anchor="h0059">
-        <w:r>
-          <w:rPr>
-            <w:color w:val="2563EB"/>
-            <w:u w:val="single"/>
-          </w:rPr>
-          <w:t>17.1 基础题型完整模板</w:t>
-        </w:r>
-      </w:hyperlink>
-    </w:p>
-    <w:p>
-      <w:pPr>
-        <w:ind w:left="312"/>
-      </w:pPr>
-      <w:hyperlink w:anchor="h0060">
-        <w:r>
-          <w:rPr>
-            <w:color w:val="2563EB"/>
-            <w:u w:val="single"/>
-          </w:rPr>
-          <w:t>17.2 材料题模板</w:t>
-        </w:r>
-      </w:hyperlink>
-    </w:p>
-    <w:p>
-      <w:pPr>
-        <w:ind w:left="312"/>
-      </w:pPr>
-      <w:hyperlink w:anchor="h0061">
-        <w:r>
-          <w:rPr>
-            <w:color w:val="2563EB"/>
-            <w:u w:val="single"/>
-          </w:rPr>
-          <w:t>17.3 答案解析区模板</w:t>
-        </w:r>
-      </w:hyperlink>
-    </w:p>
-    <w:p>
-      <w:pPr>
-        <w:ind w:left="312"/>
-      </w:pPr>
-      <w:hyperlink w:anchor="h0062">
-        <w:r>
-          <w:rPr>
-            <w:color w:val="2563EB"/>
-            <w:u w:val="single"/>
-          </w:rPr>
-          <w:t>17.4 双文件模板</w:t>
-        </w:r>
-      </w:hyperlink>
-    </w:p>
-    <w:p>
-      <w:pPr>
-        <w:ind w:left="312"/>
-      </w:pPr>
-      <w:hyperlink w:anchor="h0063">
-        <w:r>
-          <w:rPr>
-            <w:color w:val="2563EB"/>
-            <w:u w:val="single"/>
-          </w:rPr>
-          <w:t>17.5 Excel 表格模板</w:t>
-        </w:r>
-      </w:hyperlink>
-    </w:p>
-    <w:p>
-      <w:pPr>
-        <w:ind w:left="312"/>
-      </w:pPr>
-      <w:hyperlink w:anchor="h0064">
-        <w:r>
-          <w:rPr>
-            <w:color w:val="2563EB"/>
-            <w:u w:val="single"/>
-          </w:rPr>
-          <w:t>17.6 JSON 题库模板</w:t>
-        </w:r>
-      </w:hyperlink>
-    </w:p>
-    <w:p>
-      <w:pPr>
-        <w:ind w:left="0"/>
-      </w:pPr>
-      <w:hyperlink w:anchor="h0065">
-        <w:r>
-          <w:rPr>
-            <w:color w:val="2563EB"/>
-            <w:u w:val="single"/>
-          </w:rPr>
-          <w:t>18. 快速格式清单</w:t>
-        </w:r>
-      </w:hyperlink>
-    </w:p>
-    <w:p>
-      <w:pPr>
-        <w:ind w:left="312"/>
-      </w:pPr>
-      <w:hyperlink w:anchor="h0066">
-        <w:r>
-          <w:rPr>
-            <w:color w:val="2563EB"/>
-            <w:u w:val="single"/>
-          </w:rPr>
-          <w:t>18.1 题型标签括号</w:t>
-        </w:r>
-      </w:hyperlink>
-    </w:p>
-    <w:p>
-      <w:pPr>
-        <w:ind w:left="312"/>
-      </w:pPr>
-      <w:hyperlink w:anchor="h0067">
-        <w:r>
-          <w:rPr>
-            <w:color w:val="2563EB"/>
-            <w:u w:val="single"/>
-          </w:rPr>
-          <w:t>18.2 答案标签括号</w:t>
-        </w:r>
-      </w:hyperlink>
-    </w:p>
-    <w:p>
-      <w:pPr>
-        <w:ind w:left="312"/>
-      </w:pPr>
-      <w:hyperlink w:anchor="h0068">
-        <w:r>
-          <w:rPr>
-            <w:color w:val="2563EB"/>
-            <w:u w:val="single"/>
-          </w:rPr>
-          <w:t>18.3 题干末尾答案</w:t>
-        </w:r>
-      </w:hyperlink>
-    </w:p>
-    <w:p>
-      <w:pPr>
-        <w:ind w:left="312"/>
-      </w:pPr>
-      <w:hyperlink w:anchor="h0069">
-        <w:r>
-          <w:rPr>
-            <w:color w:val="2563EB"/>
-            <w:u w:val="single"/>
-          </w:rPr>
-          <w:t>18.4 集中答案区</w:t>
-        </w:r>
-      </w:hyperlink>
-    </w:p>
-    <w:p>
-      <w:pPr>
-        <w:ind w:left="0"/>
-      </w:pPr>
-      <w:hyperlink w:anchor="h0070">
-        <w:r>
-          <w:rPr>
-            <w:color w:val="2563EB"/>
-            <w:u w:val="single"/>
-          </w:rPr>
-          <w:t>19. 编写题库时的建议</w:t>
-        </w:r>
-      </w:hyperlink>
-    </w:p>
-    <w:p>
-      <w:pPr>
-        <w:ind w:left="0"/>
-      </w:pPr>
-      <w:hyperlink w:anchor="h0071">
-        <w:r>
-          <w:rPr>
-            <w:color w:val="2563EB"/>
-            <w:u w:val="single"/>
-          </w:rPr>
-          <w:t>20. Excel 表格导入（v0.3.7 新增）</w:t>
-        </w:r>
-      </w:hyperlink>
-    </w:p>
-    <w:p>
-      <w:pPr>
-        <w:ind w:left="312"/>
-      </w:pPr>
-      <w:hyperlink w:anchor="h0072">
-        <w:r>
-          <w:rPr>
-            <w:color w:val="2563EB"/>
-            <w:u w:val="single"/>
-          </w:rPr>
-          <w:t>20.1 推荐表格格式</w:t>
-        </w:r>
-      </w:hyperlink>
-    </w:p>
-    <w:p>
-      <w:pPr>
-        <w:ind w:left="312"/>
-      </w:pPr>
-      <w:hyperlink w:anchor="h0073">
-        <w:r>
-          <w:rPr>
-            <w:color w:val="2563EB"/>
-            <w:u w:val="single"/>
-          </w:rPr>
-          <w:t>20.2 注意事项</w:t>
-        </w:r>
-      </w:hyperlink>
-    </w:p>
-    <w:p>
-      <w:pPr>
-        <w:ind w:left="0"/>
-      </w:pPr>
-      <w:hyperlink w:anchor="h0074">
-        <w:r>
-          <w:rPr>
-            <w:color w:val="2563EB"/>
-            <w:u w:val="single"/>
-          </w:rPr>
-          <w:t>21. JSON 题库导入（v0.7.4 新增）</w:t>
-        </w:r>
-      </w:hyperlink>
-    </w:p>
-    <w:p>
-      <w:pPr>
-        <w:ind w:left="312"/>
-      </w:pPr>
-      <w:hyperlink w:anchor="h0075">
-        <w:r>
-          <w:rPr>
-            <w:color w:val="2563EB"/>
-            <w:u w:val="single"/>
-          </w:rPr>
-          <w:t>21.1 支持格式总览</w:t>
-        </w:r>
-      </w:hyperlink>
-    </w:p>
-    <w:p>
-      <w:pPr>
-        <w:ind w:left="312"/>
-      </w:pPr>
-      <w:hyperlink w:anchor="h0076">
-        <w:r>
-          <w:rPr>
-            <w:color w:val="2563EB"/>
-            <w:u w:val="single"/>
-          </w:rPr>
-          <w:t>21.2 答案解析字段</w:t>
-        </w:r>
-      </w:hyperlink>
-    </w:p>
-    <w:p>
-      <w:pPr>
-        <w:ind w:left="312"/>
-      </w:pPr>
-      <w:hyperlink w:anchor="h0077">
-        <w:r>
-          <w:rPr>
-            <w:color w:val="2563EB"/>
-            <w:u w:val="single"/>
-          </w:rPr>
-          <w:t>21.3 选项字段</w:t>
-        </w:r>
-      </w:hyperlink>
-    </w:p>
-    <w:p>
-      <w:pPr>
-        <w:ind w:left="312"/>
-      </w:pPr>
-      <w:hyperlink w:anchor="h0078">
-        <w:r>
-          <w:rPr>
-            <w:color w:val="2563EB"/>
-            <w:u w:val="single"/>
-          </w:rPr>
-          <w:t>21.4 扩展元数据字段</w:t>
-        </w:r>
-      </w:hyperlink>
-    </w:p>
-    <w:p>
-      <w:pPr>
-        <w:ind w:left="312"/>
-      </w:pPr>
-      <w:hyperlink w:anchor="h0079">
-        <w:r>
-          <w:rPr>
-            <w:color w:val="2563EB"/>
-            <w:u w:val="single"/>
-          </w:rPr>
-          <w:t>21.5 Web 备份导入</w:t>
-        </w:r>
-      </w:hyperlink>
-    </w:p>
-    <w:p>
-      <w:pPr>
-        <w:ind w:left="312"/>
-      </w:pPr>
-      <w:hyperlink w:anchor="h0080">
-        <w:r>
-          <w:rPr>
-            <w:color w:val="2563EB"/>
-            <w:u w:val="single"/>
-          </w:rPr>
-          <w:t>21.6 多题库处理</w:t>
-        </w:r>
-      </w:hyperlink>
-    </w:p>
-    <w:p>
-      <w:pPr>
-        <w:ind w:left="0"/>
-      </w:pPr>
-      <w:hyperlink w:anchor="h0081">
-        <w:r>
-          <w:rPr>
-            <w:color w:val="2563EB"/>
-            <w:u w:val="single"/>
-          </w:rPr>
-          <w:t>22. 备份 JSON/ZIP 与跨端互通</w:t>
-        </w:r>
-      </w:hyperlink>
-    </w:p>
-    <w:p>
-      <w:pPr>
-        <w:ind w:left="312"/>
-      </w:pPr>
-      <w:hyperlink w:anchor="h0082">
-        <w:r>
-          <w:rPr>
-            <w:color w:val="2563EB"/>
-            <w:u w:val="single"/>
-          </w:rPr>
-          <w:t>22.1 推荐入口</w:t>
-        </w:r>
-      </w:hyperlink>
-    </w:p>
-    <w:p>
-      <w:pPr>
-        <w:ind w:left="312"/>
-      </w:pPr>
-      <w:hyperlink w:anchor="h0083">
-        <w:r>
-          <w:rPr>
-            <w:color w:val="2563EB"/>
-            <w:u w:val="single"/>
-          </w:rPr>
-          <w:t>22.2 为什么不要放进普通导入页</w:t>
-        </w:r>
-      </w:hyperlink>
-    </w:p>
-    <w:p>
-      <w:pPr>
-        <w:ind w:left="312"/>
-      </w:pPr>
-      <w:hyperlink w:anchor="h0084">
-        <w:r>
-          <w:rPr>
-            <w:color w:val="2563EB"/>
-            <w:u w:val="single"/>
-          </w:rPr>
-          <w:t>22.3 图片题互通</w:t>
-        </w:r>
-      </w:hyperlink>
-    </w:p>
-    <w:p>
-      <w:r>
-        <w:br w:type="page"/>
-      </w:r>
-    </w:p>
-    <w:p>
-      <w:bookmarkStart w:id="550301" w:name="h0001"/>
-      <w:pPr>
-        <w:pStyle w:val="Heading1"/>
-      </w:pPr>
-      <w:r>
-        <w:t>Shiroha Quiz 题库导入格式支持说明</w:t>
-      </w:r>
-      <w:bookmarkEnd w:id="550301"/>
-    </w:p>
-    <w:p>
-      <w:r>
-        <w:t>适用范围：Shiroha Quiz 原生 Android / Compose 版题库导入解析器。</w:t>
-      </w:r>
-    </w:p>
-    <w:p>
-      <w:pPr>
-        <w:ind w:left="283"/>
-      </w:pPr>
-      <w:r>
-        <w:rPr>
-          <w:i/>
-          <w:color w:val="505050"/>
-        </w:rPr>
-        <w:t>这份文档给用户看——告诉你可以用什么格式导入题库，每种格式的识别规则是怎样的。</w:t>
-      </w:r>
-    </w:p>
-    <w:p>
-      <w:pPr>
-        <w:ind w:left="283"/>
-      </w:pPr>
-      <w:r>
-        <w:rPr>
-          <w:i/>
-          <w:color w:val="505050"/>
+      <w:r>
+        <w:rPr>
+          <w:rFonts w:ascii="Microsoft YaHei" w:hAnsi="Microsoft YaHei" w:eastAsia="Microsoft YaHei"/>
+          <w:sz w:val="21"/>
         </w:rPr>
         <w:t>本说明整理题目文本、题号、题型、选项、答案、解析、主观题、材料题、集中答案区、Excel 表格、普通题库 JSON、备份 JSON/ZIP 等常见导入格式的支持情况。</w:t>
       </w:r>
     </w:p>
     <w:p>
       <w:r>
+        <w:rPr>
+          <w:rFonts w:ascii="Microsoft YaHei" w:hAnsi="Microsoft YaHei" w:eastAsia="Microsoft YaHei"/>
+          <w:sz w:val="21"/>
+        </w:rPr>
         <w:t>解析器对多种非标准格式有兼容能力，但为了稳定识别，仍建议尽量使用”题号 + 题型 + 题干 + 选项 + 答案 + 解析”的清晰结构。</w:t>
       </w:r>
     </w:p>
     <w:p>
-      <w:bookmarkStart w:id="386120" w:name="h0002"/>
       <w:pPr>
         <w:pStyle w:val="Heading2"/>
       </w:pPr>
       <w:r>
+        <w:rPr>
+          <w:rFonts w:ascii="Microsoft YaHei" w:hAnsi="Microsoft YaHei" w:eastAsia="Microsoft YaHei"/>
+          <w:sz w:val="21"/>
+        </w:rPr>
         <w:t>0. 核心导入原则</w:t>
       </w:r>
-      <w:bookmarkEnd w:id="386120"/>
-    </w:p>
-    <w:p>
-      <w:r>
+    </w:p>
+    <w:p>
+      <w:r>
+        <w:rPr>
+          <w:rFonts w:ascii="Microsoft YaHei" w:hAnsi="Microsoft YaHei" w:eastAsia="Microsoft YaHei"/>
+          <w:sz w:val="21"/>
+        </w:rPr>
         <w:t>Shiroha Quiz 的默认目标不是“尽量猜”，而是先保护标准题库的稳定导入。</w:t>
       </w:r>
     </w:p>
     <w:p>
       <w:r>
+        <w:rPr>
+          <w:rFonts w:ascii="Microsoft YaHei" w:hAnsi="Microsoft YaHei" w:eastAsia="Microsoft YaHei"/>
+          <w:sz w:val="21"/>
+        </w:rPr>
         <w:t>推荐理解为：</w:t>
       </w:r>
     </w:p>
     <w:p>
-      <w:pPr>
-        <w:pStyle w:val="CodeBlock"/>
-      </w:pPr>
-      <w:r>
+      <w:r>
+        <w:rPr>
+          <w:rFonts w:ascii="Consolas" w:hAnsi="Consolas" w:eastAsia="Microsoft YaHei"/>
+          <w:sz w:val="18"/>
+        </w:rPr>
         <w:t>标准格式 → 优先使用标准解析</w:t>
         <w:br/>
         <w:t>复杂格式 → 再启用兜底候选</w:t>
@@ -1268,39 +101,340 @@
     </w:p>
     <w:p>
       <w:r>
+        <w:rPr>
+          <w:rFonts w:ascii="Microsoft YaHei" w:hAnsi="Microsoft YaHei" w:eastAsia="Microsoft YaHei"/>
+          <w:sz w:val="21"/>
+        </w:rPr>
         <w:t>因此，题号、题型、选项、答案都很清楚的题库，应按标准结构直接导入；答案解析区、材料题、分卷重复题号、双文件答案、排版粘连等情况，才需要依赖复杂兜底策略。复杂兜底不能反过来污染正常标准解析。</w:t>
       </w:r>
     </w:p>
     <w:p>
-      <w:bookmarkStart w:id="19996" w:name="h0003"/>
       <w:pPr>
         <w:pStyle w:val="Heading2"/>
       </w:pPr>
       <w:r>
+        <w:rPr>
+          <w:rFonts w:ascii="Microsoft YaHei" w:hAnsi="Microsoft YaHei" w:eastAsia="Microsoft YaHei"/>
+          <w:sz w:val="21"/>
+        </w:rPr>
+        <w:t>目录</w:t>
+      </w:r>
+    </w:p>
+    <w:p>
+      <w:pPr>
+        <w:pStyle w:val="ListBullet"/>
+      </w:pPr>
+      <w:r>
+        <w:rPr>
+          <w:rFonts w:ascii="Microsoft YaHei" w:hAnsi="Microsoft YaHei" w:eastAsia="Microsoft YaHei"/>
+          <w:sz w:val="21"/>
+        </w:rPr>
+        <w:t>0. 核心导入原则</w:t>
+      </w:r>
+    </w:p>
+    <w:p>
+      <w:pPr>
+        <w:pStyle w:val="ListBullet"/>
+      </w:pPr>
+      <w:r>
+        <w:rPr>
+          <w:rFonts w:ascii="Microsoft YaHei" w:hAnsi="Microsoft YaHei" w:eastAsia="Microsoft YaHei"/>
+          <w:sz w:val="21"/>
+        </w:rPr>
         <w:t>1. 最推荐的标准格式</w:t>
       </w:r>
-      <w:bookmarkEnd w:id="19996"/>
-    </w:p>
-    <w:p>
-      <w:bookmarkStart w:id="800463" w:name="h0004"/>
+    </w:p>
+    <w:p>
+      <w:pPr>
+        <w:pStyle w:val="ListBullet"/>
+      </w:pPr>
+      <w:r>
+        <w:rPr>
+          <w:rFonts w:ascii="Microsoft YaHei" w:hAnsi="Microsoft YaHei" w:eastAsia="Microsoft YaHei"/>
+          <w:sz w:val="21"/>
+        </w:rPr>
+        <w:t>2. 支持的题号格式</w:t>
+      </w:r>
+    </w:p>
+    <w:p>
+      <w:pPr>
+        <w:pStyle w:val="ListBullet"/>
+      </w:pPr>
+      <w:r>
+        <w:rPr>
+          <w:rFonts w:ascii="Microsoft YaHei" w:hAnsi="Microsoft YaHei" w:eastAsia="Microsoft YaHei"/>
+          <w:sz w:val="21"/>
+        </w:rPr>
+        <w:t>3. 支持的题型标记</w:t>
+      </w:r>
+    </w:p>
+    <w:p>
+      <w:pPr>
+        <w:pStyle w:val="ListBullet"/>
+      </w:pPr>
+      <w:r>
+        <w:rPr>
+          <w:rFonts w:ascii="Microsoft YaHei" w:hAnsi="Microsoft YaHei" w:eastAsia="Microsoft YaHei"/>
+          <w:sz w:val="21"/>
+        </w:rPr>
+        <w:t>4. 支持的章节标题</w:t>
+      </w:r>
+    </w:p>
+    <w:p>
+      <w:pPr>
+        <w:pStyle w:val="ListBullet"/>
+      </w:pPr>
+      <w:r>
+        <w:rPr>
+          <w:rFonts w:ascii="Microsoft YaHei" w:hAnsi="Microsoft YaHei" w:eastAsia="Microsoft YaHei"/>
+          <w:sz w:val="21"/>
+        </w:rPr>
+        <w:t>5. 支持的选项格式</w:t>
+      </w:r>
+    </w:p>
+    <w:p>
+      <w:pPr>
+        <w:pStyle w:val="ListBullet"/>
+      </w:pPr>
+      <w:r>
+        <w:rPr>
+          <w:rFonts w:ascii="Microsoft YaHei" w:hAnsi="Microsoft YaHei" w:eastAsia="Microsoft YaHei"/>
+          <w:sz w:val="21"/>
+        </w:rPr>
+        <w:t>6. 支持的答案标签</w:t>
+      </w:r>
+    </w:p>
+    <w:p>
+      <w:pPr>
+        <w:pStyle w:val="ListBullet"/>
+      </w:pPr>
+      <w:r>
+        <w:rPr>
+          <w:rFonts w:ascii="Microsoft YaHei" w:hAnsi="Microsoft YaHei" w:eastAsia="Microsoft YaHei"/>
+          <w:sz w:val="21"/>
+        </w:rPr>
+        <w:t>7. 支持的答案分隔符</w:t>
+      </w:r>
+    </w:p>
+    <w:p>
+      <w:pPr>
+        <w:pStyle w:val="ListBullet"/>
+      </w:pPr>
+      <w:r>
+        <w:rPr>
+          <w:rFonts w:ascii="Microsoft YaHei" w:hAnsi="Microsoft YaHei" w:eastAsia="Microsoft YaHei"/>
+          <w:sz w:val="21"/>
+        </w:rPr>
+        <w:t>8. 支持的括号答案格式</w:t>
+      </w:r>
+    </w:p>
+    <w:p>
+      <w:pPr>
+        <w:pStyle w:val="ListBullet"/>
+      </w:pPr>
+      <w:r>
+        <w:rPr>
+          <w:rFonts w:ascii="Microsoft YaHei" w:hAnsi="Microsoft YaHei" w:eastAsia="Microsoft YaHei"/>
+          <w:sz w:val="21"/>
+        </w:rPr>
+        <w:t>9. 支持的客观题答案值</w:t>
+      </w:r>
+    </w:p>
+    <w:p>
+      <w:pPr>
+        <w:pStyle w:val="ListBullet"/>
+      </w:pPr>
+      <w:r>
+        <w:rPr>
+          <w:rFonts w:ascii="Microsoft YaHei" w:hAnsi="Microsoft YaHei" w:eastAsia="Microsoft YaHei"/>
+          <w:sz w:val="21"/>
+        </w:rPr>
+        <w:t>10. 支持的解析格式</w:t>
+      </w:r>
+    </w:p>
+    <w:p>
+      <w:pPr>
+        <w:pStyle w:val="ListBullet"/>
+      </w:pPr>
+      <w:r>
+        <w:rPr>
+          <w:rFonts w:ascii="Microsoft YaHei" w:hAnsi="Microsoft YaHei" w:eastAsia="Microsoft YaHei"/>
+          <w:sz w:val="21"/>
+        </w:rPr>
+        <w:t>11. 支持的主观题 / 面试题格式</w:t>
+      </w:r>
+    </w:p>
+    <w:p>
+      <w:pPr>
+        <w:pStyle w:val="ListBullet"/>
+      </w:pPr>
+      <w:r>
+        <w:rPr>
+          <w:rFonts w:ascii="Microsoft YaHei" w:hAnsi="Microsoft YaHei" w:eastAsia="Microsoft YaHei"/>
+          <w:sz w:val="21"/>
+        </w:rPr>
+        <w:t>12. 支持的集中答案区</w:t>
+      </w:r>
+    </w:p>
+    <w:p>
+      <w:pPr>
+        <w:pStyle w:val="ListBullet"/>
+      </w:pPr>
+      <w:r>
+        <w:rPr>
+          <w:rFonts w:ascii="Microsoft YaHei" w:hAnsi="Microsoft YaHei" w:eastAsia="Microsoft YaHei"/>
+          <w:sz w:val="21"/>
+        </w:rPr>
+        <w:t>13. 支持的填空题格式</w:t>
+      </w:r>
+    </w:p>
+    <w:p>
+      <w:pPr>
+        <w:pStyle w:val="ListBullet"/>
+      </w:pPr>
+      <w:r>
+        <w:rPr>
+          <w:rFonts w:ascii="Microsoft YaHei" w:hAnsi="Microsoft YaHei" w:eastAsia="Microsoft YaHei"/>
+          <w:sz w:val="21"/>
+        </w:rPr>
+        <w:t>14. 支持的材料题格式</w:t>
+      </w:r>
+    </w:p>
+    <w:p>
+      <w:pPr>
+        <w:pStyle w:val="ListBullet"/>
+      </w:pPr>
+      <w:r>
+        <w:rPr>
+          <w:rFonts w:ascii="Microsoft YaHei" w:hAnsi="Microsoft YaHei" w:eastAsia="Microsoft YaHei"/>
+          <w:sz w:val="21"/>
+        </w:rPr>
+        <w:t>15. 支持的图片标记</w:t>
+      </w:r>
+    </w:p>
+    <w:p>
+      <w:pPr>
+        <w:pStyle w:val="ListBullet"/>
+      </w:pPr>
+      <w:r>
+        <w:rPr>
+          <w:rFonts w:ascii="Microsoft YaHei" w:hAnsi="Microsoft YaHei" w:eastAsia="Microsoft YaHei"/>
+          <w:sz w:val="21"/>
+        </w:rPr>
+        <w:t>16. 不建议或暂不稳定的格式</w:t>
+      </w:r>
+    </w:p>
+    <w:p>
+      <w:pPr>
+        <w:pStyle w:val="ListBullet"/>
+      </w:pPr>
+      <w:r>
+        <w:rPr>
+          <w:rFonts w:ascii="Microsoft YaHei" w:hAnsi="Microsoft YaHei" w:eastAsia="Microsoft YaHei"/>
+          <w:sz w:val="21"/>
+        </w:rPr>
+        <w:t>17. 推荐通用模板</w:t>
+      </w:r>
+    </w:p>
+    <w:p>
+      <w:pPr>
+        <w:pStyle w:val="ListBullet"/>
+      </w:pPr>
+      <w:r>
+        <w:rPr>
+          <w:rFonts w:ascii="Microsoft YaHei" w:hAnsi="Microsoft YaHei" w:eastAsia="Microsoft YaHei"/>
+          <w:sz w:val="21"/>
+        </w:rPr>
+        <w:t>18. 快速格式清单</w:t>
+      </w:r>
+    </w:p>
+    <w:p>
+      <w:pPr>
+        <w:pStyle w:val="ListBullet"/>
+      </w:pPr>
+      <w:r>
+        <w:rPr>
+          <w:rFonts w:ascii="Microsoft YaHei" w:hAnsi="Microsoft YaHei" w:eastAsia="Microsoft YaHei"/>
+          <w:sz w:val="21"/>
+        </w:rPr>
+        <w:t>19. 编写题库时的建议</w:t>
+      </w:r>
+    </w:p>
+    <w:p>
+      <w:pPr>
+        <w:pStyle w:val="ListBullet"/>
+      </w:pPr>
+      <w:r>
+        <w:rPr>
+          <w:rFonts w:ascii="Microsoft YaHei" w:hAnsi="Microsoft YaHei" w:eastAsia="Microsoft YaHei"/>
+          <w:sz w:val="21"/>
+        </w:rPr>
+        <w:t>20. Excel 表格导入</w:t>
+      </w:r>
+    </w:p>
+    <w:p>
+      <w:pPr>
+        <w:pStyle w:val="ListBullet"/>
+      </w:pPr>
+      <w:r>
+        <w:rPr>
+          <w:rFonts w:ascii="Microsoft YaHei" w:hAnsi="Microsoft YaHei" w:eastAsia="Microsoft YaHei"/>
+          <w:sz w:val="21"/>
+        </w:rPr>
+        <w:t>21. JSON 题库导入</w:t>
+      </w:r>
+    </w:p>
+    <w:p>
+      <w:pPr>
+        <w:pStyle w:val="ListBullet"/>
+      </w:pPr>
+      <w:r>
+        <w:rPr>
+          <w:rFonts w:ascii="Microsoft YaHei" w:hAnsi="Microsoft YaHei" w:eastAsia="Microsoft YaHei"/>
+          <w:sz w:val="21"/>
+        </w:rPr>
+        <w:t>22. 备份 JSON/ZIP 与跨端互通</w:t>
+      </w:r>
+    </w:p>
+    <w:p>
+      <w:pPr>
+        <w:pStyle w:val="Heading2"/>
+      </w:pPr>
+      <w:r>
+        <w:rPr>
+          <w:rFonts w:ascii="Microsoft YaHei" w:hAnsi="Microsoft YaHei" w:eastAsia="Microsoft YaHei"/>
+          <w:sz w:val="21"/>
+        </w:rPr>
+        <w:t>1. 最推荐的标准格式</w:t>
+      </w:r>
+    </w:p>
+    <w:p>
       <w:pPr>
         <w:pStyle w:val="Heading3"/>
       </w:pPr>
       <w:r>
+        <w:rPr>
+          <w:rFonts w:ascii="Microsoft YaHei" w:hAnsi="Microsoft YaHei" w:eastAsia="Microsoft YaHei"/>
+          <w:sz w:val="21"/>
+        </w:rPr>
         <w:t>1.1 客观题标准格式</w:t>
       </w:r>
-      <w:bookmarkEnd w:id="800463"/>
-    </w:p>
-    <w:p>
-      <w:r>
+    </w:p>
+    <w:p>
+      <w:r>
+        <w:rPr>
+          <w:rFonts w:ascii="Microsoft YaHei" w:hAnsi="Microsoft YaHei" w:eastAsia="Microsoft YaHei"/>
+          <w:sz w:val="21"/>
+        </w:rPr>
         <w:t>单选题：</w:t>
       </w:r>
     </w:p>
     <w:p>
-      <w:pPr>
-        <w:pStyle w:val="CodeBlock"/>
-      </w:pPr>
-      <w:r>
+      <w:r>
+        <w:rPr>
+          <w:rFonts w:ascii="Consolas" w:hAnsi="Consolas" w:eastAsia="Microsoft YaHei"/>
+          <w:sz w:val="18"/>
+        </w:rPr>
         <w:t>一、单选题</w:t>
         <w:br/>
         <w:br/>
@@ -1321,14 +455,19 @@
     </w:p>
     <w:p>
       <w:r>
+        <w:rPr>
+          <w:rFonts w:ascii="Microsoft YaHei" w:hAnsi="Microsoft YaHei" w:eastAsia="Microsoft YaHei"/>
+          <w:sz w:val="21"/>
+        </w:rPr>
         <w:t>多选题：</w:t>
       </w:r>
     </w:p>
     <w:p>
-      <w:pPr>
-        <w:pStyle w:val="CodeBlock"/>
-      </w:pPr>
-      <w:r>
+      <w:r>
+        <w:rPr>
+          <w:rFonts w:ascii="Consolas" w:hAnsi="Consolas" w:eastAsia="Microsoft YaHei"/>
+          <w:sz w:val="18"/>
+        </w:rPr>
         <w:t>二、多选题</w:t>
         <w:br/>
         <w:br/>
@@ -1349,14 +488,19 @@
     </w:p>
     <w:p>
       <w:r>
+        <w:rPr>
+          <w:rFonts w:ascii="Microsoft YaHei" w:hAnsi="Microsoft YaHei" w:eastAsia="Microsoft YaHei"/>
+          <w:sz w:val="21"/>
+        </w:rPr>
         <w:t>判断题：</w:t>
       </w:r>
     </w:p>
     <w:p>
-      <w:pPr>
-        <w:pStyle w:val="CodeBlock"/>
-      </w:pPr>
-      <w:r>
+      <w:r>
+        <w:rPr>
+          <w:rFonts w:ascii="Consolas" w:hAnsi="Consolas" w:eastAsia="Microsoft YaHei"/>
+          <w:sz w:val="18"/>
+        </w:rPr>
         <w:t>三、判断题</w:t>
         <w:br/>
         <w:br/>
@@ -1368,20 +512,23 @@
       </w:r>
     </w:p>
     <w:p>
-      <w:bookmarkStart w:id="221716" w:name="h0005"/>
       <w:pPr>
         <w:pStyle w:val="Heading3"/>
       </w:pPr>
       <w:r>
+        <w:rPr>
+          <w:rFonts w:ascii="Microsoft YaHei" w:hAnsi="Microsoft YaHei" w:eastAsia="Microsoft YaHei"/>
+          <w:sz w:val="21"/>
+        </w:rPr>
         <w:t>1.2 主观题标准格式</w:t>
       </w:r>
-      <w:bookmarkEnd w:id="221716"/>
-    </w:p>
-    <w:p>
-      <w:pPr>
-        <w:pStyle w:val="CodeBlock"/>
-      </w:pPr>
-      <w:r>
+    </w:p>
+    <w:p>
+      <w:r>
+        <w:rPr>
+          <w:rFonts w:ascii="Consolas" w:hAnsi="Consolas" w:eastAsia="Microsoft YaHei"/>
+          <w:sz w:val="18"/>
+        </w:rPr>
         <w:t>四、简答题</w:t>
         <w:br/>
         <w:br/>
@@ -1399,25 +546,32 @@
       </w:r>
     </w:p>
     <w:p>
-      <w:bookmarkStart w:id="853748" w:name="h0006"/>
       <w:pPr>
         <w:pStyle w:val="Heading3"/>
       </w:pPr>
       <w:r>
+        <w:rPr>
+          <w:rFonts w:ascii="Microsoft YaHei" w:hAnsi="Microsoft YaHei" w:eastAsia="Microsoft YaHei"/>
+          <w:sz w:val="21"/>
+        </w:rPr>
         <w:t>1.3 最稳妥的题型写法</w:t>
       </w:r>
-      <w:bookmarkEnd w:id="853748"/>
-    </w:p>
-    <w:p>
-      <w:r>
+    </w:p>
+    <w:p>
+      <w:r>
+        <w:rPr>
+          <w:rFonts w:ascii="Microsoft YaHei" w:hAnsi="Microsoft YaHei" w:eastAsia="Microsoft YaHei"/>
+          <w:sz w:val="21"/>
+        </w:rPr>
         <w:t>如果担心题型识别不稳定，推荐给单题加题型标记：</w:t>
       </w:r>
     </w:p>
     <w:p>
-      <w:pPr>
-        <w:pStyle w:val="CodeBlock"/>
-      </w:pPr>
-      <w:r>
+      <w:r>
+        <w:rPr>
+          <w:rFonts w:ascii="Consolas" w:hAnsi="Consolas" w:eastAsia="Microsoft YaHei"/>
+          <w:sz w:val="18"/>
+        </w:rPr>
         <w:t>1. 【单选题】题干内容</w:t>
         <w:br/>
         <w:t>1. 单选题 题干内容</w:t>
@@ -1425,14 +579,19 @@
     </w:p>
     <w:p>
       <w:r>
+        <w:rPr>
+          <w:rFonts w:ascii="Microsoft YaHei" w:hAnsi="Microsoft YaHei" w:eastAsia="Microsoft YaHei"/>
+          <w:sz w:val="21"/>
+        </w:rPr>
         <w:t>章节标题是更常见的题库写法：</w:t>
       </w:r>
     </w:p>
     <w:p>
-      <w:pPr>
-        <w:pStyle w:val="CodeBlock"/>
-      </w:pPr>
-      <w:r>
+      <w:r>
+        <w:rPr>
+          <w:rFonts w:ascii="Consolas" w:hAnsi="Consolas" w:eastAsia="Microsoft YaHei"/>
+          <w:sz w:val="18"/>
+        </w:rPr>
         <w:t>一、单选题</w:t>
         <w:br/>
         <w:t>二、判断题</w:t>
@@ -1441,40 +600,44 @@
       </w:r>
     </w:p>
     <w:p>
-      <w:r>
-        <w:t>---</w:t>
-      </w:r>
-    </w:p>
-    <w:p>
-      <w:bookmarkStart w:id="470233" w:name="h0007"/>
       <w:pPr>
         <w:pStyle w:val="Heading2"/>
       </w:pPr>
       <w:r>
+        <w:rPr>
+          <w:rFonts w:ascii="Microsoft YaHei" w:hAnsi="Microsoft YaHei" w:eastAsia="Microsoft YaHei"/>
+          <w:sz w:val="21"/>
+        </w:rPr>
         <w:t>2. 支持的题号格式</w:t>
       </w:r>
-      <w:bookmarkEnd w:id="470233"/>
-    </w:p>
-    <w:p>
-      <w:bookmarkStart w:id="143321" w:name="h0008"/>
+    </w:p>
+    <w:p>
       <w:pPr>
         <w:pStyle w:val="Heading2"/>
       </w:pPr>
       <w:r>
+        <w:rPr>
+          <w:rFonts w:ascii="Microsoft YaHei" w:hAnsi="Microsoft YaHei" w:eastAsia="Microsoft YaHei"/>
+          <w:sz w:val="21"/>
+        </w:rPr>
         <w:t>2.1 数字题号</w:t>
       </w:r>
-      <w:bookmarkEnd w:id="143321"/>
-    </w:p>
-    <w:p>
-      <w:r>
+    </w:p>
+    <w:p>
+      <w:r>
+        <w:rPr>
+          <w:rFonts w:ascii="Microsoft YaHei" w:hAnsi="Microsoft YaHei" w:eastAsia="Microsoft YaHei"/>
+          <w:sz w:val="21"/>
+        </w:rPr>
         <w:t>支持：</w:t>
       </w:r>
     </w:p>
     <w:p>
-      <w:pPr>
-        <w:pStyle w:val="CodeBlock"/>
-      </w:pPr>
-      <w:r>
+      <w:r>
+        <w:rPr>
+          <w:rFonts w:ascii="Consolas" w:hAnsi="Consolas" w:eastAsia="Microsoft YaHei"/>
+          <w:sz w:val="18"/>
+        </w:rPr>
         <w:t>1. 题干</w:t>
         <w:br/>
         <w:t>1、题干</w:t>
@@ -1498,80 +661,108 @@
     </w:p>
     <w:p>
       <w:r>
+        <w:rPr>
+          <w:rFonts w:ascii="Microsoft YaHei" w:hAnsi="Microsoft YaHei" w:eastAsia="Microsoft YaHei"/>
+          <w:sz w:val="21"/>
+        </w:rPr>
         <w:t>也支持题号和题干之间使用空格：</w:t>
       </w:r>
     </w:p>
     <w:p>
-      <w:pPr>
-        <w:pStyle w:val="CodeBlock"/>
-      </w:pPr>
-      <w:r>
+      <w:r>
+        <w:rPr>
+          <w:rFonts w:ascii="Consolas" w:hAnsi="Consolas" w:eastAsia="Microsoft YaHei"/>
+          <w:sz w:val="18"/>
+        </w:rPr>
         <w:t>1 题干内容</w:t>
       </w:r>
     </w:p>
     <w:p>
       <w:r>
+        <w:rPr>
+          <w:rFonts w:ascii="Microsoft YaHei" w:hAnsi="Microsoft YaHei" w:eastAsia="Microsoft YaHei"/>
+          <w:sz w:val="21"/>
+        </w:rPr>
         <w:t>较紧凑写法也可识别：</w:t>
       </w:r>
     </w:p>
     <w:p>
-      <w:pPr>
-        <w:pStyle w:val="CodeBlock"/>
-      </w:pPr>
-      <w:r>
+      <w:r>
+        <w:rPr>
+          <w:rFonts w:ascii="Consolas" w:hAnsi="Consolas" w:eastAsia="Microsoft YaHei"/>
+          <w:sz w:val="18"/>
+        </w:rPr>
         <w:t>1题干内容</w:t>
       </w:r>
     </w:p>
     <w:p>
       <w:r>
+        <w:rPr>
+          <w:rFonts w:ascii="Microsoft YaHei" w:hAnsi="Microsoft YaHei" w:eastAsia="Microsoft YaHei"/>
+          <w:sz w:val="21"/>
+        </w:rPr>
         <w:t>建议：紧凑写法更适合 1–2 位题号；题号较长时，建议使用 1. 题干、1、题干、第1题：题干 这类更清晰的格式。</w:t>
       </w:r>
     </w:p>
     <w:p>
-      <w:bookmarkStart w:id="551998" w:name="h0009"/>
       <w:pPr>
         <w:pStyle w:val="Heading3"/>
       </w:pPr>
       <w:r>
+        <w:rPr>
+          <w:rFonts w:ascii="Microsoft YaHei" w:hAnsi="Microsoft YaHei" w:eastAsia="Microsoft YaHei"/>
+          <w:sz w:val="21"/>
+        </w:rPr>
         <w:t>2.2 方括号题号</w:t>
       </w:r>
-      <w:bookmarkEnd w:id="551998"/>
-    </w:p>
-    <w:p>
-      <w:r>
+    </w:p>
+    <w:p>
+      <w:r>
+        <w:rPr>
+          <w:rFonts w:ascii="Microsoft YaHei" w:hAnsi="Microsoft YaHei" w:eastAsia="Microsoft YaHei"/>
+          <w:sz w:val="21"/>
+        </w:rPr>
         <w:t>支持：</w:t>
       </w:r>
     </w:p>
     <w:p>
-      <w:pPr>
-        <w:pStyle w:val="CodeBlock"/>
-      </w:pPr>
-      <w:r>
+      <w:r>
+        <w:rPr>
+          <w:rFonts w:ascii="Consolas" w:hAnsi="Consolas" w:eastAsia="Microsoft YaHei"/>
+          <w:sz w:val="18"/>
+        </w:rPr>
         <w:t>【1】题干</w:t>
         <w:br/>
         <w:t>[1] 题干</w:t>
       </w:r>
     </w:p>
     <w:p>
-      <w:bookmarkStart w:id="943341" w:name="h0010"/>
       <w:pPr>
         <w:pStyle w:val="Heading3"/>
       </w:pPr>
       <w:r>
+        <w:rPr>
+          <w:rFonts w:ascii="Microsoft YaHei" w:hAnsi="Microsoft YaHei" w:eastAsia="Microsoft YaHei"/>
+          <w:sz w:val="21"/>
+        </w:rPr>
         <w:t>2.3 公考面试 / 主观题题号</w:t>
       </w:r>
-      <w:bookmarkEnd w:id="943341"/>
-    </w:p>
-    <w:p>
-      <w:r>
+    </w:p>
+    <w:p>
+      <w:r>
+        <w:rPr>
+          <w:rFonts w:ascii="Microsoft YaHei" w:hAnsi="Microsoft YaHei" w:eastAsia="Microsoft YaHei"/>
+          <w:sz w:val="21"/>
+        </w:rPr>
         <w:t>支持：</w:t>
       </w:r>
     </w:p>
     <w:p>
-      <w:pPr>
-        <w:pStyle w:val="CodeBlock"/>
-      </w:pPr>
-      <w:r>
+      <w:r>
+        <w:rPr>
+          <w:rFonts w:ascii="Consolas" w:hAnsi="Consolas" w:eastAsia="Microsoft YaHei"/>
+          <w:sz w:val="18"/>
+        </w:rPr>
         <w:t>问题一：题干</w:t>
         <w:br/>
         <w:t>问题1：题干</w:t>
@@ -1591,14 +782,19 @@
     </w:p>
     <w:p>
       <w:r>
+        <w:rPr>
+          <w:rFonts w:ascii="Microsoft YaHei" w:hAnsi="Microsoft YaHei" w:eastAsia="Microsoft YaHei"/>
+          <w:sz w:val="21"/>
+        </w:rPr>
         <w:t>也支持部分中文编号题号：</w:t>
       </w:r>
     </w:p>
     <w:p>
-      <w:pPr>
-        <w:pStyle w:val="CodeBlock"/>
-      </w:pPr>
-      <w:r>
+      <w:r>
+        <w:rPr>
+          <w:rFonts w:ascii="Consolas" w:hAnsi="Consolas" w:eastAsia="Microsoft YaHei"/>
+          <w:sz w:val="18"/>
+        </w:rPr>
         <w:t>一、请谈谈你的看法。</w:t>
         <w:br/>
         <w:t>二、请分析原因。</w:t>
@@ -1608,49 +804,61 @@
     </w:p>
     <w:p>
       <w:r>
+        <w:rPr>
+          <w:rFonts w:ascii="Microsoft YaHei" w:hAnsi="Microsoft YaHei" w:eastAsia="Microsoft YaHei"/>
+          <w:sz w:val="21"/>
+        </w:rPr>
         <w:t>注意：如果中文编号明显是章节标题，例如 一、标准客观题测试区、二、判断题，解析器会优先按章节处理，不会当作题目。</w:t>
       </w:r>
     </w:p>
     <w:p>
-      <w:r>
-        <w:t>---</w:t>
-      </w:r>
-    </w:p>
-    <w:p>
-      <w:bookmarkStart w:id="212547" w:name="h0011"/>
       <w:pPr>
         <w:pStyle w:val="Heading2"/>
       </w:pPr>
       <w:r>
+        <w:rPr>
+          <w:rFonts w:ascii="Microsoft YaHei" w:hAnsi="Microsoft YaHei" w:eastAsia="Microsoft YaHei"/>
+          <w:sz w:val="21"/>
+        </w:rPr>
         <w:t>3. 支持的题型标记</w:t>
       </w:r>
-      <w:bookmarkEnd w:id="212547"/>
-    </w:p>
-    <w:p>
-      <w:r>
+    </w:p>
+    <w:p>
+      <w:r>
+        <w:rPr>
+          <w:rFonts w:ascii="Microsoft YaHei" w:hAnsi="Microsoft YaHei" w:eastAsia="Microsoft YaHei"/>
+          <w:sz w:val="21"/>
+        </w:rPr>
         <w:t>题型标记既可以写在单题题干前，也可以写成章节标题，让后续题目继承该章节题型。</w:t>
       </w:r>
     </w:p>
     <w:p>
-      <w:bookmarkStart w:id="695543" w:name="h0012"/>
       <w:pPr>
         <w:pStyle w:val="Heading3"/>
       </w:pPr>
       <w:r>
+        <w:rPr>
+          <w:rFonts w:ascii="Microsoft YaHei" w:hAnsi="Microsoft YaHei" w:eastAsia="Microsoft YaHei"/>
+          <w:sz w:val="21"/>
+        </w:rPr>
         <w:t>3.1 支持的题型名称</w:t>
       </w:r>
-      <w:bookmarkEnd w:id="695543"/>
-    </w:p>
-    <w:p>
-      <w:r>
+    </w:p>
+    <w:p>
+      <w:r>
+        <w:rPr>
+          <w:rFonts w:ascii="Microsoft YaHei" w:hAnsi="Microsoft YaHei" w:eastAsia="Microsoft YaHei"/>
+          <w:sz w:val="21"/>
+        </w:rPr>
         <w:t>单选类：</w:t>
       </w:r>
     </w:p>
     <w:p>
-      <w:pPr>
-        <w:pStyle w:val="CodeBlock"/>
-      </w:pPr>
-      <w:r>
+      <w:r>
+        <w:rPr>
+          <w:rFonts w:ascii="Consolas" w:hAnsi="Consolas" w:eastAsia="Microsoft YaHei"/>
+          <w:sz w:val="18"/>
+        </w:rPr>
         <w:t>单选题</w:t>
         <w:br/>
         <w:t>单选</w:t>
@@ -1664,14 +872,19 @@
     </w:p>
     <w:p>
       <w:r>
+        <w:rPr>
+          <w:rFonts w:ascii="Microsoft YaHei" w:hAnsi="Microsoft YaHei" w:eastAsia="Microsoft YaHei"/>
+          <w:sz w:val="21"/>
+        </w:rPr>
         <w:t>多选类：</w:t>
       </w:r>
     </w:p>
     <w:p>
-      <w:pPr>
-        <w:pStyle w:val="CodeBlock"/>
-      </w:pPr>
-      <w:r>
+      <w:r>
+        <w:rPr>
+          <w:rFonts w:ascii="Consolas" w:hAnsi="Consolas" w:eastAsia="Microsoft YaHei"/>
+          <w:sz w:val="18"/>
+        </w:rPr>
         <w:t>多选题</w:t>
         <w:br/>
         <w:t>多选</w:t>
@@ -1687,14 +900,19 @@
     </w:p>
     <w:p>
       <w:r>
+        <w:rPr>
+          <w:rFonts w:ascii="Microsoft YaHei" w:hAnsi="Microsoft YaHei" w:eastAsia="Microsoft YaHei"/>
+          <w:sz w:val="21"/>
+        </w:rPr>
         <w:t>判断类：</w:t>
       </w:r>
     </w:p>
     <w:p>
-      <w:pPr>
-        <w:pStyle w:val="CodeBlock"/>
-      </w:pPr>
-      <w:r>
+      <w:r>
+        <w:rPr>
+          <w:rFonts w:ascii="Consolas" w:hAnsi="Consolas" w:eastAsia="Microsoft YaHei"/>
+          <w:sz w:val="18"/>
+        </w:rPr>
         <w:t>判断题</w:t>
         <w:br/>
         <w:t>判断</w:t>
@@ -1710,14 +928,19 @@
     </w:p>
     <w:p>
       <w:r>
+        <w:rPr>
+          <w:rFonts w:ascii="Microsoft YaHei" w:hAnsi="Microsoft YaHei" w:eastAsia="Microsoft YaHei"/>
+          <w:sz w:val="21"/>
+        </w:rPr>
         <w:t>填空类：</w:t>
       </w:r>
     </w:p>
     <w:p>
-      <w:pPr>
-        <w:pStyle w:val="CodeBlock"/>
-      </w:pPr>
-      <w:r>
+      <w:r>
+        <w:rPr>
+          <w:rFonts w:ascii="Consolas" w:hAnsi="Consolas" w:eastAsia="Microsoft YaHei"/>
+          <w:sz w:val="18"/>
+        </w:rPr>
         <w:t>填空题</w:t>
         <w:br/>
         <w:t>填空</w:t>
@@ -1729,14 +952,19 @@
     </w:p>
     <w:p>
       <w:r>
+        <w:rPr>
+          <w:rFonts w:ascii="Microsoft YaHei" w:hAnsi="Microsoft YaHei" w:eastAsia="Microsoft YaHei"/>
+          <w:sz w:val="21"/>
+        </w:rPr>
         <w:t>主观题类：</w:t>
       </w:r>
     </w:p>
     <w:p>
-      <w:pPr>
-        <w:pStyle w:val="CodeBlock"/>
-      </w:pPr>
-      <w:r>
+      <w:r>
+        <w:rPr>
+          <w:rFonts w:ascii="Consolas" w:hAnsi="Consolas" w:eastAsia="Microsoft YaHei"/>
+          <w:sz w:val="18"/>
+        </w:rPr>
         <w:t>简答题</w:t>
         <w:br/>
         <w:t>简答</w:t>
@@ -1781,25 +1009,32 @@
       </w:r>
     </w:p>
     <w:p>
-      <w:bookmarkStart w:id="56175" w:name="h0013"/>
       <w:pPr>
         <w:pStyle w:val="Heading3"/>
       </w:pPr>
       <w:r>
+        <w:rPr>
+          <w:rFonts w:ascii="Microsoft YaHei" w:hAnsi="Microsoft YaHei" w:eastAsia="Microsoft YaHei"/>
+          <w:sz w:val="21"/>
+        </w:rPr>
         <w:t>3.2 单题内题型标记</w:t>
       </w:r>
-      <w:bookmarkEnd w:id="56175"/>
-    </w:p>
-    <w:p>
-      <w:r>
+    </w:p>
+    <w:p>
+      <w:r>
+        <w:rPr>
+          <w:rFonts w:ascii="Microsoft YaHei" w:hAnsi="Microsoft YaHei" w:eastAsia="Microsoft YaHei"/>
+          <w:sz w:val="21"/>
+        </w:rPr>
         <w:t>支持以下单题写法：</w:t>
       </w:r>
     </w:p>
     <w:p>
-      <w:pPr>
-        <w:pStyle w:val="CodeBlock"/>
-      </w:pPr>
-      <w:r>
+      <w:r>
+        <w:rPr>
+          <w:rFonts w:ascii="Consolas" w:hAnsi="Consolas" w:eastAsia="Microsoft YaHei"/>
+          <w:sz w:val="18"/>
+        </w:rPr>
         <w:t>1. 【单选题】题干内容</w:t>
         <w:br/>
         <w:t>1. [单选题] 题干内容</w:t>
@@ -1819,14 +1054,19 @@
     </w:p>
     <w:p>
       <w:r>
+        <w:rPr>
+          <w:rFonts w:ascii="Microsoft YaHei" w:hAnsi="Microsoft YaHei" w:eastAsia="Microsoft YaHei"/>
+          <w:sz w:val="21"/>
+        </w:rPr>
         <w:t>其他题型同理：</w:t>
       </w:r>
     </w:p>
     <w:p>
-      <w:pPr>
-        <w:pStyle w:val="CodeBlock"/>
-      </w:pPr>
-      <w:r>
+      <w:r>
+        <w:rPr>
+          <w:rFonts w:ascii="Consolas" w:hAnsi="Consolas" w:eastAsia="Microsoft YaHei"/>
+          <w:sz w:val="18"/>
+        </w:rPr>
         <w:t>2. [多选题] 题干内容</w:t>
         <w:br/>
         <w:t>3. （判断题）题干内容</w:t>
@@ -1844,29 +1084,40 @@
     </w:p>
     <w:p>
       <w:r>
+        <w:rPr>
+          <w:rFonts w:ascii="Microsoft YaHei" w:hAnsi="Microsoft YaHei" w:eastAsia="Microsoft YaHei"/>
+          <w:sz w:val="21"/>
+        </w:rPr>
         <w:t>解析器会尝试把题型标签从题干中移除，并将其作为该题的题型依据。</w:t>
       </w:r>
     </w:p>
     <w:p>
-      <w:bookmarkStart w:id="559678" w:name="h0014"/>
       <w:pPr>
         <w:pStyle w:val="Heading3"/>
       </w:pPr>
       <w:r>
+        <w:rPr>
+          <w:rFonts w:ascii="Microsoft YaHei" w:hAnsi="Microsoft YaHei" w:eastAsia="Microsoft YaHei"/>
+          <w:sz w:val="21"/>
+        </w:rPr>
         <w:t>3.3 章节题型标记</w:t>
       </w:r>
-      <w:bookmarkEnd w:id="559678"/>
-    </w:p>
-    <w:p>
-      <w:r>
+    </w:p>
+    <w:p>
+      <w:r>
+        <w:rPr>
+          <w:rFonts w:ascii="Microsoft YaHei" w:hAnsi="Microsoft YaHei" w:eastAsia="Microsoft YaHei"/>
+          <w:sz w:val="21"/>
+        </w:rPr>
         <w:t>支持通过章节标题给后续题目指定题型：</w:t>
       </w:r>
     </w:p>
     <w:p>
-      <w:pPr>
-        <w:pStyle w:val="CodeBlock"/>
-      </w:pPr>
-      <w:r>
+      <w:r>
+        <w:rPr>
+          <w:rFonts w:ascii="Consolas" w:hAnsi="Consolas" w:eastAsia="Microsoft YaHei"/>
+          <w:sz w:val="18"/>
+        </w:rPr>
         <w:t>一、单选题</w:t>
         <w:br/>
         <w:t>二、多选题</w:t>
@@ -1884,14 +1135,19 @@
     </w:p>
     <w:p>
       <w:r>
+        <w:rPr>
+          <w:rFonts w:ascii="Microsoft YaHei" w:hAnsi="Microsoft YaHei" w:eastAsia="Microsoft YaHei"/>
+          <w:sz w:val="21"/>
+        </w:rPr>
         <w:t>也支持章节标题中的括号题型：</w:t>
       </w:r>
     </w:p>
     <w:p>
-      <w:pPr>
-        <w:pStyle w:val="CodeBlock"/>
-      </w:pPr>
-      <w:r>
+      <w:r>
+        <w:rPr>
+          <w:rFonts w:ascii="Consolas" w:hAnsi="Consolas" w:eastAsia="Microsoft YaHei"/>
+          <w:sz w:val="18"/>
+        </w:rPr>
         <w:t>一、【单选题】</w:t>
         <w:br/>
         <w:t>二、[多选题]</w:t>
@@ -1909,29 +1165,40 @@
     </w:p>
     <w:p>
       <w:r>
+        <w:rPr>
+          <w:rFonts w:ascii="Microsoft YaHei" w:hAnsi="Microsoft YaHei" w:eastAsia="Microsoft YaHei"/>
+          <w:sz w:val="21"/>
+        </w:rPr>
         <w:t>章节标题本身不会被当作题目；后续没有单独题型标签的题目，会优先继承该章节题型。</w:t>
       </w:r>
     </w:p>
     <w:p>
-      <w:bookmarkStart w:id="242237" w:name="h0015"/>
       <w:pPr>
         <w:pStyle w:val="Heading3"/>
       </w:pPr>
       <w:r>
+        <w:rPr>
+          <w:rFonts w:ascii="Microsoft YaHei" w:hAnsi="Microsoft YaHei" w:eastAsia="Microsoft YaHei"/>
+          <w:sz w:val="21"/>
+        </w:rPr>
         <w:t>3.4 题型标签后的分隔符</w:t>
       </w:r>
-      <w:bookmarkEnd w:id="242237"/>
-    </w:p>
-    <w:p>
-      <w:r>
+    </w:p>
+    <w:p>
+      <w:r>
+        <w:rPr>
+          <w:rFonts w:ascii="Microsoft YaHei" w:hAnsi="Microsoft YaHei" w:eastAsia="Microsoft YaHei"/>
+          <w:sz w:val="21"/>
+        </w:rPr>
         <w:t>题型标签后可以直接接题干，也可以使用空格或常见分隔符：</w:t>
       </w:r>
     </w:p>
     <w:p>
-      <w:pPr>
-        <w:pStyle w:val="CodeBlock"/>
-      </w:pPr>
-      <w:r>
+      <w:r>
+        <w:rPr>
+          <w:rFonts w:ascii="Consolas" w:hAnsi="Consolas" w:eastAsia="Microsoft YaHei"/>
+          <w:sz w:val="18"/>
+        </w:rPr>
         <w:t>1. 单选题 题干内容</w:t>
         <w:br/>
         <w:t>1. 单选题：题干内容</w:t>
@@ -1946,30 +1213,32 @@
       </w:r>
     </w:p>
     <w:p>
-      <w:r>
-        <w:t>---</w:t>
-      </w:r>
-    </w:p>
-    <w:p>
-      <w:bookmarkStart w:id="967893" w:name="h0016"/>
       <w:pPr>
         <w:pStyle w:val="Heading2"/>
       </w:pPr>
       <w:r>
+        <w:rPr>
+          <w:rFonts w:ascii="Microsoft YaHei" w:hAnsi="Microsoft YaHei" w:eastAsia="Microsoft YaHei"/>
+          <w:sz w:val="21"/>
+        </w:rPr>
         <w:t>4. 支持的章节标题</w:t>
       </w:r>
-      <w:bookmarkEnd w:id="967893"/>
-    </w:p>
-    <w:p>
-      <w:r>
+    </w:p>
+    <w:p>
+      <w:r>
+        <w:rPr>
+          <w:rFonts w:ascii="Microsoft YaHei" w:hAnsi="Microsoft YaHei" w:eastAsia="Microsoft YaHei"/>
+          <w:sz w:val="21"/>
+        </w:rPr>
         <w:t>以下章节标题会被识别为分区标题，不会误当作题目：</w:t>
       </w:r>
     </w:p>
     <w:p>
-      <w:pPr>
-        <w:pStyle w:val="CodeBlock"/>
-      </w:pPr>
-      <w:r>
+      <w:r>
+        <w:rPr>
+          <w:rFonts w:ascii="Consolas" w:hAnsi="Consolas" w:eastAsia="Microsoft YaHei"/>
+          <w:sz w:val="18"/>
+        </w:rPr>
         <w:t>第一部分 常识判断</w:t>
         <w:br/>
         <w:t>第二部分 言语理解</w:t>
@@ -1983,14 +1252,19 @@
     </w:p>
     <w:p>
       <w:r>
+        <w:rPr>
+          <w:rFonts w:ascii="Microsoft YaHei" w:hAnsi="Microsoft YaHei" w:eastAsia="Microsoft YaHei"/>
+          <w:sz w:val="21"/>
+        </w:rPr>
         <w:t>也支持：</w:t>
       </w:r>
     </w:p>
     <w:p>
-      <w:pPr>
-        <w:pStyle w:val="CodeBlock"/>
-      </w:pPr>
-      <w:r>
+      <w:r>
+        <w:rPr>
+          <w:rFonts w:ascii="Consolas" w:hAnsi="Consolas" w:eastAsia="Microsoft YaHei"/>
+          <w:sz w:val="18"/>
+        </w:rPr>
         <w:t>一、常识判断</w:t>
         <w:br/>
         <w:t>二、言语理解</w:t>
@@ -2004,14 +1278,19 @@
     </w:p>
     <w:p>
       <w:r>
+        <w:rPr>
+          <w:rFonts w:ascii="Microsoft YaHei" w:hAnsi="Microsoft YaHei" w:eastAsia="Microsoft YaHei"/>
+          <w:sz w:val="21"/>
+        </w:rPr>
         <w:t>常见知识模块类标题也可识别：</w:t>
       </w:r>
     </w:p>
     <w:p>
-      <w:pPr>
-        <w:pStyle w:val="CodeBlock"/>
-      </w:pPr>
-      <w:r>
+      <w:r>
+        <w:rPr>
+          <w:rFonts w:ascii="Consolas" w:hAnsi="Consolas" w:eastAsia="Microsoft YaHei"/>
+          <w:sz w:val="18"/>
+        </w:rPr>
         <w:t>一、公共基础知识</w:t>
         <w:br/>
         <w:t>二、专业知识</w:t>
@@ -2029,14 +1308,19 @@
     </w:p>
     <w:p>
       <w:r>
+        <w:rPr>
+          <w:rFonts w:ascii="Microsoft YaHei" w:hAnsi="Microsoft YaHei" w:eastAsia="Microsoft YaHei"/>
+          <w:sz w:val="21"/>
+        </w:rPr>
         <w:t>测试文档或整理文档中的说明性章节也会尽量避免被误识别为题目，例如：</w:t>
       </w:r>
     </w:p>
     <w:p>
-      <w:pPr>
-        <w:pStyle w:val="CodeBlock"/>
-      </w:pPr>
-      <w:r>
+      <w:r>
+        <w:rPr>
+          <w:rFonts w:ascii="Consolas" w:hAnsi="Consolas" w:eastAsia="Microsoft YaHei"/>
+          <w:sz w:val="18"/>
+        </w:rPr>
         <w:t>一、标准客观题测试区</w:t>
         <w:br/>
         <w:t>二、格式变体与边界测试区</w:t>
@@ -2051,45 +1335,53 @@
       </w:r>
     </w:p>
     <w:p>
-      <w:r>
-        <w:t>---</w:t>
-      </w:r>
-    </w:p>
-    <w:p>
-      <w:bookmarkStart w:id="452186" w:name="h0017"/>
       <w:pPr>
         <w:pStyle w:val="Heading2"/>
       </w:pPr>
       <w:r>
+        <w:rPr>
+          <w:rFonts w:ascii="Microsoft YaHei" w:hAnsi="Microsoft YaHei" w:eastAsia="Microsoft YaHei"/>
+          <w:sz w:val="21"/>
+        </w:rPr>
         <w:t>5. 支持的选项格式</w:t>
       </w:r>
-      <w:bookmarkEnd w:id="452186"/>
-    </w:p>
-    <w:p>
-      <w:r>
+    </w:p>
+    <w:p>
+      <w:r>
+        <w:rPr>
+          <w:rFonts w:ascii="Microsoft YaHei" w:hAnsi="Microsoft YaHei" w:eastAsia="Microsoft YaHei"/>
+          <w:sz w:val="21"/>
+        </w:rPr>
         <w:t>支持 A–G 选项，大小写不敏感，导入后会统一为大写。</w:t>
       </w:r>
     </w:p>
     <w:p>
-      <w:bookmarkStart w:id="4313" w:name="h0018"/>
       <w:pPr>
         <w:pStyle w:val="Heading3"/>
       </w:pPr>
       <w:r>
+        <w:rPr>
+          <w:rFonts w:ascii="Microsoft YaHei" w:hAnsi="Microsoft YaHei" w:eastAsia="Microsoft YaHei"/>
+          <w:sz w:val="21"/>
+        </w:rPr>
         <w:t>5.1 独立行选项</w:t>
       </w:r>
-      <w:bookmarkEnd w:id="4313"/>
-    </w:p>
-    <w:p>
-      <w:r>
+    </w:p>
+    <w:p>
+      <w:r>
+        <w:rPr>
+          <w:rFonts w:ascii="Microsoft YaHei" w:hAnsi="Microsoft YaHei" w:eastAsia="Microsoft YaHei"/>
+          <w:sz w:val="21"/>
+        </w:rPr>
         <w:t>支持：</w:t>
       </w:r>
     </w:p>
     <w:p>
-      <w:pPr>
-        <w:pStyle w:val="CodeBlock"/>
-      </w:pPr>
-      <w:r>
+      <w:r>
+        <w:rPr>
+          <w:rFonts w:ascii="Consolas" w:hAnsi="Consolas" w:eastAsia="Microsoft YaHei"/>
+          <w:sz w:val="18"/>
+        </w:rPr>
         <w:t>A. 选项内容</w:t>
         <w:br/>
         <w:t>B. 选项内容</w:t>
@@ -2101,14 +1393,19 @@
     </w:p>
     <w:p>
       <w:r>
+        <w:rPr>
+          <w:rFonts w:ascii="Microsoft YaHei" w:hAnsi="Microsoft YaHei" w:eastAsia="Microsoft YaHei"/>
+          <w:sz w:val="21"/>
+        </w:rPr>
         <w:t>也支持：</w:t>
       </w:r>
     </w:p>
     <w:p>
-      <w:pPr>
-        <w:pStyle w:val="CodeBlock"/>
-      </w:pPr>
-      <w:r>
+      <w:r>
+        <w:rPr>
+          <w:rFonts w:ascii="Consolas" w:hAnsi="Consolas" w:eastAsia="Microsoft YaHei"/>
+          <w:sz w:val="18"/>
+        </w:rPr>
         <w:t>A、选项内容</w:t>
         <w:br/>
         <w:t>A．选项内容</w:t>
@@ -2123,25 +1420,32 @@
       </w:r>
     </w:p>
     <w:p>
-      <w:bookmarkStart w:id="427690" w:name="h0019"/>
       <w:pPr>
         <w:pStyle w:val="Heading3"/>
       </w:pPr>
       <w:r>
+        <w:rPr>
+          <w:rFonts w:ascii="Microsoft YaHei" w:hAnsi="Microsoft YaHei" w:eastAsia="Microsoft YaHei"/>
+          <w:sz w:val="21"/>
+        </w:rPr>
         <w:t>5.2 同一行多个选项</w:t>
       </w:r>
-      <w:bookmarkEnd w:id="427690"/>
-    </w:p>
-    <w:p>
-      <w:r>
+    </w:p>
+    <w:p>
+      <w:r>
+        <w:rPr>
+          <w:rFonts w:ascii="Microsoft YaHei" w:hAnsi="Microsoft YaHei" w:eastAsia="Microsoft YaHei"/>
+          <w:sz w:val="21"/>
+        </w:rPr>
         <w:t>支持：</w:t>
       </w:r>
     </w:p>
     <w:p>
-      <w:pPr>
-        <w:pStyle w:val="CodeBlock"/>
-      </w:pPr>
-      <w:r>
+      <w:r>
+        <w:rPr>
+          <w:rFonts w:ascii="Consolas" w:hAnsi="Consolas" w:eastAsia="Microsoft YaHei"/>
+          <w:sz w:val="18"/>
+        </w:rPr>
         <w:t>A. 选项一 B. 选项二 C. 选项三 D. 选项四</w:t>
         <w:br/>
         <w:t>A、选项一 B、选项二 C、选项三 D、选项四</w:t>
@@ -2150,30 +1454,41 @@
       </w:r>
     </w:p>
     <w:p>
-      <w:bookmarkStart w:id="672551" w:name="h0020"/>
       <w:pPr>
         <w:pStyle w:val="Heading3"/>
       </w:pPr>
       <w:r>
+        <w:rPr>
+          <w:rFonts w:ascii="Microsoft YaHei" w:hAnsi="Microsoft YaHei" w:eastAsia="Microsoft YaHei"/>
+          <w:sz w:val="21"/>
+        </w:rPr>
         <w:t>5.3 选项续行</w:t>
       </w:r>
-      <w:bookmarkEnd w:id="672551"/>
-    </w:p>
-    <w:p>
-      <w:r>
+    </w:p>
+    <w:p>
+      <w:r>
+        <w:rPr>
+          <w:rFonts w:ascii="Microsoft YaHei" w:hAnsi="Microsoft YaHei" w:eastAsia="Microsoft YaHei"/>
+          <w:sz w:val="21"/>
+        </w:rPr>
         <w:t>如果选项已经开始，后续非题号、非答案、非解析的普通文本行，可能会被追加到上一选项后面。</w:t>
       </w:r>
     </w:p>
     <w:p>
       <w:r>
+        <w:rPr>
+          <w:rFonts w:ascii="Microsoft YaHei" w:hAnsi="Microsoft YaHei" w:eastAsia="Microsoft YaHei"/>
+          <w:sz w:val="21"/>
+        </w:rPr>
         <w:t>示例：</w:t>
       </w:r>
     </w:p>
     <w:p>
-      <w:pPr>
-        <w:pStyle w:val="CodeBlock"/>
-      </w:pPr>
-      <w:r>
+      <w:r>
+        <w:rPr>
+          <w:rFonts w:ascii="Consolas" w:hAnsi="Consolas" w:eastAsia="Microsoft YaHei"/>
+          <w:sz w:val="18"/>
+        </w:rPr>
         <w:t>A. 这是一个较长选项</w:t>
         <w:br/>
         <w:t>需要换行继续说明</w:t>
@@ -2182,25 +1497,32 @@
       </w:r>
     </w:p>
     <w:p>
-      <w:bookmarkStart w:id="737797" w:name="h0021"/>
       <w:pPr>
         <w:pStyle w:val="Heading3"/>
       </w:pPr>
       <w:r>
+        <w:rPr>
+          <w:rFonts w:ascii="Microsoft YaHei" w:hAnsi="Microsoft YaHei" w:eastAsia="Microsoft YaHei"/>
+          <w:sz w:val="21"/>
+        </w:rPr>
         <w:t>5.4 不推荐的选项格式</w:t>
       </w:r>
-      <w:bookmarkEnd w:id="737797"/>
-    </w:p>
-    <w:p>
-      <w:r>
+    </w:p>
+    <w:p>
+      <w:r>
+        <w:rPr>
+          <w:rFonts w:ascii="Microsoft YaHei" w:hAnsi="Microsoft YaHei" w:eastAsia="Microsoft YaHei"/>
+          <w:sz w:val="21"/>
+        </w:rPr>
         <w:t>当前主要支持 A–G，不建议使用 H 之后的选项：</w:t>
       </w:r>
     </w:p>
     <w:p>
-      <w:pPr>
-        <w:pStyle w:val="CodeBlock"/>
-      </w:pPr>
-      <w:r>
+      <w:r>
+        <w:rPr>
+          <w:rFonts w:ascii="Consolas" w:hAnsi="Consolas" w:eastAsia="Microsoft YaHei"/>
+          <w:sz w:val="18"/>
+        </w:rPr>
         <w:t>H. 选项</w:t>
         <w:br/>
         <w:t>I. 选项</w:t>
@@ -2208,14 +1530,19 @@
     </w:p>
     <w:p>
       <w:r>
+        <w:rPr>
+          <w:rFonts w:ascii="Microsoft YaHei" w:hAnsi="Microsoft YaHei" w:eastAsia="Microsoft YaHei"/>
+          <w:sz w:val="21"/>
+        </w:rPr>
         <w:t>当前也不建议把甲乙丙丁作为标准选项标记：</w:t>
       </w:r>
     </w:p>
     <w:p>
-      <w:pPr>
-        <w:pStyle w:val="CodeBlock"/>
-      </w:pPr>
-      <w:r>
+      <w:r>
+        <w:rPr>
+          <w:rFonts w:ascii="Consolas" w:hAnsi="Consolas" w:eastAsia="Microsoft YaHei"/>
+          <w:sz w:val="18"/>
+        </w:rPr>
         <w:t>甲. 选项</w:t>
         <w:br/>
         <w:t>乙. 选项</w:t>
@@ -2227,14 +1554,19 @@
     </w:p>
     <w:p>
       <w:r>
+        <w:rPr>
+          <w:rFonts w:ascii="Microsoft YaHei" w:hAnsi="Microsoft YaHei" w:eastAsia="Microsoft YaHei"/>
+          <w:sz w:val="21"/>
+        </w:rPr>
         <w:t>建议改为：</w:t>
       </w:r>
     </w:p>
     <w:p>
-      <w:pPr>
-        <w:pStyle w:val="CodeBlock"/>
-      </w:pPr>
-      <w:r>
+      <w:r>
+        <w:rPr>
+          <w:rFonts w:ascii="Consolas" w:hAnsi="Consolas" w:eastAsia="Microsoft YaHei"/>
+          <w:sz w:val="18"/>
+        </w:rPr>
         <w:t>A. 选项</w:t>
         <w:br/>
         <w:t>B. 选项</w:t>
@@ -2245,40 +1577,44 @@
       </w:r>
     </w:p>
     <w:p>
-      <w:r>
-        <w:t>---</w:t>
-      </w:r>
-    </w:p>
-    <w:p>
-      <w:bookmarkStart w:id="810682" w:name="h0022"/>
       <w:pPr>
         <w:pStyle w:val="Heading2"/>
       </w:pPr>
       <w:r>
+        <w:rPr>
+          <w:rFonts w:ascii="Microsoft YaHei" w:hAnsi="Microsoft YaHei" w:eastAsia="Microsoft YaHei"/>
+          <w:sz w:val="21"/>
+        </w:rPr>
         <w:t>6. 支持的答案标签</w:t>
       </w:r>
-      <w:bookmarkEnd w:id="810682"/>
-    </w:p>
-    <w:p>
-      <w:bookmarkStart w:id="819827" w:name="h0023"/>
+    </w:p>
+    <w:p>
       <w:pPr>
         <w:pStyle w:val="Heading3"/>
       </w:pPr>
       <w:r>
+        <w:rPr>
+          <w:rFonts w:ascii="Microsoft YaHei" w:hAnsi="Microsoft YaHei" w:eastAsia="Microsoft YaHei"/>
+          <w:sz w:val="21"/>
+        </w:rPr>
         <w:t>6.1 客观题答案标签</w:t>
       </w:r>
-      <w:bookmarkEnd w:id="819827"/>
-    </w:p>
-    <w:p>
-      <w:r>
+    </w:p>
+    <w:p>
+      <w:r>
+        <w:rPr>
+          <w:rFonts w:ascii="Microsoft YaHei" w:hAnsi="Microsoft YaHei" w:eastAsia="Microsoft YaHei"/>
+          <w:sz w:val="21"/>
+        </w:rPr>
         <w:t>支持：</w:t>
       </w:r>
     </w:p>
     <w:p>
-      <w:pPr>
-        <w:pStyle w:val="CodeBlock"/>
-      </w:pPr>
-      <w:r>
+      <w:r>
+        <w:rPr>
+          <w:rFonts w:ascii="Consolas" w:hAnsi="Consolas" w:eastAsia="Microsoft YaHei"/>
+          <w:sz w:val="18"/>
+        </w:rPr>
         <w:t>答案</w:t>
         <w:br/>
         <w:t>正确答案</w:t>
@@ -2292,14 +1628,19 @@
     </w:p>
     <w:p>
       <w:r>
+        <w:rPr>
+          <w:rFonts w:ascii="Microsoft YaHei" w:hAnsi="Microsoft YaHei" w:eastAsia="Microsoft YaHei"/>
+          <w:sz w:val="21"/>
+        </w:rPr>
         <w:t>标准写法：</w:t>
       </w:r>
     </w:p>
     <w:p>
-      <w:pPr>
-        <w:pStyle w:val="CodeBlock"/>
-      </w:pPr>
-      <w:r>
+      <w:r>
+        <w:rPr>
+          <w:rFonts w:ascii="Consolas" w:hAnsi="Consolas" w:eastAsia="Microsoft YaHei"/>
+          <w:sz w:val="18"/>
+        </w:rPr>
         <w:t>答案：B</w:t>
         <w:br/>
         <w:t>正确答案：B</w:t>
@@ -2312,25 +1653,32 @@
       </w:r>
     </w:p>
     <w:p>
-      <w:bookmarkStart w:id="109239" w:name="h0024"/>
       <w:pPr>
         <w:pStyle w:val="Heading3"/>
       </w:pPr>
       <w:r>
+        <w:rPr>
+          <w:rFonts w:ascii="Microsoft YaHei" w:hAnsi="Microsoft YaHei" w:eastAsia="Microsoft YaHei"/>
+          <w:sz w:val="21"/>
+        </w:rPr>
         <w:t>6.2 主观题答案标签</w:t>
       </w:r>
-      <w:bookmarkEnd w:id="109239"/>
-    </w:p>
-    <w:p>
-      <w:r>
+    </w:p>
+    <w:p>
+      <w:r>
+        <w:rPr>
+          <w:rFonts w:ascii="Microsoft YaHei" w:hAnsi="Microsoft YaHei" w:eastAsia="Microsoft YaHei"/>
+          <w:sz w:val="21"/>
+        </w:rPr>
         <w:t>主观题还支持：</w:t>
       </w:r>
     </w:p>
     <w:p>
-      <w:pPr>
-        <w:pStyle w:val="CodeBlock"/>
-      </w:pPr>
-      <w:r>
+      <w:r>
+        <w:rPr>
+          <w:rFonts w:ascii="Consolas" w:hAnsi="Consolas" w:eastAsia="Microsoft YaHei"/>
+          <w:sz w:val="18"/>
+        </w:rPr>
         <w:t>参考要点</w:t>
         <w:br/>
         <w:t>参考思路</w:t>
@@ -2348,14 +1696,19 @@
     </w:p>
     <w:p>
       <w:r>
+        <w:rPr>
+          <w:rFonts w:ascii="Microsoft YaHei" w:hAnsi="Microsoft YaHei" w:eastAsia="Microsoft YaHei"/>
+          <w:sz w:val="21"/>
+        </w:rPr>
         <w:t>示例：</w:t>
       </w:r>
     </w:p>
     <w:p>
-      <w:pPr>
-        <w:pStyle w:val="CodeBlock"/>
-      </w:pPr>
-      <w:r>
+      <w:r>
+        <w:rPr>
+          <w:rFonts w:ascii="Consolas" w:hAnsi="Consolas" w:eastAsia="Microsoft YaHei"/>
+          <w:sz w:val="18"/>
+        </w:rPr>
         <w:t>参考要点：围绕问题背景、原因分析、解决措施作答。</w:t>
         <w:br/>
         <w:t>答题思路：先概括问题，再分析原因，最后提出对策。</w:t>
@@ -2364,25 +1717,32 @@
       </w:r>
     </w:p>
     <w:p>
-      <w:bookmarkStart w:id="576482" w:name="h0025"/>
       <w:pPr>
         <w:pStyle w:val="Heading3"/>
       </w:pPr>
       <w:r>
+        <w:rPr>
+          <w:rFonts w:ascii="Microsoft YaHei" w:hAnsi="Microsoft YaHei" w:eastAsia="Microsoft YaHei"/>
+          <w:sz w:val="21"/>
+        </w:rPr>
         <w:t>6.3 方括号答案标签</w:t>
       </w:r>
-      <w:bookmarkEnd w:id="576482"/>
-    </w:p>
-    <w:p>
-      <w:r>
+    </w:p>
+    <w:p>
+      <w:r>
+        <w:rPr>
+          <w:rFonts w:ascii="Microsoft YaHei" w:hAnsi="Microsoft YaHei" w:eastAsia="Microsoft YaHei"/>
+          <w:sz w:val="21"/>
+        </w:rPr>
         <w:t>支持：</w:t>
       </w:r>
     </w:p>
     <w:p>
-      <w:pPr>
-        <w:pStyle w:val="CodeBlock"/>
-      </w:pPr>
-      <w:r>
+      <w:r>
+        <w:rPr>
+          <w:rFonts w:ascii="Consolas" w:hAnsi="Consolas" w:eastAsia="Microsoft YaHei"/>
+          <w:sz w:val="18"/>
+        </w:rPr>
         <w:t>【答案】B</w:t>
         <w:br/>
         <w:t>【答案】：B</w:t>
@@ -2403,35 +1763,41 @@
       </w:r>
     </w:p>
     <w:p>
-      <w:r>
-        <w:t>---</w:t>
-      </w:r>
-    </w:p>
-    <w:p>
-      <w:bookmarkStart w:id="100580" w:name="h0026"/>
       <w:pPr>
         <w:pStyle w:val="Heading2"/>
       </w:pPr>
       <w:r>
+        <w:rPr>
+          <w:rFonts w:ascii="Microsoft YaHei" w:hAnsi="Microsoft YaHei" w:eastAsia="Microsoft YaHei"/>
+          <w:sz w:val="21"/>
+        </w:rPr>
         <w:t>7. 支持的答案分隔符</w:t>
       </w:r>
-      <w:bookmarkEnd w:id="100580"/>
-    </w:p>
-    <w:p>
-      <w:r>
+    </w:p>
+    <w:p>
+      <w:r>
+        <w:rPr>
+          <w:rFonts w:ascii="Microsoft YaHei" w:hAnsi="Microsoft YaHei" w:eastAsia="Microsoft YaHei"/>
+          <w:sz w:val="21"/>
+        </w:rPr>
         <w:t>答案标签和答案值之间支持多种分隔符。</w:t>
       </w:r>
     </w:p>
     <w:p>
       <w:r>
+        <w:rPr>
+          <w:rFonts w:ascii="Microsoft YaHei" w:hAnsi="Microsoft YaHei" w:eastAsia="Microsoft YaHei"/>
+          <w:sz w:val="21"/>
+        </w:rPr>
         <w:t>以下写法等价于 答案：B：</w:t>
       </w:r>
     </w:p>
     <w:p>
-      <w:pPr>
-        <w:pStyle w:val="CodeBlock"/>
-      </w:pPr>
-      <w:r>
+      <w:r>
+        <w:rPr>
+          <w:rFonts w:ascii="Consolas" w:hAnsi="Consolas" w:eastAsia="Microsoft YaHei"/>
+          <w:sz w:val="18"/>
+        </w:rPr>
         <w:t>答案 B</w:t>
         <w:br/>
         <w:t>答案：B</w:t>
@@ -2455,14 +1821,19 @@
     </w:p>
     <w:p>
       <w:r>
+        <w:rPr>
+          <w:rFonts w:ascii="Microsoft YaHei" w:hAnsi="Microsoft YaHei" w:eastAsia="Microsoft YaHei"/>
+          <w:sz w:val="21"/>
+        </w:rPr>
         <w:t>同样适用于：</w:t>
       </w:r>
     </w:p>
     <w:p>
-      <w:pPr>
-        <w:pStyle w:val="CodeBlock"/>
-      </w:pPr>
-      <w:r>
+      <w:r>
+        <w:rPr>
+          <w:rFonts w:ascii="Consolas" w:hAnsi="Consolas" w:eastAsia="Microsoft YaHei"/>
+          <w:sz w:val="18"/>
+        </w:rPr>
         <w:t>正确答案 B</w:t>
         <w:br/>
         <w:t>参考答案，B</w:t>
@@ -2473,45 +1844,53 @@
       </w:r>
     </w:p>
     <w:p>
-      <w:r>
-        <w:t>---</w:t>
-      </w:r>
-    </w:p>
-    <w:p>
-      <w:bookmarkStart w:id="424121" w:name="h0027"/>
       <w:pPr>
         <w:pStyle w:val="Heading2"/>
       </w:pPr>
       <w:r>
+        <w:rPr>
+          <w:rFonts w:ascii="Microsoft YaHei" w:hAnsi="Microsoft YaHei" w:eastAsia="Microsoft YaHei"/>
+          <w:sz w:val="21"/>
+        </w:rPr>
         <w:t>8. 支持的括号答案格式</w:t>
       </w:r>
-      <w:bookmarkEnd w:id="424121"/>
-    </w:p>
-    <w:p>
-      <w:r>
+    </w:p>
+    <w:p>
+      <w:r>
+        <w:rPr>
+          <w:rFonts w:ascii="Microsoft YaHei" w:hAnsi="Microsoft YaHei" w:eastAsia="Microsoft YaHei"/>
+          <w:sz w:val="21"/>
+        </w:rPr>
         <w:t>支持选择题、判断题答案放在半角或全角括号中。</w:t>
       </w:r>
     </w:p>
     <w:p>
-      <w:bookmarkStart w:id="420426" w:name="h0028"/>
       <w:pPr>
         <w:pStyle w:val="Heading3"/>
       </w:pPr>
       <w:r>
+        <w:rPr>
+          <w:rFonts w:ascii="Microsoft YaHei" w:hAnsi="Microsoft YaHei" w:eastAsia="Microsoft YaHei"/>
+          <w:sz w:val="21"/>
+        </w:rPr>
         <w:t>8.1 题干末尾括号答案</w:t>
       </w:r>
-      <w:bookmarkEnd w:id="420426"/>
-    </w:p>
-    <w:p>
-      <w:r>
+    </w:p>
+    <w:p>
+      <w:r>
+        <w:rPr>
+          <w:rFonts w:ascii="Microsoft YaHei" w:hAnsi="Microsoft YaHei" w:eastAsia="Microsoft YaHei"/>
+          <w:sz w:val="21"/>
+        </w:rPr>
         <w:t>支持：</w:t>
       </w:r>
     </w:p>
     <w:p>
-      <w:pPr>
-        <w:pStyle w:val="CodeBlock"/>
-      </w:pPr>
-      <w:r>
+      <w:r>
+        <w:rPr>
+          <w:rFonts w:ascii="Consolas" w:hAnsi="Consolas" w:eastAsia="Microsoft YaHei"/>
+          <w:sz w:val="18"/>
+        </w:rPr>
         <w:t>1. 下列说法正确的是（B）</w:t>
         <w:br/>
         <w:t>A. 选项一</w:t>
@@ -2525,14 +1904,19 @@
     </w:p>
     <w:p>
       <w:r>
+        <w:rPr>
+          <w:rFonts w:ascii="Microsoft YaHei" w:hAnsi="Microsoft YaHei" w:eastAsia="Microsoft YaHei"/>
+          <w:sz w:val="21"/>
+        </w:rPr>
         <w:t>也支持：</w:t>
       </w:r>
     </w:p>
     <w:p>
-      <w:pPr>
-        <w:pStyle w:val="CodeBlock"/>
-      </w:pPr>
-      <w:r>
+      <w:r>
+        <w:rPr>
+          <w:rFonts w:ascii="Consolas" w:hAnsi="Consolas" w:eastAsia="Microsoft YaHei"/>
+          <w:sz w:val="18"/>
+        </w:rPr>
         <w:t>题干(B)</w:t>
         <w:br/>
         <w:t>题干（B）</w:t>
@@ -2564,29 +1948,40 @@
     </w:p>
     <w:p>
       <w:r>
+        <w:rPr>
+          <w:rFonts w:ascii="Microsoft YaHei" w:hAnsi="Microsoft YaHei" w:eastAsia="Microsoft YaHei"/>
+          <w:sz w:val="21"/>
+        </w:rPr>
         <w:t>解析器会尝试把括号中的答案提取出来，并从题干中移除。</w:t>
       </w:r>
     </w:p>
     <w:p>
-      <w:bookmarkStart w:id="640389" w:name="h0029"/>
       <w:pPr>
         <w:pStyle w:val="Heading3"/>
       </w:pPr>
       <w:r>
+        <w:rPr>
+          <w:rFonts w:ascii="Microsoft YaHei" w:hAnsi="Microsoft YaHei" w:eastAsia="Microsoft YaHei"/>
+          <w:sz w:val="21"/>
+        </w:rPr>
         <w:t>8.2 答案行括号答案</w:t>
       </w:r>
-      <w:bookmarkEnd w:id="640389"/>
-    </w:p>
-    <w:p>
-      <w:r>
+    </w:p>
+    <w:p>
+      <w:r>
+        <w:rPr>
+          <w:rFonts w:ascii="Microsoft YaHei" w:hAnsi="Microsoft YaHei" w:eastAsia="Microsoft YaHei"/>
+          <w:sz w:val="21"/>
+        </w:rPr>
         <w:t>支持：</w:t>
       </w:r>
     </w:p>
     <w:p>
-      <w:pPr>
-        <w:pStyle w:val="CodeBlock"/>
-      </w:pPr>
-      <w:r>
+      <w:r>
+        <w:rPr>
+          <w:rFonts w:ascii="Consolas" w:hAnsi="Consolas" w:eastAsia="Microsoft YaHei"/>
+          <w:sz w:val="18"/>
+        </w:rPr>
         <w:t>答案（B）</w:t>
         <w:br/>
         <w:t>答案(B)</w:t>
@@ -2611,25 +2006,32 @@
       </w:r>
     </w:p>
     <w:p>
-      <w:bookmarkStart w:id="937167" w:name="h0030"/>
       <w:pPr>
         <w:pStyle w:val="Heading3"/>
       </w:pPr>
       <w:r>
+        <w:rPr>
+          <w:rFonts w:ascii="Microsoft YaHei" w:hAnsi="Microsoft YaHei" w:eastAsia="Microsoft YaHei"/>
+          <w:sz w:val="21"/>
+        </w:rPr>
         <w:t>8.3 集中答案区括号答案</w:t>
       </w:r>
-      <w:bookmarkEnd w:id="937167"/>
-    </w:p>
-    <w:p>
-      <w:r>
+    </w:p>
+    <w:p>
+      <w:r>
+        <w:rPr>
+          <w:rFonts w:ascii="Microsoft YaHei" w:hAnsi="Microsoft YaHei" w:eastAsia="Microsoft YaHei"/>
+          <w:sz w:val="21"/>
+        </w:rPr>
         <w:t>支持：</w:t>
       </w:r>
     </w:p>
     <w:p>
-      <w:pPr>
-        <w:pStyle w:val="CodeBlock"/>
-      </w:pPr>
-      <w:r>
+      <w:r>
+        <w:rPr>
+          <w:rFonts w:ascii="Consolas" w:hAnsi="Consolas" w:eastAsia="Microsoft YaHei"/>
+          <w:sz w:val="18"/>
+        </w:rPr>
         <w:t>1.（B）</w:t>
         <w:br/>
         <w:t>2.(AB)</w:t>
@@ -2644,40 +2046,44 @@
       </w:r>
     </w:p>
     <w:p>
-      <w:r>
-        <w:t>---</w:t>
-      </w:r>
-    </w:p>
-    <w:p>
-      <w:bookmarkStart w:id="24127" w:name="h0031"/>
       <w:pPr>
         <w:pStyle w:val="Heading2"/>
       </w:pPr>
       <w:r>
+        <w:rPr>
+          <w:rFonts w:ascii="Microsoft YaHei" w:hAnsi="Microsoft YaHei" w:eastAsia="Microsoft YaHei"/>
+          <w:sz w:val="21"/>
+        </w:rPr>
         <w:t>9. 支持的客观题答案值</w:t>
       </w:r>
-      <w:bookmarkEnd w:id="24127"/>
-    </w:p>
-    <w:p>
-      <w:bookmarkStart w:id="887313" w:name="h0032"/>
+    </w:p>
+    <w:p>
       <w:pPr>
         <w:pStyle w:val="Heading3"/>
       </w:pPr>
       <w:r>
+        <w:rPr>
+          <w:rFonts w:ascii="Microsoft YaHei" w:hAnsi="Microsoft YaHei" w:eastAsia="Microsoft YaHei"/>
+          <w:sz w:val="21"/>
+        </w:rPr>
         <w:t>9.1 单选答案</w:t>
       </w:r>
-      <w:bookmarkEnd w:id="887313"/>
-    </w:p>
-    <w:p>
-      <w:r>
+    </w:p>
+    <w:p>
+      <w:r>
+        <w:rPr>
+          <w:rFonts w:ascii="Microsoft YaHei" w:hAnsi="Microsoft YaHei" w:eastAsia="Microsoft YaHei"/>
+          <w:sz w:val="21"/>
+        </w:rPr>
         <w:t>支持：</w:t>
       </w:r>
     </w:p>
     <w:p>
-      <w:pPr>
-        <w:pStyle w:val="CodeBlock"/>
-      </w:pPr>
-      <w:r>
+      <w:r>
+        <w:rPr>
+          <w:rFonts w:ascii="Consolas" w:hAnsi="Consolas" w:eastAsia="Microsoft YaHei"/>
+          <w:sz w:val="18"/>
+        </w:rPr>
         <w:t>A</w:t>
         <w:br/>
         <w:t>B</w:t>
@@ -2695,14 +2101,19 @@
     </w:p>
     <w:p>
       <w:r>
+        <w:rPr>
+          <w:rFonts w:ascii="Microsoft YaHei" w:hAnsi="Microsoft YaHei" w:eastAsia="Microsoft YaHei"/>
+          <w:sz w:val="21"/>
+        </w:rPr>
         <w:t>大小写不敏感：</w:t>
       </w:r>
     </w:p>
     <w:p>
-      <w:pPr>
-        <w:pStyle w:val="CodeBlock"/>
-      </w:pPr>
-      <w:r>
+      <w:r>
+        <w:rPr>
+          <w:rFonts w:ascii="Consolas" w:hAnsi="Consolas" w:eastAsia="Microsoft YaHei"/>
+          <w:sz w:val="18"/>
+        </w:rPr>
         <w:t>a</w:t>
         <w:br/>
         <w:t>b</w:t>
@@ -2711,25 +2122,32 @@
       </w:r>
     </w:p>
     <w:p>
-      <w:bookmarkStart w:id="160579" w:name="h0033"/>
       <w:pPr>
         <w:pStyle w:val="Heading3"/>
       </w:pPr>
       <w:r>
+        <w:rPr>
+          <w:rFonts w:ascii="Microsoft YaHei" w:hAnsi="Microsoft YaHei" w:eastAsia="Microsoft YaHei"/>
+          <w:sz w:val="21"/>
+        </w:rPr>
         <w:t>9.2 多选答案</w:t>
       </w:r>
-      <w:bookmarkEnd w:id="160579"/>
-    </w:p>
-    <w:p>
-      <w:r>
+    </w:p>
+    <w:p>
+      <w:r>
+        <w:rPr>
+          <w:rFonts w:ascii="Microsoft YaHei" w:hAnsi="Microsoft YaHei" w:eastAsia="Microsoft YaHei"/>
+          <w:sz w:val="21"/>
+        </w:rPr>
         <w:t>支持紧凑写法：</w:t>
       </w:r>
     </w:p>
     <w:p>
-      <w:pPr>
-        <w:pStyle w:val="CodeBlock"/>
-      </w:pPr>
-      <w:r>
+      <w:r>
+        <w:rPr>
+          <w:rFonts w:ascii="Consolas" w:hAnsi="Consolas" w:eastAsia="Microsoft YaHei"/>
+          <w:sz w:val="18"/>
+        </w:rPr>
         <w:t>AB</w:t>
         <w:br/>
         <w:t>ABC</w:t>
@@ -2741,14 +2159,19 @@
     </w:p>
     <w:p>
       <w:r>
+        <w:rPr>
+          <w:rFonts w:ascii="Microsoft YaHei" w:hAnsi="Microsoft YaHei" w:eastAsia="Microsoft YaHei"/>
+          <w:sz w:val="21"/>
+        </w:rPr>
         <w:t>支持分隔符写法：</w:t>
       </w:r>
     </w:p>
     <w:p>
-      <w:pPr>
-        <w:pStyle w:val="CodeBlock"/>
-      </w:pPr>
-      <w:r>
+      <w:r>
+        <w:rPr>
+          <w:rFonts w:ascii="Consolas" w:hAnsi="Consolas" w:eastAsia="Microsoft YaHei"/>
+          <w:sz w:val="18"/>
+        </w:rPr>
         <w:t>A B</w:t>
         <w:br/>
         <w:t>A、B</w:t>
@@ -2768,29 +2191,40 @@
     </w:p>
     <w:p>
       <w:r>
+        <w:rPr>
+          <w:rFonts w:ascii="Microsoft YaHei" w:hAnsi="Microsoft YaHei" w:eastAsia="Microsoft YaHei"/>
+          <w:sz w:val="21"/>
+        </w:rPr>
         <w:t>导入后会解析为多个选项答案，并去重。</w:t>
       </w:r>
     </w:p>
     <w:p>
-      <w:bookmarkStart w:id="150250" w:name="h0034"/>
       <w:pPr>
         <w:pStyle w:val="Heading3"/>
       </w:pPr>
       <w:r>
+        <w:rPr>
+          <w:rFonts w:ascii="Microsoft YaHei" w:hAnsi="Microsoft YaHei" w:eastAsia="Microsoft YaHei"/>
+          <w:sz w:val="21"/>
+        </w:rPr>
         <w:t>9.3 判断题答案</w:t>
       </w:r>
-      <w:bookmarkEnd w:id="150250"/>
-    </w:p>
-    <w:p>
-      <w:r>
+    </w:p>
+    <w:p>
+      <w:r>
+        <w:rPr>
+          <w:rFonts w:ascii="Microsoft YaHei" w:hAnsi="Microsoft YaHei" w:eastAsia="Microsoft YaHei"/>
+          <w:sz w:val="21"/>
+        </w:rPr>
         <w:t>支持：</w:t>
       </w:r>
     </w:p>
     <w:p>
-      <w:pPr>
-        <w:pStyle w:val="CodeBlock"/>
-      </w:pPr>
-      <w:r>
+      <w:r>
+        <w:rPr>
+          <w:rFonts w:ascii="Consolas" w:hAnsi="Consolas" w:eastAsia="Microsoft YaHei"/>
+          <w:sz w:val="18"/>
+        </w:rPr>
         <w:t>正确</w:t>
         <w:br/>
         <w:t>错误</w:t>
@@ -2820,14 +2254,19 @@
     </w:p>
     <w:p>
       <w:r>
+        <w:rPr>
+          <w:rFonts w:ascii="Microsoft YaHei" w:hAnsi="Microsoft YaHei" w:eastAsia="Microsoft YaHei"/>
+          <w:sz w:val="21"/>
+        </w:rPr>
         <w:t>导入规则：</w:t>
       </w:r>
     </w:p>
     <w:p>
-      <w:pPr>
-        <w:pStyle w:val="CodeBlock"/>
-      </w:pPr>
-      <w:r>
+      <w:r>
+        <w:rPr>
+          <w:rFonts w:ascii="Consolas" w:hAnsi="Consolas" w:eastAsia="Microsoft YaHei"/>
+          <w:sz w:val="18"/>
+        </w:rPr>
         <w:t>正确 / 对 / 是 / √ / True / T → A</w:t>
         <w:br/>
         <w:t>错误 / 错 / 否 / × / False / F / X → B</w:t>
@@ -2835,44 +2274,51 @@
     </w:p>
     <w:p>
       <w:r>
+        <w:rPr>
+          <w:rFonts w:ascii="Microsoft YaHei" w:hAnsi="Microsoft YaHei" w:eastAsia="Microsoft YaHei"/>
+          <w:sz w:val="21"/>
+        </w:rPr>
         <w:t>如果判断题没有显式选项，解析器会自动补：</w:t>
       </w:r>
     </w:p>
     <w:p>
-      <w:pPr>
-        <w:pStyle w:val="CodeBlock"/>
-      </w:pPr>
-      <w:r>
+      <w:r>
+        <w:rPr>
+          <w:rFonts w:ascii="Consolas" w:hAnsi="Consolas" w:eastAsia="Microsoft YaHei"/>
+          <w:sz w:val="18"/>
+        </w:rPr>
         <w:t>A. 正确</w:t>
         <w:br/>
         <w:t>B. 错误</w:t>
       </w:r>
     </w:p>
     <w:p>
-      <w:r>
-        <w:t>---</w:t>
-      </w:r>
-    </w:p>
-    <w:p>
-      <w:bookmarkStart w:id="57999" w:name="h0035"/>
       <w:pPr>
         <w:pStyle w:val="Heading2"/>
       </w:pPr>
       <w:r>
+        <w:rPr>
+          <w:rFonts w:ascii="Microsoft YaHei" w:hAnsi="Microsoft YaHei" w:eastAsia="Microsoft YaHei"/>
+          <w:sz w:val="21"/>
+        </w:rPr>
         <w:t>10. 支持的解析格式</w:t>
       </w:r>
-      <w:bookmarkEnd w:id="57999"/>
-    </w:p>
-    <w:p>
-      <w:r>
+    </w:p>
+    <w:p>
+      <w:r>
+        <w:rPr>
+          <w:rFonts w:ascii="Microsoft YaHei" w:hAnsi="Microsoft YaHei" w:eastAsia="Microsoft YaHei"/>
+          <w:sz w:val="21"/>
+        </w:rPr>
         <w:t>支持以下解析标签：</w:t>
       </w:r>
     </w:p>
     <w:p>
-      <w:pPr>
-        <w:pStyle w:val="CodeBlock"/>
-      </w:pPr>
-      <w:r>
+      <w:r>
+        <w:rPr>
+          <w:rFonts w:ascii="Consolas" w:hAnsi="Consolas" w:eastAsia="Microsoft YaHei"/>
+          <w:sz w:val="18"/>
+        </w:rPr>
         <w:t>解析</w:t>
         <w:br/>
         <w:t>答案解析</w:t>
@@ -2884,14 +2330,19 @@
     </w:p>
     <w:p>
       <w:r>
+        <w:rPr>
+          <w:rFonts w:ascii="Microsoft YaHei" w:hAnsi="Microsoft YaHei" w:eastAsia="Microsoft YaHei"/>
+          <w:sz w:val="21"/>
+        </w:rPr>
         <w:t>标准写法：</w:t>
       </w:r>
     </w:p>
     <w:p>
-      <w:pPr>
-        <w:pStyle w:val="CodeBlock"/>
-      </w:pPr>
-      <w:r>
+      <w:r>
+        <w:rPr>
+          <w:rFonts w:ascii="Consolas" w:hAnsi="Consolas" w:eastAsia="Microsoft YaHei"/>
+          <w:sz w:val="18"/>
+        </w:rPr>
         <w:t>解析：这里是解析。</w:t>
         <w:br/>
         <w:t>答案解析：这里是解析。</w:t>
@@ -2903,14 +2354,19 @@
     </w:p>
     <w:p>
       <w:r>
+        <w:rPr>
+          <w:rFonts w:ascii="Microsoft YaHei" w:hAnsi="Microsoft YaHei" w:eastAsia="Microsoft YaHei"/>
+          <w:sz w:val="21"/>
+        </w:rPr>
         <w:t>方括号写法：</w:t>
       </w:r>
     </w:p>
     <w:p>
-      <w:pPr>
-        <w:pStyle w:val="CodeBlock"/>
-      </w:pPr>
-      <w:r>
+      <w:r>
+        <w:rPr>
+          <w:rFonts w:ascii="Consolas" w:hAnsi="Consolas" w:eastAsia="Microsoft YaHei"/>
+          <w:sz w:val="18"/>
+        </w:rPr>
         <w:t>【解析】这里是解析。</w:t>
         <w:br/>
         <w:t>[解析] 这里是解析。</w:t>
@@ -2922,14 +2378,19 @@
     </w:p>
     <w:p>
       <w:r>
+        <w:rPr>
+          <w:rFonts w:ascii="Microsoft YaHei" w:hAnsi="Microsoft YaHei" w:eastAsia="Microsoft YaHei"/>
+          <w:sz w:val="21"/>
+        </w:rPr>
         <w:t>答案和解析可以在同一行：</w:t>
       </w:r>
     </w:p>
     <w:p>
-      <w:pPr>
-        <w:pStyle w:val="CodeBlock"/>
-      </w:pPr>
-      <w:r>
+      <w:r>
+        <w:rPr>
+          <w:rFonts w:ascii="Consolas" w:hAnsi="Consolas" w:eastAsia="Microsoft YaHei"/>
+          <w:sz w:val="18"/>
+        </w:rPr>
         <w:t>答案：B 解析：这里是解析。</w:t>
         <w:br/>
         <w:t>答案 B 解析：这里是解析。</w:t>
@@ -2938,40 +2399,44 @@
       </w:r>
     </w:p>
     <w:p>
-      <w:r>
-        <w:t>---</w:t>
-      </w:r>
-    </w:p>
-    <w:p>
-      <w:bookmarkStart w:id="350529" w:name="h0036"/>
       <w:pPr>
         <w:pStyle w:val="Heading2"/>
       </w:pPr>
       <w:r>
+        <w:rPr>
+          <w:rFonts w:ascii="Microsoft YaHei" w:hAnsi="Microsoft YaHei" w:eastAsia="Microsoft YaHei"/>
+          <w:sz w:val="21"/>
+        </w:rPr>
         <w:t>11. 支持的主观题 / 面试题格式</w:t>
       </w:r>
-      <w:bookmarkEnd w:id="350529"/>
-    </w:p>
-    <w:p>
-      <w:bookmarkStart w:id="388976" w:name="h0037"/>
+    </w:p>
+    <w:p>
       <w:pPr>
         <w:pStyle w:val="Heading3"/>
       </w:pPr>
       <w:r>
+        <w:rPr>
+          <w:rFonts w:ascii="Microsoft YaHei" w:hAnsi="Microsoft YaHei" w:eastAsia="Microsoft YaHei"/>
+          <w:sz w:val="21"/>
+        </w:rPr>
         <w:t>11.1 参考要点格式</w:t>
       </w:r>
-      <w:bookmarkEnd w:id="388976"/>
-    </w:p>
-    <w:p>
-      <w:r>
+    </w:p>
+    <w:p>
+      <w:r>
+        <w:rPr>
+          <w:rFonts w:ascii="Microsoft YaHei" w:hAnsi="Microsoft YaHei" w:eastAsia="Microsoft YaHei"/>
+          <w:sz w:val="21"/>
+        </w:rPr>
         <w:t>支持：</w:t>
       </w:r>
     </w:p>
     <w:p>
-      <w:pPr>
-        <w:pStyle w:val="CodeBlock"/>
-      </w:pPr>
-      <w:r>
+      <w:r>
+        <w:rPr>
+          <w:rFonts w:ascii="Consolas" w:hAnsi="Consolas" w:eastAsia="Microsoft YaHei"/>
+          <w:sz w:val="18"/>
+        </w:rPr>
         <w:t>1. 【简答题】请简述提升公共服务质量的路径。</w:t>
         <w:br/>
         <w:t>参考要点：</w:t>
@@ -2987,14 +2452,19 @@
     </w:p>
     <w:p>
       <w:r>
+        <w:rPr>
+          <w:rFonts w:ascii="Microsoft YaHei" w:hAnsi="Microsoft YaHei" w:eastAsia="Microsoft YaHei"/>
+          <w:sz w:val="21"/>
+        </w:rPr>
         <w:t>支持的主观答案标签：</w:t>
       </w:r>
     </w:p>
     <w:p>
-      <w:pPr>
-        <w:pStyle w:val="CodeBlock"/>
-      </w:pPr>
-      <w:r>
+      <w:r>
+        <w:rPr>
+          <w:rFonts w:ascii="Consolas" w:hAnsi="Consolas" w:eastAsia="Microsoft YaHei"/>
+          <w:sz w:val="18"/>
+        </w:rPr>
         <w:t>参考要点</w:t>
         <w:br/>
         <w:t>参考思路</w:t>
@@ -3016,47 +2486,67 @@
     </w:p>
     <w:p>
       <w:r>
+        <w:rPr>
+          <w:rFonts w:ascii="Microsoft YaHei" w:hAnsi="Microsoft YaHei" w:eastAsia="Microsoft YaHei"/>
+          <w:sz w:val="21"/>
+        </w:rPr>
         <w:t>主观题、填空题的答案会按文本答案处理。请不要把带顿号、逗号、分号的参考答案拆成选择题答案。</w:t>
       </w:r>
     </w:p>
     <w:p>
       <w:r>
+        <w:rPr>
+          <w:rFonts w:ascii="Microsoft YaHei" w:hAnsi="Microsoft YaHei" w:eastAsia="Microsoft YaHei"/>
+          <w:sz w:val="21"/>
+        </w:rPr>
         <w:t>例如：</w:t>
       </w:r>
     </w:p>
     <w:p>
-      <w:pPr>
-        <w:pStyle w:val="CodeBlock"/>
-      </w:pPr>
-      <w:r>
+      <w:r>
+        <w:rPr>
+          <w:rFonts w:ascii="Consolas" w:hAnsi="Consolas" w:eastAsia="Microsoft YaHei"/>
+          <w:sz w:val="18"/>
+        </w:rPr>
         <w:t>参考答案：检查设备、核对参数、进行安全交底。</w:t>
       </w:r>
     </w:p>
     <w:p>
       <w:r>
+        <w:rPr>
+          <w:rFonts w:ascii="Microsoft YaHei" w:hAnsi="Microsoft YaHei" w:eastAsia="Microsoft YaHei"/>
+          <w:sz w:val="21"/>
+        </w:rPr>
         <w:t>应整体保留为文本答案，而不是拆成多个选择题选项或多个客观题答案。</w:t>
       </w:r>
     </w:p>
     <w:p>
-      <w:bookmarkStart w:id="327556" w:name="h0038"/>
       <w:pPr>
         <w:pStyle w:val="Heading3"/>
       </w:pPr>
       <w:r>
+        <w:rPr>
+          <w:rFonts w:ascii="Microsoft YaHei" w:hAnsi="Microsoft YaHei" w:eastAsia="Microsoft YaHei"/>
+          <w:sz w:val="21"/>
+        </w:rPr>
         <w:t>11.2 答题思路格式</w:t>
       </w:r>
-      <w:bookmarkEnd w:id="327556"/>
-    </w:p>
-    <w:p>
-      <w:r>
+    </w:p>
+    <w:p>
+      <w:r>
+        <w:rPr>
+          <w:rFonts w:ascii="Microsoft YaHei" w:hAnsi="Microsoft YaHei" w:eastAsia="Microsoft YaHei"/>
+          <w:sz w:val="21"/>
+        </w:rPr>
         <w:t>支持：</w:t>
       </w:r>
     </w:p>
     <w:p>
-      <w:pPr>
-        <w:pStyle w:val="CodeBlock"/>
-      </w:pPr>
-      <w:r>
+      <w:r>
+        <w:rPr>
+          <w:rFonts w:ascii="Consolas" w:hAnsi="Consolas" w:eastAsia="Microsoft YaHei"/>
+          <w:sz w:val="18"/>
+        </w:rPr>
         <w:t>2. 【面试题】群众情绪激动到窗口反映问题，你怎么办？</w:t>
         <w:br/>
         <w:t>答题思路：</w:t>
@@ -3069,25 +2559,32 @@
       </w:r>
     </w:p>
     <w:p>
-      <w:bookmarkStart w:id="565605" w:name="h0039"/>
       <w:pPr>
         <w:pStyle w:val="Heading3"/>
       </w:pPr>
       <w:r>
+        <w:rPr>
+          <w:rFonts w:ascii="Microsoft YaHei" w:hAnsi="Microsoft YaHei" w:eastAsia="Microsoft YaHei"/>
+          <w:sz w:val="21"/>
+        </w:rPr>
         <w:t>11.3 面试多问格式</w:t>
       </w:r>
-      <w:bookmarkEnd w:id="565605"/>
-    </w:p>
-    <w:p>
-      <w:r>
+    </w:p>
+    <w:p>
+      <w:r>
+        <w:rPr>
+          <w:rFonts w:ascii="Microsoft YaHei" w:hAnsi="Microsoft YaHei" w:eastAsia="Microsoft YaHei"/>
+          <w:sz w:val="21"/>
+        </w:rPr>
         <w:t>支持：</w:t>
       </w:r>
     </w:p>
     <w:p>
-      <w:pPr>
-        <w:pStyle w:val="CodeBlock"/>
-      </w:pPr>
-      <w:r>
+      <w:r>
+        <w:rPr>
+          <w:rFonts w:ascii="Consolas" w:hAnsi="Consolas" w:eastAsia="Microsoft YaHei"/>
+          <w:sz w:val="18"/>
+        </w:rPr>
         <w:t>问题一：请概括材料反映的问题。</w:t>
         <w:br/>
         <w:t>参考要点：……</w:t>
@@ -3100,14 +2597,19 @@
     </w:p>
     <w:p>
       <w:r>
+        <w:rPr>
+          <w:rFonts w:ascii="Microsoft YaHei" w:hAnsi="Microsoft YaHei" w:eastAsia="Microsoft YaHei"/>
+          <w:sz w:val="21"/>
+        </w:rPr>
         <w:t>也支持：</w:t>
       </w:r>
     </w:p>
     <w:p>
-      <w:pPr>
-        <w:pStyle w:val="CodeBlock"/>
-      </w:pPr>
-      <w:r>
+      <w:r>
+        <w:rPr>
+          <w:rFonts w:ascii="Consolas" w:hAnsi="Consolas" w:eastAsia="Microsoft YaHei"/>
+          <w:sz w:val="18"/>
+        </w:rPr>
         <w:t>第一问：……</w:t>
         <w:br/>
         <w:t>第一个问题：……</w:t>
@@ -3120,30 +2622,32 @@
       </w:r>
     </w:p>
     <w:p>
-      <w:r>
-        <w:t>---</w:t>
-      </w:r>
-    </w:p>
-    <w:p>
-      <w:bookmarkStart w:id="52419" w:name="h0040"/>
       <w:pPr>
         <w:pStyle w:val="Heading2"/>
       </w:pPr>
       <w:r>
+        <w:rPr>
+          <w:rFonts w:ascii="Microsoft YaHei" w:hAnsi="Microsoft YaHei" w:eastAsia="Microsoft YaHei"/>
+          <w:sz w:val="21"/>
+        </w:rPr>
         <w:t>12. 支持的集中答案区</w:t>
       </w:r>
-      <w:bookmarkEnd w:id="52419"/>
-    </w:p>
-    <w:p>
-      <w:r>
+    </w:p>
+    <w:p>
+      <w:r>
+        <w:rPr>
+          <w:rFonts w:ascii="Microsoft YaHei" w:hAnsi="Microsoft YaHei" w:eastAsia="Microsoft YaHei"/>
+          <w:sz w:val="21"/>
+        </w:rPr>
         <w:t>解析器会识别以下集中答案区标题：</w:t>
       </w:r>
     </w:p>
     <w:p>
-      <w:pPr>
-        <w:pStyle w:val="CodeBlock"/>
-      </w:pPr>
-      <w:r>
+      <w:r>
+        <w:rPr>
+          <w:rFonts w:ascii="Consolas" w:hAnsi="Consolas" w:eastAsia="Microsoft YaHei"/>
+          <w:sz w:val="18"/>
+        </w:rPr>
         <w:t>集中答案</w:t>
         <w:br/>
         <w:t>集中解析</w:t>
@@ -3183,29 +2687,40 @@
     </w:p>
     <w:p>
       <w:r>
+        <w:rPr>
+          <w:rFonts w:ascii="Microsoft YaHei" w:hAnsi="Microsoft YaHei" w:eastAsia="Microsoft YaHei"/>
+          <w:sz w:val="21"/>
+        </w:rPr>
         <w:t>集中答案区不会被当作题目本体，会单独用于匹配题号答案。</w:t>
       </w:r>
     </w:p>
     <w:p>
-      <w:bookmarkStart w:id="833825" w:name="h0041"/>
       <w:pPr>
         <w:pStyle w:val="Heading3"/>
       </w:pPr>
       <w:r>
+        <w:rPr>
+          <w:rFonts w:ascii="Microsoft YaHei" w:hAnsi="Microsoft YaHei" w:eastAsia="Microsoft YaHei"/>
+          <w:sz w:val="21"/>
+        </w:rPr>
         <w:t>12.1 一行一道答案</w:t>
       </w:r>
-      <w:bookmarkEnd w:id="833825"/>
-    </w:p>
-    <w:p>
-      <w:r>
+    </w:p>
+    <w:p>
+      <w:r>
+        <w:rPr>
+          <w:rFonts w:ascii="Microsoft YaHei" w:hAnsi="Microsoft YaHei" w:eastAsia="Microsoft YaHei"/>
+          <w:sz w:val="21"/>
+        </w:rPr>
         <w:t>支持：</w:t>
       </w:r>
     </w:p>
     <w:p>
-      <w:pPr>
-        <w:pStyle w:val="CodeBlock"/>
-      </w:pPr>
-      <w:r>
+      <w:r>
+        <w:rPr>
+          <w:rFonts w:ascii="Consolas" w:hAnsi="Consolas" w:eastAsia="Microsoft YaHei"/>
+          <w:sz w:val="18"/>
+        </w:rPr>
         <w:t>1. A</w:t>
         <w:br/>
         <w:t>2. B</w:t>
@@ -3217,14 +2732,19 @@
     </w:p>
     <w:p>
       <w:r>
+        <w:rPr>
+          <w:rFonts w:ascii="Microsoft YaHei" w:hAnsi="Microsoft YaHei" w:eastAsia="Microsoft YaHei"/>
+          <w:sz w:val="21"/>
+        </w:rPr>
         <w:t>也支持：</w:t>
       </w:r>
     </w:p>
     <w:p>
-      <w:pPr>
-        <w:pStyle w:val="CodeBlock"/>
-      </w:pPr>
-      <w:r>
+      <w:r>
+        <w:rPr>
+          <w:rFonts w:ascii="Consolas" w:hAnsi="Consolas" w:eastAsia="Microsoft YaHei"/>
+          <w:sz w:val="18"/>
+        </w:rPr>
         <w:t>第1题 A</w:t>
         <w:br/>
         <w:t>第2题：B</w:t>
@@ -3239,25 +2759,32 @@
       </w:r>
     </w:p>
     <w:p>
-      <w:bookmarkStart w:id="457538" w:name="h0042"/>
       <w:pPr>
         <w:pStyle w:val="Heading3"/>
       </w:pPr>
       <w:r>
+        <w:rPr>
+          <w:rFonts w:ascii="Microsoft YaHei" w:hAnsi="Microsoft YaHei" w:eastAsia="Microsoft YaHei"/>
+          <w:sz w:val="21"/>
+        </w:rPr>
         <w:t>12.2 带答案标签</w:t>
       </w:r>
-      <w:bookmarkEnd w:id="457538"/>
-    </w:p>
-    <w:p>
-      <w:r>
+    </w:p>
+    <w:p>
+      <w:r>
+        <w:rPr>
+          <w:rFonts w:ascii="Microsoft YaHei" w:hAnsi="Microsoft YaHei" w:eastAsia="Microsoft YaHei"/>
+          <w:sz w:val="21"/>
+        </w:rPr>
         <w:t>支持：</w:t>
       </w:r>
     </w:p>
     <w:p>
-      <w:pPr>
-        <w:pStyle w:val="CodeBlock"/>
-      </w:pPr>
-      <w:r>
+      <w:r>
+        <w:rPr>
+          <w:rFonts w:ascii="Consolas" w:hAnsi="Consolas" w:eastAsia="Microsoft YaHei"/>
+          <w:sz w:val="18"/>
+        </w:rPr>
         <w:t>1. 答案 A</w:t>
         <w:br/>
         <w:t>1. 答案：A</w:t>
@@ -3274,25 +2801,32 @@
       </w:r>
     </w:p>
     <w:p>
-      <w:bookmarkStart w:id="136902" w:name="h0043"/>
       <w:pPr>
         <w:pStyle w:val="Heading3"/>
       </w:pPr>
       <w:r>
+        <w:rPr>
+          <w:rFonts w:ascii="Microsoft YaHei" w:hAnsi="Microsoft YaHei" w:eastAsia="Microsoft YaHei"/>
+          <w:sz w:val="21"/>
+        </w:rPr>
         <w:t>12.3 带解析</w:t>
       </w:r>
-      <w:bookmarkEnd w:id="136902"/>
-    </w:p>
-    <w:p>
-      <w:r>
+    </w:p>
+    <w:p>
+      <w:r>
+        <w:rPr>
+          <w:rFonts w:ascii="Microsoft YaHei" w:hAnsi="Microsoft YaHei" w:eastAsia="Microsoft YaHei"/>
+          <w:sz w:val="21"/>
+        </w:rPr>
         <w:t>支持：</w:t>
       </w:r>
     </w:p>
     <w:p>
-      <w:pPr>
-        <w:pStyle w:val="CodeBlock"/>
-      </w:pPr>
-      <w:r>
+      <w:r>
+        <w:rPr>
+          <w:rFonts w:ascii="Consolas" w:hAnsi="Consolas" w:eastAsia="Microsoft YaHei"/>
+          <w:sz w:val="18"/>
+        </w:rPr>
         <w:t>1. A 解析：这里是解析。</w:t>
         <w:br/>
         <w:t>2. 答案：B 解析：这里是解析。</w:t>
@@ -3301,25 +2835,32 @@
       </w:r>
     </w:p>
     <w:p>
-      <w:bookmarkStart w:id="99084" w:name="h0044"/>
       <w:pPr>
         <w:pStyle w:val="Heading3"/>
       </w:pPr>
       <w:r>
+        <w:rPr>
+          <w:rFonts w:ascii="Microsoft YaHei" w:hAnsi="Microsoft YaHei" w:eastAsia="Microsoft YaHei"/>
+          <w:sz w:val="21"/>
+        </w:rPr>
         <w:t>12.4 一行多个答案</w:t>
       </w:r>
-      <w:bookmarkEnd w:id="99084"/>
-    </w:p>
-    <w:p>
-      <w:r>
+    </w:p>
+    <w:p>
+      <w:r>
+        <w:rPr>
+          <w:rFonts w:ascii="Microsoft YaHei" w:hAnsi="Microsoft YaHei" w:eastAsia="Microsoft YaHei"/>
+          <w:sz w:val="21"/>
+        </w:rPr>
         <w:t>支持：</w:t>
       </w:r>
     </w:p>
     <w:p>
-      <w:pPr>
-        <w:pStyle w:val="CodeBlock"/>
-      </w:pPr>
-      <w:r>
+      <w:r>
+        <w:rPr>
+          <w:rFonts w:ascii="Consolas" w:hAnsi="Consolas" w:eastAsia="Microsoft YaHei"/>
+          <w:sz w:val="18"/>
+        </w:rPr>
         <w:t>1. A 2. B 3. C 4. D</w:t>
         <w:br/>
         <w:t>1、A 2、B 3、C 4、D</w:t>
@@ -3330,25 +2871,32 @@
       </w:r>
     </w:p>
     <w:p>
-      <w:bookmarkStart w:id="273184" w:name="h0045"/>
       <w:pPr>
         <w:pStyle w:val="Heading3"/>
       </w:pPr>
       <w:r>
+        <w:rPr>
+          <w:rFonts w:ascii="Microsoft YaHei" w:hAnsi="Microsoft YaHei" w:eastAsia="Microsoft YaHei"/>
+          <w:sz w:val="21"/>
+        </w:rPr>
         <w:t>12.5 范围答案</w:t>
       </w:r>
-      <w:bookmarkEnd w:id="273184"/>
-    </w:p>
-    <w:p>
-      <w:r>
+    </w:p>
+    <w:p>
+      <w:r>
+        <w:rPr>
+          <w:rFonts w:ascii="Microsoft YaHei" w:hAnsi="Microsoft YaHei" w:eastAsia="Microsoft YaHei"/>
+          <w:sz w:val="21"/>
+        </w:rPr>
         <w:t>支持：</w:t>
       </w:r>
     </w:p>
     <w:p>
-      <w:pPr>
-        <w:pStyle w:val="CodeBlock"/>
-      </w:pPr>
-      <w:r>
+      <w:r>
+        <w:rPr>
+          <w:rFonts w:ascii="Consolas" w:hAnsi="Consolas" w:eastAsia="Microsoft YaHei"/>
+          <w:sz w:val="18"/>
+        </w:rPr>
         <w:t>1-5: A B C D A</w:t>
         <w:br/>
         <w:t>1~5: A B C D A</w:t>
@@ -3360,29 +2908,40 @@
     </w:p>
     <w:p>
       <w:r>
+        <w:rPr>
+          <w:rFonts w:ascii="Microsoft YaHei" w:hAnsi="Microsoft YaHei" w:eastAsia="Microsoft YaHei"/>
+          <w:sz w:val="21"/>
+        </w:rPr>
         <w:t>建议：范围答案后面的答案值使用空格分隔，稳定性更高。</w:t>
       </w:r>
     </w:p>
     <w:p>
-      <w:bookmarkStart w:id="287272" w:name="h0046"/>
       <w:pPr>
         <w:pStyle w:val="Heading3"/>
       </w:pPr>
       <w:r>
+        <w:rPr>
+          <w:rFonts w:ascii="Microsoft YaHei" w:hAnsi="Microsoft YaHei" w:eastAsia="Microsoft YaHei"/>
+          <w:sz w:val="21"/>
+        </w:rPr>
         <w:t>12.6 集中答案区中的题型标题</w:t>
       </w:r>
-      <w:bookmarkEnd w:id="287272"/>
-    </w:p>
-    <w:p>
-      <w:r>
+    </w:p>
+    <w:p>
+      <w:r>
+        <w:rPr>
+          <w:rFonts w:ascii="Microsoft YaHei" w:hAnsi="Microsoft YaHei" w:eastAsia="Microsoft YaHei"/>
+          <w:sz w:val="21"/>
+        </w:rPr>
         <w:t>集中答案区中也可以通过章节标题指定后续答案类型：</w:t>
       </w:r>
     </w:p>
     <w:p>
-      <w:pPr>
-        <w:pStyle w:val="CodeBlock"/>
-      </w:pPr>
-      <w:r>
+      <w:r>
+        <w:rPr>
+          <w:rFonts w:ascii="Consolas" w:hAnsi="Consolas" w:eastAsia="Microsoft YaHei"/>
+          <w:sz w:val="18"/>
+        </w:rPr>
         <w:t>一、单选题</w:t>
         <w:br/>
         <w:t>1. A</w:t>
@@ -3399,14 +2958,19 @@
     </w:p>
     <w:p>
       <w:r>
+        <w:rPr>
+          <w:rFonts w:ascii="Microsoft YaHei" w:hAnsi="Microsoft YaHei" w:eastAsia="Microsoft YaHei"/>
+          <w:sz w:val="21"/>
+        </w:rPr>
         <w:t>题型标题也支持括号写法：</w:t>
       </w:r>
     </w:p>
     <w:p>
-      <w:pPr>
-        <w:pStyle w:val="CodeBlock"/>
-      </w:pPr>
-      <w:r>
+      <w:r>
+        <w:rPr>
+          <w:rFonts w:ascii="Consolas" w:hAnsi="Consolas" w:eastAsia="Microsoft YaHei"/>
+          <w:sz w:val="18"/>
+        </w:rPr>
         <w:t>一、[单选题]</w:t>
         <w:br/>
         <w:t>1. A</w:t>
@@ -3422,30 +2986,32 @@
       </w:r>
     </w:p>
     <w:p>
-      <w:r>
-        <w:t>---</w:t>
-      </w:r>
-    </w:p>
-    <w:p>
-      <w:bookmarkStart w:id="921522" w:name="h0047"/>
       <w:pPr>
         <w:pStyle w:val="Heading2"/>
       </w:pPr>
       <w:r>
+        <w:rPr>
+          <w:rFonts w:ascii="Microsoft YaHei" w:hAnsi="Microsoft YaHei" w:eastAsia="Microsoft YaHei"/>
+          <w:sz w:val="21"/>
+        </w:rPr>
         <w:t>13. 支持的填空题格式</w:t>
       </w:r>
-      <w:bookmarkEnd w:id="921522"/>
-    </w:p>
-    <w:p>
-      <w:r>
+    </w:p>
+    <w:p>
+      <w:r>
+        <w:rPr>
+          <w:rFonts w:ascii="Microsoft YaHei" w:hAnsi="Microsoft YaHei" w:eastAsia="Microsoft YaHei"/>
+          <w:sz w:val="21"/>
+        </w:rPr>
         <w:t>以下内容会辅助识别为填空题：</w:t>
       </w:r>
     </w:p>
     <w:p>
-      <w:pPr>
-        <w:pStyle w:val="CodeBlock"/>
-      </w:pPr>
-      <w:r>
+      <w:r>
+        <w:rPr>
+          <w:rFonts w:ascii="Consolas" w:hAnsi="Consolas" w:eastAsia="Microsoft YaHei"/>
+          <w:sz w:val="18"/>
+        </w:rPr>
         <w:t>填空</w:t>
         <w:br/>
         <w:t>填入</w:t>
@@ -3483,14 +3049,19 @@
     </w:p>
     <w:p>
       <w:r>
+        <w:rPr>
+          <w:rFonts w:ascii="Microsoft YaHei" w:hAnsi="Microsoft YaHei" w:eastAsia="Microsoft YaHei"/>
+          <w:sz w:val="21"/>
+        </w:rPr>
         <w:t>示例：</w:t>
       </w:r>
     </w:p>
     <w:p>
-      <w:pPr>
-        <w:pStyle w:val="CodeBlock"/>
-      </w:pPr>
-      <w:r>
+      <w:r>
+        <w:rPr>
+          <w:rFonts w:ascii="Consolas" w:hAnsi="Consolas" w:eastAsia="Microsoft YaHei"/>
+          <w:sz w:val="18"/>
+        </w:rPr>
         <w:t>四、填空题</w:t>
         <w:br/>
         <w:br/>
@@ -3501,14 +3072,19 @@
     </w:p>
     <w:p>
       <w:r>
+        <w:rPr>
+          <w:rFonts w:ascii="Microsoft YaHei" w:hAnsi="Microsoft YaHei" w:eastAsia="Microsoft YaHei"/>
+          <w:sz w:val="21"/>
+        </w:rPr>
         <w:t>括号空也支持：</w:t>
       </w:r>
     </w:p>
     <w:p>
-      <w:pPr>
-        <w:pStyle w:val="CodeBlock"/>
-      </w:pPr>
-      <w:r>
+      <w:r>
+        <w:rPr>
+          <w:rFonts w:ascii="Consolas" w:hAnsi="Consolas" w:eastAsia="Microsoft YaHei"/>
+          <w:sz w:val="18"/>
+        </w:rPr>
         <w:t>四、填空题</w:t>
         <w:br/>
         <w:br/>
@@ -3519,14 +3095,19 @@
     </w:p>
     <w:p>
       <w:r>
+        <w:rPr>
+          <w:rFonts w:ascii="Microsoft YaHei" w:hAnsi="Microsoft YaHei" w:eastAsia="Microsoft YaHei"/>
+          <w:sz w:val="21"/>
+        </w:rPr>
         <w:t>已填答案的括号也会尝试识别，但人工整理时更推荐改成空括号或横线：</w:t>
       </w:r>
     </w:p>
     <w:p>
-      <w:pPr>
-        <w:pStyle w:val="CodeBlock"/>
-      </w:pPr>
-      <w:r>
+      <w:r>
+        <w:rPr>
+          <w:rFonts w:ascii="Consolas" w:hAnsi="Consolas" w:eastAsia="Microsoft YaHei"/>
+          <w:sz w:val="18"/>
+        </w:rPr>
         <w:t>3. 中国四大发明包括（造纸术）、（印刷术）、（火药）、（指南针）。</w:t>
         <w:br/>
         <w:t>答案：造纸术；印刷术；火药；指南针</w:t>
@@ -3534,44 +3115,52 @@
     </w:p>
     <w:p>
       <w:r>
+        <w:rPr>
+          <w:rFonts w:ascii="Microsoft YaHei" w:hAnsi="Microsoft YaHei" w:eastAsia="Microsoft YaHei"/>
+          <w:sz w:val="21"/>
+        </w:rPr>
         <w:t>如果题型未显式标明，但题干含明显填空特征，解析器会尝试按填空题处理。</w:t>
       </w:r>
     </w:p>
     <w:p>
-      <w:r>
-        <w:t>---</w:t>
-      </w:r>
-    </w:p>
-    <w:p>
-      <w:bookmarkStart w:id="93925" w:name="h0048"/>
       <w:pPr>
         <w:pStyle w:val="Heading2"/>
       </w:pPr>
       <w:r>
+        <w:rPr>
+          <w:rFonts w:ascii="Microsoft YaHei" w:hAnsi="Microsoft YaHei" w:eastAsia="Microsoft YaHei"/>
+          <w:sz w:val="21"/>
+        </w:rPr>
         <w:t>14. 支持的材料题格式</w:t>
       </w:r>
-      <w:bookmarkEnd w:id="93925"/>
-    </w:p>
-    <w:p>
-      <w:r>
+    </w:p>
+    <w:p>
+      <w:r>
+        <w:rPr>
+          <w:rFonts w:ascii="Microsoft YaHei" w:hAnsi="Microsoft YaHei" w:eastAsia="Microsoft YaHei"/>
+          <w:sz w:val="21"/>
+        </w:rPr>
         <w:t>当前支持材料题、共用题干后的问题识别。建议材料引导行单独成行，后续每道小题继续使用清晰题号。</w:t>
       </w:r>
     </w:p>
     <w:p>
-      <w:bookmarkStart w:id="541301" w:name="h0049"/>
       <w:pPr>
         <w:pStyle w:val="Heading3"/>
       </w:pPr>
       <w:r>
+        <w:rPr>
+          <w:rFonts w:ascii="Microsoft YaHei" w:hAnsi="Microsoft YaHei" w:eastAsia="Microsoft YaHei"/>
+          <w:sz w:val="21"/>
+        </w:rPr>
         <w:t>14.1 材料分析题</w:t>
       </w:r>
-      <w:bookmarkEnd w:id="541301"/>
-    </w:p>
-    <w:p>
-      <w:pPr>
-        <w:pStyle w:val="CodeBlock"/>
-      </w:pPr>
-      <w:r>
+    </w:p>
+    <w:p>
+      <w:r>
+        <w:rPr>
+          <w:rFonts w:ascii="Consolas" w:hAnsi="Consolas" w:eastAsia="Microsoft YaHei"/>
+          <w:sz w:val="18"/>
+        </w:rPr>
         <w:t>材料一：</w:t>
         <w:br/>
         <w:t>这里是一段材料文本。</w:t>
@@ -3588,20 +3177,23 @@
       </w:r>
     </w:p>
     <w:p>
-      <w:bookmarkStart w:id="216692" w:name="h0050"/>
       <w:pPr>
         <w:pStyle w:val="Heading3"/>
       </w:pPr>
       <w:r>
+        <w:rPr>
+          <w:rFonts w:ascii="Microsoft YaHei" w:hAnsi="Microsoft YaHei" w:eastAsia="Microsoft YaHei"/>
+          <w:sz w:val="21"/>
+        </w:rPr>
         <w:t>14.2 共用题干选择题</w:t>
       </w:r>
-      <w:bookmarkEnd w:id="216692"/>
-    </w:p>
-    <w:p>
-      <w:pPr>
-        <w:pStyle w:val="CodeBlock"/>
-      </w:pPr>
-      <w:r>
+    </w:p>
+    <w:p>
+      <w:r>
+        <w:rPr>
+          <w:rFonts w:ascii="Consolas" w:hAnsi="Consolas" w:eastAsia="Microsoft YaHei"/>
+          <w:sz w:val="18"/>
+        </w:rPr>
         <w:t>根据以下材料，回答 1-2 题：</w:t>
         <w:br/>
         <w:t>这里是一段材料文本。</w:t>
@@ -3627,14 +3219,19 @@
     </w:p>
     <w:p>
       <w:r>
+        <w:rPr>
+          <w:rFonts w:ascii="Microsoft YaHei" w:hAnsi="Microsoft YaHei" w:eastAsia="Microsoft YaHei"/>
+          <w:sz w:val="21"/>
+        </w:rPr>
         <w:t>也可以和集中答案解析区配合：</w:t>
       </w:r>
     </w:p>
     <w:p>
-      <w:pPr>
-        <w:pStyle w:val="CodeBlock"/>
-      </w:pPr>
-      <w:r>
+      <w:r>
+        <w:rPr>
+          <w:rFonts w:ascii="Consolas" w:hAnsi="Consolas" w:eastAsia="Microsoft YaHei"/>
+          <w:sz w:val="18"/>
+        </w:rPr>
         <w:t>根据以下材料，回答 1-2 题：</w:t>
         <w:br/>
         <w:t>这里是一段材料文本。</w:t>
@@ -3663,14 +3260,19 @@
     </w:p>
     <w:p>
       <w:r>
+        <w:rPr>
+          <w:rFonts w:ascii="Microsoft YaHei" w:hAnsi="Microsoft YaHei" w:eastAsia="Microsoft YaHei"/>
+          <w:sz w:val="21"/>
+        </w:rPr>
         <w:t>注意：</w:t>
       </w:r>
     </w:p>
     <w:p>
-      <w:pPr>
-        <w:pStyle w:val="CodeBlock"/>
-      </w:pPr>
-      <w:r>
+      <w:r>
+        <w:rPr>
+          <w:rFonts w:ascii="Consolas" w:hAnsi="Consolas" w:eastAsia="Microsoft YaHei"/>
+          <w:sz w:val="18"/>
+        </w:rPr>
         <w:t>材料一：</w:t>
         <w:br/>
         <w:t>材料二：</w:t>
@@ -3678,11 +3280,19 @@
     </w:p>
     <w:p>
       <w:r>
+        <w:rPr>
+          <w:rFonts w:ascii="Microsoft YaHei" w:hAnsi="Microsoft YaHei" w:eastAsia="Microsoft YaHei"/>
+          <w:sz w:val="21"/>
+        </w:rPr>
         <w:t>这类材料引导行不会被当作单独题目。</w:t>
       </w:r>
     </w:p>
     <w:p>
       <w:r>
+        <w:rPr>
+          <w:rFonts w:ascii="Microsoft YaHei" w:hAnsi="Microsoft YaHei" w:eastAsia="Microsoft YaHei"/>
+          <w:sz w:val="21"/>
+        </w:rPr>
         <w:t>边界规则：</w:t>
       </w:r>
     </w:p>
@@ -3691,6 +3301,10 @@
         <w:pStyle w:val="ListBullet"/>
       </w:pPr>
       <w:r>
+        <w:rPr>
+          <w:rFonts w:ascii="Microsoft YaHei" w:hAnsi="Microsoft YaHei" w:eastAsia="Microsoft YaHei"/>
+          <w:sz w:val="21"/>
+        </w:rPr>
         <w:t>材料引导行应相对独立，例如 根据以下材料，回答 1-2 题：。</w:t>
       </w:r>
     </w:p>
@@ -3699,6 +3313,10 @@
         <w:pStyle w:val="ListBullet"/>
       </w:pPr>
       <w:r>
+        <w:rPr>
+          <w:rFonts w:ascii="Microsoft YaHei" w:hAnsi="Microsoft YaHei" w:eastAsia="Microsoft YaHei"/>
+          <w:sz w:val="21"/>
+        </w:rPr>
         <w:t>小题仍建议使用 1.、2.、第1题 等明确题号。</w:t>
       </w:r>
     </w:p>
@@ -3707,6 +3325,10 @@
         <w:pStyle w:val="ListBullet"/>
       </w:pPr>
       <w:r>
+        <w:rPr>
+          <w:rFonts w:ascii="Microsoft YaHei" w:hAnsi="Microsoft YaHei" w:eastAsia="Microsoft YaHei"/>
+          <w:sz w:val="21"/>
+        </w:rPr>
         <w:t>如果一行已经是正式题目，例如 1. 根据材料回答1-2题，下列说法正确的是？，解析器会优先按普通题目处理，不会把整行当成材料引导行。</w:t>
       </w:r>
     </w:p>
@@ -3715,120 +3337,150 @@
         <w:pStyle w:val="ListBullet"/>
       </w:pPr>
       <w:r>
+        <w:rPr>
+          <w:rFonts w:ascii="Microsoft YaHei" w:hAnsi="Microsoft YaHei" w:eastAsia="Microsoft YaHei"/>
+          <w:sz w:val="21"/>
+        </w:rPr>
         <w:t>材料题属于复杂兜底能力，导入后请重点核对题干、答案和解析是否对应。</w:t>
       </w:r>
     </w:p>
     <w:p>
       <w:r>
+        <w:rPr>
+          <w:rFonts w:ascii="Microsoft YaHei" w:hAnsi="Microsoft YaHei" w:eastAsia="Microsoft YaHei"/>
+          <w:sz w:val="21"/>
+        </w:rPr>
         <w:t>对于材料高度混排、题目与答案交错严重的文档，建议先使用 AI 重构，再进行人工核对。</w:t>
       </w:r>
     </w:p>
     <w:p>
-      <w:r>
-        <w:t>---</w:t>
-      </w:r>
-    </w:p>
-    <w:p>
-      <w:bookmarkStart w:id="320624" w:name="h0051"/>
       <w:pPr>
         <w:pStyle w:val="Heading2"/>
       </w:pPr>
       <w:r>
+        <w:rPr>
+          <w:rFonts w:ascii="Microsoft YaHei" w:hAnsi="Microsoft YaHei" w:eastAsia="Microsoft YaHei"/>
+          <w:sz w:val="21"/>
+        </w:rPr>
         <w:t>15. 支持的图片标记</w:t>
       </w:r>
-      <w:bookmarkEnd w:id="320624"/>
-    </w:p>
-    <w:p>
-      <w:r>
+    </w:p>
+    <w:p>
+      <w:r>
+        <w:rPr>
+          <w:rFonts w:ascii="Microsoft YaHei" w:hAnsi="Microsoft YaHei" w:eastAsia="Microsoft YaHei"/>
+          <w:sz w:val="21"/>
+        </w:rPr>
         <w:t>解析器会避开内部图片标记中的选项字母，避免误判：</w:t>
       </w:r>
     </w:p>
     <w:p>
-      <w:pPr>
-        <w:pStyle w:val="CodeBlock"/>
-      </w:pPr>
-      <w:r>
+      <w:r>
+        <w:rPr>
+          <w:rFonts w:ascii="Consolas" w:hAnsi="Consolas" w:eastAsia="Microsoft YaHei"/>
+          <w:sz w:val="18"/>
+        </w:rPr>
         <w:t>[[SHIROHA_IMAGE:img_0001]]</w:t>
       </w:r>
     </w:p>
     <w:p>
       <w:r>
+        <w:rPr>
+          <w:rFonts w:ascii="Microsoft YaHei" w:hAnsi="Microsoft YaHei" w:eastAsia="Microsoft YaHei"/>
+          <w:sz w:val="21"/>
+        </w:rPr>
         <w:t>该标记主要用于内部图片题处理流程，不建议手工编写。</w:t>
       </w:r>
     </w:p>
     <w:p>
-      <w:r>
-        <w:t>---</w:t>
-      </w:r>
-    </w:p>
-    <w:p>
-      <w:bookmarkStart w:id="867571" w:name="h0052"/>
       <w:pPr>
         <w:pStyle w:val="Heading2"/>
       </w:pPr>
       <w:r>
+        <w:rPr>
+          <w:rFonts w:ascii="Microsoft YaHei" w:hAnsi="Microsoft YaHei" w:eastAsia="Microsoft YaHei"/>
+          <w:sz w:val="21"/>
+        </w:rPr>
         <w:t>16. 不建议或暂不稳定的格式</w:t>
       </w:r>
-      <w:bookmarkEnd w:id="867571"/>
-    </w:p>
-    <w:p>
-      <w:bookmarkStart w:id="272868" w:name="h0053"/>
+    </w:p>
+    <w:p>
       <w:pPr>
         <w:pStyle w:val="Heading3"/>
       </w:pPr>
       <w:r>
+        <w:rPr>
+          <w:rFonts w:ascii="Microsoft YaHei" w:hAnsi="Microsoft YaHei" w:eastAsia="Microsoft YaHei"/>
+          <w:sz w:val="21"/>
+        </w:rPr>
         <w:t>16.1 选项超过 G</w:t>
       </w:r>
-      <w:bookmarkEnd w:id="272868"/>
-    </w:p>
-    <w:p>
-      <w:r>
+    </w:p>
+    <w:p>
+      <w:r>
+        <w:rPr>
+          <w:rFonts w:ascii="Microsoft YaHei" w:hAnsi="Microsoft YaHei" w:eastAsia="Microsoft YaHei"/>
+          <w:sz w:val="21"/>
+        </w:rPr>
         <w:t>当前选项主要支持：</w:t>
       </w:r>
     </w:p>
     <w:p>
-      <w:pPr>
-        <w:pStyle w:val="CodeBlock"/>
-      </w:pPr>
-      <w:r>
+      <w:r>
+        <w:rPr>
+          <w:rFonts w:ascii="Consolas" w:hAnsi="Consolas" w:eastAsia="Microsoft YaHei"/>
+          <w:sz w:val="18"/>
+        </w:rPr>
         <w:t>A–G</w:t>
       </w:r>
     </w:p>
     <w:p>
       <w:r>
+        <w:rPr>
+          <w:rFonts w:ascii="Microsoft YaHei" w:hAnsi="Microsoft YaHei" w:eastAsia="Microsoft YaHei"/>
+          <w:sz w:val="21"/>
+        </w:rPr>
         <w:t>不建议使用：</w:t>
       </w:r>
     </w:p>
     <w:p>
-      <w:pPr>
-        <w:pStyle w:val="CodeBlock"/>
-      </w:pPr>
-      <w:r>
+      <w:r>
+        <w:rPr>
+          <w:rFonts w:ascii="Consolas" w:hAnsi="Consolas" w:eastAsia="Microsoft YaHei"/>
+          <w:sz w:val="18"/>
+        </w:rPr>
         <w:t>H. 选项</w:t>
         <w:br/>
         <w:t>I. 选项</w:t>
       </w:r>
     </w:p>
     <w:p>
-      <w:bookmarkStart w:id="445041" w:name="h0054"/>
       <w:pPr>
         <w:pStyle w:val="Heading3"/>
       </w:pPr>
       <w:r>
+        <w:rPr>
+          <w:rFonts w:ascii="Microsoft YaHei" w:hAnsi="Microsoft YaHei" w:eastAsia="Microsoft YaHei"/>
+          <w:sz w:val="21"/>
+        </w:rPr>
         <w:t>16.2 使用甲乙丙丁作为选项</w:t>
       </w:r>
-      <w:bookmarkEnd w:id="445041"/>
-    </w:p>
-    <w:p>
-      <w:r>
+    </w:p>
+    <w:p>
+      <w:r>
+        <w:rPr>
+          <w:rFonts w:ascii="Microsoft YaHei" w:hAnsi="Microsoft YaHei" w:eastAsia="Microsoft YaHei"/>
+          <w:sz w:val="21"/>
+        </w:rPr>
         <w:t>暂不作为标准支持格式：</w:t>
       </w:r>
     </w:p>
     <w:p>
-      <w:pPr>
-        <w:pStyle w:val="CodeBlock"/>
-      </w:pPr>
-      <w:r>
+      <w:r>
+        <w:rPr>
+          <w:rFonts w:ascii="Consolas" w:hAnsi="Consolas" w:eastAsia="Microsoft YaHei"/>
+          <w:sz w:val="18"/>
+        </w:rPr>
         <w:t>甲. 选项</w:t>
         <w:br/>
         <w:t>乙. 选项</w:t>
@@ -3840,14 +3492,19 @@
     </w:p>
     <w:p>
       <w:r>
+        <w:rPr>
+          <w:rFonts w:ascii="Microsoft YaHei" w:hAnsi="Microsoft YaHei" w:eastAsia="Microsoft YaHei"/>
+          <w:sz w:val="21"/>
+        </w:rPr>
         <w:t>建议改成：</w:t>
       </w:r>
     </w:p>
     <w:p>
-      <w:pPr>
-        <w:pStyle w:val="CodeBlock"/>
-      </w:pPr>
-      <w:r>
+      <w:r>
+        <w:rPr>
+          <w:rFonts w:ascii="Consolas" w:hAnsi="Consolas" w:eastAsia="Microsoft YaHei"/>
+          <w:sz w:val="18"/>
+        </w:rPr>
         <w:t>A. 选项</w:t>
         <w:br/>
         <w:t>B. 选项</w:t>
@@ -3858,45 +3515,62 @@
       </w:r>
     </w:p>
     <w:p>
-      <w:bookmarkStart w:id="788105" w:name="h0055"/>
       <w:pPr>
         <w:pStyle w:val="Heading3"/>
       </w:pPr>
       <w:r>
+        <w:rPr>
+          <w:rFonts w:ascii="Microsoft YaHei" w:hAnsi="Microsoft YaHei" w:eastAsia="Microsoft YaHei"/>
+          <w:sz w:val="21"/>
+        </w:rPr>
         <w:t>16.3 没有题号的长篇连续题库</w:t>
       </w:r>
-      <w:bookmarkEnd w:id="788105"/>
-    </w:p>
-    <w:p>
-      <w:r>
+    </w:p>
+    <w:p>
+      <w:r>
+        <w:rPr>
+          <w:rFonts w:ascii="Microsoft YaHei" w:hAnsi="Microsoft YaHei" w:eastAsia="Microsoft YaHei"/>
+          <w:sz w:val="21"/>
+        </w:rPr>
         <w:t>无题号题目有一定兜底识别能力，但稳定性低于有题号格式。</w:t>
       </w:r>
     </w:p>
     <w:p>
       <w:r>
+        <w:rPr>
+          <w:rFonts w:ascii="Microsoft YaHei" w:hAnsi="Microsoft YaHei" w:eastAsia="Microsoft YaHei"/>
+          <w:sz w:val="21"/>
+        </w:rPr>
         <w:t>建议每道题都带题号。</w:t>
       </w:r>
     </w:p>
     <w:p>
-      <w:bookmarkStart w:id="561845" w:name="h0056"/>
       <w:pPr>
         <w:pStyle w:val="Heading3"/>
       </w:pPr>
       <w:r>
+        <w:rPr>
+          <w:rFonts w:ascii="Microsoft YaHei" w:hAnsi="Microsoft YaHei" w:eastAsia="Microsoft YaHei"/>
+          <w:sz w:val="21"/>
+        </w:rPr>
         <w:t>16.4 集中答案区没有题号</w:t>
       </w:r>
-      <w:bookmarkEnd w:id="561845"/>
-    </w:p>
-    <w:p>
-      <w:r>
+    </w:p>
+    <w:p>
+      <w:r>
+        <w:rPr>
+          <w:rFonts w:ascii="Microsoft YaHei" w:hAnsi="Microsoft YaHei" w:eastAsia="Microsoft YaHei"/>
+          <w:sz w:val="21"/>
+        </w:rPr>
         <w:t>不推荐：</w:t>
       </w:r>
     </w:p>
     <w:p>
-      <w:pPr>
-        <w:pStyle w:val="CodeBlock"/>
-      </w:pPr>
-      <w:r>
+      <w:r>
+        <w:rPr>
+          <w:rFonts w:ascii="Consolas" w:hAnsi="Consolas" w:eastAsia="Microsoft YaHei"/>
+          <w:sz w:val="18"/>
+        </w:rPr>
         <w:t>A</w:t>
         <w:br/>
         <w:t>B</w:t>
@@ -3908,14 +3582,19 @@
     </w:p>
     <w:p>
       <w:r>
+        <w:rPr>
+          <w:rFonts w:ascii="Microsoft YaHei" w:hAnsi="Microsoft YaHei" w:eastAsia="Microsoft YaHei"/>
+          <w:sz w:val="21"/>
+        </w:rPr>
         <w:t>推荐：</w:t>
       </w:r>
     </w:p>
     <w:p>
-      <w:pPr>
-        <w:pStyle w:val="CodeBlock"/>
-      </w:pPr>
-      <w:r>
+      <w:r>
+        <w:rPr>
+          <w:rFonts w:ascii="Consolas" w:hAnsi="Consolas" w:eastAsia="Microsoft YaHei"/>
+          <w:sz w:val="18"/>
+        </w:rPr>
         <w:t>1. A</w:t>
         <w:br/>
         <w:t>2. B</w:t>
@@ -3926,73 +3605,92 @@
       </w:r>
     </w:p>
     <w:p>
-      <w:bookmarkStart w:id="382218" w:name="h0057"/>
       <w:pPr>
         <w:pStyle w:val="Heading3"/>
       </w:pPr>
       <w:r>
+        <w:rPr>
+          <w:rFonts w:ascii="Microsoft YaHei" w:hAnsi="Microsoft YaHei" w:eastAsia="Microsoft YaHei"/>
+          <w:sz w:val="21"/>
+        </w:rPr>
         <w:t>16.5 材料原文和问题高度混排</w:t>
       </w:r>
-      <w:bookmarkEnd w:id="382218"/>
-    </w:p>
-    <w:p>
-      <w:r>
+    </w:p>
+    <w:p>
+      <w:r>
+        <w:rPr>
+          <w:rFonts w:ascii="Microsoft YaHei" w:hAnsi="Microsoft YaHei" w:eastAsia="Microsoft YaHei"/>
+          <w:sz w:val="21"/>
+        </w:rPr>
         <w:t>例如材料中夹杂多个未编号问题、答案区和解析区反复穿插，当前仍可能需要 AI 重构辅助。</w:t>
       </w:r>
     </w:p>
     <w:p>
       <w:r>
+        <w:rPr>
+          <w:rFonts w:ascii="Microsoft YaHei" w:hAnsi="Microsoft YaHei" w:eastAsia="Microsoft YaHei"/>
+          <w:sz w:val="21"/>
+        </w:rPr>
         <w:t>建议流程：</w:t>
       </w:r>
     </w:p>
     <w:p>
-      <w:pPr>
-        <w:pStyle w:val="CodeBlock"/>
-      </w:pPr>
-      <w:r>
+      <w:r>
+        <w:rPr>
+          <w:rFonts w:ascii="Consolas" w:hAnsi="Consolas" w:eastAsia="Microsoft YaHei"/>
+          <w:sz w:val="18"/>
+        </w:rPr>
         <w:t>AI重构 → AI核对 → AI解析 → 人工确认写入</w:t>
       </w:r>
     </w:p>
     <w:p>
-      <w:r>
-        <w:t>---</w:t>
-      </w:r>
-    </w:p>
-    <w:p>
-      <w:bookmarkStart w:id="247168" w:name="h0058"/>
       <w:pPr>
         <w:pStyle w:val="Heading2"/>
       </w:pPr>
       <w:r>
+        <w:rPr>
+          <w:rFonts w:ascii="Microsoft YaHei" w:hAnsi="Microsoft YaHei" w:eastAsia="Microsoft YaHei"/>
+          <w:sz w:val="21"/>
+        </w:rPr>
         <w:t>17. 推荐通用模板</w:t>
       </w:r>
-      <w:bookmarkEnd w:id="247168"/>
-    </w:p>
-    <w:p>
-      <w:r>
+    </w:p>
+    <w:p>
+      <w:r>
+        <w:rPr>
+          <w:rFonts w:ascii="Microsoft YaHei" w:hAnsi="Microsoft YaHei" w:eastAsia="Microsoft YaHei"/>
+          <w:sz w:val="21"/>
+        </w:rPr>
         <w:t>下面是最推荐的个人题库整理模板，覆盖单选、多选、判断、填空、多空填空、简答、材料题和答案解析区。</w:t>
       </w:r>
     </w:p>
     <w:p>
       <w:r>
+        <w:rPr>
+          <w:rFonts w:ascii="Microsoft YaHei" w:hAnsi="Microsoft YaHei" w:eastAsia="Microsoft YaHei"/>
+          <w:sz w:val="21"/>
+        </w:rPr>
         <w:t>主模板优先展示真实题库最常见的“分区标题 + 普通编号”写法；如果题型混杂、分区缺失或需要单题复制，建议再给每题加题型标记增强稳定性。</w:t>
       </w:r>
     </w:p>
     <w:p>
-      <w:bookmarkStart w:id="685419" w:name="h0059"/>
       <w:pPr>
         <w:pStyle w:val="Heading3"/>
       </w:pPr>
       <w:r>
+        <w:rPr>
+          <w:rFonts w:ascii="Microsoft YaHei" w:hAnsi="Microsoft YaHei" w:eastAsia="Microsoft YaHei"/>
+          <w:sz w:val="21"/>
+        </w:rPr>
         <w:t>17.1 基础题型完整模板</w:t>
       </w:r>
-      <w:bookmarkEnd w:id="685419"/>
-    </w:p>
-    <w:p>
-      <w:pPr>
-        <w:pStyle w:val="CodeBlock"/>
-      </w:pPr>
-      <w:r>
+    </w:p>
+    <w:p>
+      <w:r>
+        <w:rPr>
+          <w:rFonts w:ascii="Consolas" w:hAnsi="Consolas" w:eastAsia="Microsoft YaHei"/>
+          <w:sz w:val="18"/>
+        </w:rPr>
         <w:t>一、单选题</w:t>
         <w:br/>
         <w:br/>
@@ -4068,14 +3766,19 @@
     </w:p>
     <w:p>
       <w:r>
+        <w:rPr>
+          <w:rFonts w:ascii="Microsoft YaHei" w:hAnsi="Microsoft YaHei" w:eastAsia="Microsoft YaHei"/>
+          <w:sz w:val="21"/>
+        </w:rPr>
         <w:t>如果没有分区标题，或者担心题型识别不稳定，可以使用增强写法：</w:t>
       </w:r>
     </w:p>
     <w:p>
-      <w:pPr>
-        <w:pStyle w:val="CodeBlock"/>
-      </w:pPr>
-      <w:r>
+      <w:r>
+        <w:rPr>
+          <w:rFonts w:ascii="Consolas" w:hAnsi="Consolas" w:eastAsia="Microsoft YaHei"/>
+          <w:sz w:val="18"/>
+        </w:rPr>
         <w:t>1. 单选题：安全帽的主要作用是？</w:t>
         <w:br/>
         <w:t>2. 多选题：雨天驾驶时应注意哪些事项？</w:t>
@@ -4088,25 +3791,32 @@
       </w:r>
     </w:p>
     <w:p>
-      <w:bookmarkStart w:id="975094" w:name="h0060"/>
       <w:pPr>
         <w:pStyle w:val="Heading3"/>
       </w:pPr>
       <w:r>
+        <w:rPr>
+          <w:rFonts w:ascii="Microsoft YaHei" w:hAnsi="Microsoft YaHei" w:eastAsia="Microsoft YaHei"/>
+          <w:sz w:val="21"/>
+        </w:rPr>
         <w:t>17.2 材料题模板</w:t>
       </w:r>
-      <w:bookmarkEnd w:id="975094"/>
-    </w:p>
-    <w:p>
-      <w:r>
+    </w:p>
+    <w:p>
+      <w:r>
+        <w:rPr>
+          <w:rFonts w:ascii="Microsoft YaHei" w:hAnsi="Microsoft YaHei" w:eastAsia="Microsoft YaHei"/>
+          <w:sz w:val="21"/>
+        </w:rPr>
         <w:t>材料题 / 共用题干比普通题更容易把材料、引导语和小题题干混在一起，所以小题建议显式写题型标记。</w:t>
       </w:r>
     </w:p>
     <w:p>
-      <w:pPr>
-        <w:pStyle w:val="CodeBlock"/>
-      </w:pPr>
-      <w:r>
+      <w:r>
+        <w:rPr>
+          <w:rFonts w:ascii="Consolas" w:hAnsi="Consolas" w:eastAsia="Microsoft YaHei"/>
+          <w:sz w:val="18"/>
+        </w:rPr>
         <w:t>共用题干</w:t>
         <w:br/>
         <w:t>材料：某驾驶人雨天行驶，路面湿滑，能见度较低。</w:t>
@@ -4131,25 +3841,32 @@
       </w:r>
     </w:p>
     <w:p>
-      <w:bookmarkStart w:id="128398" w:name="h0061"/>
       <w:pPr>
         <w:pStyle w:val="Heading3"/>
       </w:pPr>
       <w:r>
+        <w:rPr>
+          <w:rFonts w:ascii="Microsoft YaHei" w:hAnsi="Microsoft YaHei" w:eastAsia="Microsoft YaHei"/>
+          <w:sz w:val="21"/>
+        </w:rPr>
         <w:t>17.3 答案解析区模板</w:t>
       </w:r>
-      <w:bookmarkEnd w:id="128398"/>
-    </w:p>
-    <w:p>
-      <w:r>
+    </w:p>
+    <w:p>
+      <w:r>
+        <w:rPr>
+          <w:rFonts w:ascii="Microsoft YaHei" w:hAnsi="Microsoft YaHei" w:eastAsia="Microsoft YaHei"/>
+          <w:sz w:val="21"/>
+        </w:rPr>
         <w:t>答案解析区适合题目区和答案区分开的试卷。题目区如果没有分区标题，建议给题目加题型标记；如果已经有“一、单选题”这样的分区标题，可以不加。</w:t>
       </w:r>
     </w:p>
     <w:p>
-      <w:pPr>
-        <w:pStyle w:val="CodeBlock"/>
-      </w:pPr>
-      <w:r>
+      <w:r>
+        <w:rPr>
+          <w:rFonts w:ascii="Consolas" w:hAnsi="Consolas" w:eastAsia="Microsoft YaHei"/>
+          <w:sz w:val="18"/>
+        </w:rPr>
         <w:t>题目区</w:t>
         <w:br/>
         <w:br/>
@@ -4176,25 +3893,32 @@
       </w:r>
     </w:p>
     <w:p>
-      <w:bookmarkStart w:id="76671" w:name="h0062"/>
       <w:pPr>
         <w:pStyle w:val="Heading3"/>
       </w:pPr>
       <w:r>
+        <w:rPr>
+          <w:rFonts w:ascii="Microsoft YaHei" w:hAnsi="Microsoft YaHei" w:eastAsia="Microsoft YaHei"/>
+          <w:sz w:val="21"/>
+        </w:rPr>
         <w:t>17.4 双文件模板</w:t>
       </w:r>
-      <w:bookmarkEnd w:id="76671"/>
-    </w:p>
-    <w:p>
-      <w:r>
+    </w:p>
+    <w:p>
+      <w:r>
+        <w:rPr>
+          <w:rFonts w:ascii="Microsoft YaHei" w:hAnsi="Microsoft YaHei" w:eastAsia="Microsoft YaHei"/>
+          <w:sz w:val="21"/>
+        </w:rPr>
         <w:t>题目文件：</w:t>
       </w:r>
     </w:p>
     <w:p>
-      <w:pPr>
-        <w:pStyle w:val="CodeBlock"/>
-      </w:pPr>
-      <w:r>
+      <w:r>
+        <w:rPr>
+          <w:rFonts w:ascii="Consolas" w:hAnsi="Consolas" w:eastAsia="Microsoft YaHei"/>
+          <w:sz w:val="18"/>
+        </w:rPr>
         <w:t>第一章 基础知识</w:t>
         <w:br/>
         <w:br/>
@@ -4222,14 +3946,19 @@
     </w:p>
     <w:p>
       <w:r>
+        <w:rPr>
+          <w:rFonts w:ascii="Microsoft YaHei" w:hAnsi="Microsoft YaHei" w:eastAsia="Microsoft YaHei"/>
+          <w:sz w:val="21"/>
+        </w:rPr>
         <w:t>答案文件：</w:t>
       </w:r>
     </w:p>
     <w:p>
-      <w:pPr>
-        <w:pStyle w:val="CodeBlock"/>
-      </w:pPr>
-      <w:r>
+      <w:r>
+        <w:rPr>
+          <w:rFonts w:ascii="Consolas" w:hAnsi="Consolas" w:eastAsia="Microsoft YaHei"/>
+          <w:sz w:val="18"/>
+        </w:rPr>
         <w:t>第一章 基础知识</w:t>
         <w:br/>
         <w:t>1. A</w:t>
@@ -4238,20 +3967,23 @@
       </w:r>
     </w:p>
     <w:p>
-      <w:bookmarkStart w:id="259213" w:name="h0063"/>
       <w:pPr>
         <w:pStyle w:val="Heading3"/>
       </w:pPr>
       <w:r>
+        <w:rPr>
+          <w:rFonts w:ascii="Microsoft YaHei" w:hAnsi="Microsoft YaHei" w:eastAsia="Microsoft YaHei"/>
+          <w:sz w:val="21"/>
+        </w:rPr>
         <w:t>17.5 Excel 表格模板</w:t>
       </w:r>
-      <w:bookmarkEnd w:id="259213"/>
-    </w:p>
-    <w:p>
-      <w:pPr>
-        <w:pStyle w:val="CodeBlock"/>
-      </w:pPr>
-      <w:r>
+    </w:p>
+    <w:p>
+      <w:r>
+        <w:rPr>
+          <w:rFonts w:ascii="Consolas" w:hAnsi="Consolas" w:eastAsia="Microsoft YaHei"/>
+          <w:sz w:val="18"/>
+        </w:rPr>
         <w:t>题号    题型    题干    A    B    C    D    答案    解析</w:t>
         <w:br/>
         <w:t>1    单选题    安全帽的主要作用是    保护头部    装饰作用    增加重量    无实际作用    A    安全帽用于保护头部。</w:t>
@@ -4267,29 +3999,40 @@
     </w:p>
     <w:p>
       <w:r>
+        <w:rPr>
+          <w:rFonts w:ascii="Microsoft YaHei" w:hAnsi="Microsoft YaHei" w:eastAsia="Microsoft YaHei"/>
+          <w:sz w:val="21"/>
+        </w:rPr>
         <w:t>说明：Excel 中一行一题最稳定；没有选项的填空题、简答题可以留空 A/B/C/D 列，只填写答案和解析列。</w:t>
       </w:r>
     </w:p>
     <w:p>
-      <w:bookmarkStart w:id="838736" w:name="h0064"/>
       <w:pPr>
         <w:pStyle w:val="Heading3"/>
       </w:pPr>
       <w:r>
+        <w:rPr>
+          <w:rFonts w:ascii="Microsoft YaHei" w:hAnsi="Microsoft YaHei" w:eastAsia="Microsoft YaHei"/>
+          <w:sz w:val="21"/>
+        </w:rPr>
         <w:t>17.6 JSON 题库模板</w:t>
       </w:r>
-      <w:bookmarkEnd w:id="838736"/>
-    </w:p>
-    <w:p>
-      <w:r>
+    </w:p>
+    <w:p>
+      <w:r>
+        <w:rPr>
+          <w:rFonts w:ascii="Microsoft YaHei" w:hAnsi="Microsoft YaHei" w:eastAsia="Microsoft YaHei"/>
+          <w:sz w:val="21"/>
+        </w:rPr>
         <w:t>普通题库 JSON 适合导入题目本身。完整备份 JSON/ZIP 包含题库、错题、收藏、记录、图片素材等应用数据，应使用“设置/导出 → 导入配置 / 备份 JSON/ZIP”入口。</w:t>
       </w:r>
     </w:p>
     <w:p>
-      <w:pPr>
-        <w:pStyle w:val="CodeBlock"/>
-      </w:pPr>
-      <w:r>
+      <w:r>
+        <w:rPr>
+          <w:rFonts w:ascii="Consolas" w:hAnsi="Consolas" w:eastAsia="Microsoft YaHei"/>
+          <w:sz w:val="18"/>
+        </w:rPr>
         <w:t>{</w:t>
         <w:br/>
         <w:t xml:space="preserve">  "name": "安全知识题库",</w:t>
@@ -4344,40 +4087,44 @@
       </w:r>
     </w:p>
     <w:p>
-      <w:r>
-        <w:t>---</w:t>
-      </w:r>
-    </w:p>
-    <w:p>
-      <w:bookmarkStart w:id="919995" w:name="h0065"/>
       <w:pPr>
         <w:pStyle w:val="Heading2"/>
       </w:pPr>
       <w:r>
+        <w:rPr>
+          <w:rFonts w:ascii="Microsoft YaHei" w:hAnsi="Microsoft YaHei" w:eastAsia="Microsoft YaHei"/>
+          <w:sz w:val="21"/>
+        </w:rPr>
         <w:t>18. 快速格式清单</w:t>
       </w:r>
-      <w:bookmarkEnd w:id="919995"/>
-    </w:p>
-    <w:p>
-      <w:bookmarkStart w:id="999669" w:name="h0066"/>
+    </w:p>
+    <w:p>
       <w:pPr>
         <w:pStyle w:val="Heading3"/>
       </w:pPr>
       <w:r>
+        <w:rPr>
+          <w:rFonts w:ascii="Microsoft YaHei" w:hAnsi="Microsoft YaHei" w:eastAsia="Microsoft YaHei"/>
+          <w:sz w:val="21"/>
+        </w:rPr>
         <w:t>18.1 题型标签括号</w:t>
       </w:r>
-      <w:bookmarkEnd w:id="999669"/>
-    </w:p>
-    <w:p>
-      <w:r>
+    </w:p>
+    <w:p>
+      <w:r>
+        <w:rPr>
+          <w:rFonts w:ascii="Microsoft YaHei" w:hAnsi="Microsoft YaHei" w:eastAsia="Microsoft YaHei"/>
+          <w:sz w:val="21"/>
+        </w:rPr>
         <w:t>支持：</w:t>
       </w:r>
     </w:p>
     <w:p>
-      <w:pPr>
-        <w:pStyle w:val="CodeBlock"/>
-      </w:pPr>
-      <w:r>
+      <w:r>
+        <w:rPr>
+          <w:rFonts w:ascii="Consolas" w:hAnsi="Consolas" w:eastAsia="Microsoft YaHei"/>
+          <w:sz w:val="18"/>
+        </w:rPr>
         <w:t>【单选题】</w:t>
         <w:br/>
         <w:t>[单选题]</w:t>
@@ -4397,37 +4144,49 @@
     </w:p>
     <w:p>
       <w:r>
+        <w:rPr>
+          <w:rFonts w:ascii="Microsoft YaHei" w:hAnsi="Microsoft YaHei" w:eastAsia="Microsoft YaHei"/>
+          <w:sz w:val="21"/>
+        </w:rPr>
         <w:t>同类写法适用于：</w:t>
       </w:r>
     </w:p>
     <w:p>
-      <w:pPr>
-        <w:pStyle w:val="CodeBlock"/>
-      </w:pPr>
-      <w:r>
+      <w:r>
+        <w:rPr>
+          <w:rFonts w:ascii="Consolas" w:hAnsi="Consolas" w:eastAsia="Microsoft YaHei"/>
+          <w:sz w:val="18"/>
+        </w:rPr>
         <w:t>单选题 / 多选题 / 判断题 / 填空题 / 简答题 / 问答题 / 面试题 / 材料分析题 / 案例分析题 / 综合题</w:t>
       </w:r>
     </w:p>
     <w:p>
-      <w:bookmarkStart w:id="428459" w:name="h0067"/>
       <w:pPr>
         <w:pStyle w:val="Heading3"/>
       </w:pPr>
       <w:r>
+        <w:rPr>
+          <w:rFonts w:ascii="Microsoft YaHei" w:hAnsi="Microsoft YaHei" w:eastAsia="Microsoft YaHei"/>
+          <w:sz w:val="21"/>
+        </w:rPr>
         <w:t>18.2 答案标签括号</w:t>
       </w:r>
-      <w:bookmarkEnd w:id="428459"/>
-    </w:p>
-    <w:p>
-      <w:r>
+    </w:p>
+    <w:p>
+      <w:r>
+        <w:rPr>
+          <w:rFonts w:ascii="Microsoft YaHei" w:hAnsi="Microsoft YaHei" w:eastAsia="Microsoft YaHei"/>
+          <w:sz w:val="21"/>
+        </w:rPr>
         <w:t>支持：</w:t>
       </w:r>
     </w:p>
     <w:p>
-      <w:pPr>
-        <w:pStyle w:val="CodeBlock"/>
-      </w:pPr>
-      <w:r>
+      <w:r>
+        <w:rPr>
+          <w:rFonts w:ascii="Consolas" w:hAnsi="Consolas" w:eastAsia="Microsoft YaHei"/>
+          <w:sz w:val="18"/>
+        </w:rPr>
         <w:t>【答案】B</w:t>
         <w:br/>
         <w:t>[答案] B</w:t>
@@ -4446,25 +4205,32 @@
       </w:r>
     </w:p>
     <w:p>
-      <w:bookmarkStart w:id="822652" w:name="h0068"/>
       <w:pPr>
         <w:pStyle w:val="Heading3"/>
       </w:pPr>
       <w:r>
+        <w:rPr>
+          <w:rFonts w:ascii="Microsoft YaHei" w:hAnsi="Microsoft YaHei" w:eastAsia="Microsoft YaHei"/>
+          <w:sz w:val="21"/>
+        </w:rPr>
         <w:t>18.3 题干末尾答案</w:t>
       </w:r>
-      <w:bookmarkEnd w:id="822652"/>
-    </w:p>
-    <w:p>
-      <w:r>
+    </w:p>
+    <w:p>
+      <w:r>
+        <w:rPr>
+          <w:rFonts w:ascii="Microsoft YaHei" w:hAnsi="Microsoft YaHei" w:eastAsia="Microsoft YaHei"/>
+          <w:sz w:val="21"/>
+        </w:rPr>
         <w:t>支持：</w:t>
       </w:r>
     </w:p>
     <w:p>
-      <w:pPr>
-        <w:pStyle w:val="CodeBlock"/>
-      </w:pPr>
-      <w:r>
+      <w:r>
+        <w:rPr>
+          <w:rFonts w:ascii="Consolas" w:hAnsi="Consolas" w:eastAsia="Microsoft YaHei"/>
+          <w:sz w:val="18"/>
+        </w:rPr>
         <w:t>题干（B）</w:t>
         <w:br/>
         <w:t>题干(B)</w:t>
@@ -4479,25 +4245,32 @@
       </w:r>
     </w:p>
     <w:p>
-      <w:bookmarkStart w:id="176596" w:name="h0069"/>
       <w:pPr>
         <w:pStyle w:val="Heading3"/>
       </w:pPr>
       <w:r>
+        <w:rPr>
+          <w:rFonts w:ascii="Microsoft YaHei" w:hAnsi="Microsoft YaHei" w:eastAsia="Microsoft YaHei"/>
+          <w:sz w:val="21"/>
+        </w:rPr>
         <w:t>18.4 集中答案区</w:t>
       </w:r>
-      <w:bookmarkEnd w:id="176596"/>
-    </w:p>
-    <w:p>
-      <w:r>
+    </w:p>
+    <w:p>
+      <w:r>
+        <w:rPr>
+          <w:rFonts w:ascii="Microsoft YaHei" w:hAnsi="Microsoft YaHei" w:eastAsia="Microsoft YaHei"/>
+          <w:sz w:val="21"/>
+        </w:rPr>
         <w:t>支持：</w:t>
       </w:r>
     </w:p>
     <w:p>
-      <w:pPr>
-        <w:pStyle w:val="CodeBlock"/>
-      </w:pPr>
-      <w:r>
+      <w:r>
+        <w:rPr>
+          <w:rFonts w:ascii="Consolas" w:hAnsi="Consolas" w:eastAsia="Microsoft YaHei"/>
+          <w:sz w:val="18"/>
+        </w:rPr>
         <w:t>1. A</w:t>
         <w:br/>
         <w:t>1、A</w:t>
@@ -4518,25 +4291,26 @@
       </w:r>
     </w:p>
     <w:p>
-      <w:r>
-        <w:t>---</w:t>
-      </w:r>
-    </w:p>
-    <w:p>
-      <w:bookmarkStart w:id="283445" w:name="h0070"/>
       <w:pPr>
         <w:pStyle w:val="Heading2"/>
       </w:pPr>
       <w:r>
+        <w:rPr>
+          <w:rFonts w:ascii="Microsoft YaHei" w:hAnsi="Microsoft YaHei" w:eastAsia="Microsoft YaHei"/>
+          <w:sz w:val="21"/>
+        </w:rPr>
         <w:t>19. 编写题库时的建议</w:t>
       </w:r>
-      <w:bookmarkEnd w:id="283445"/>
     </w:p>
     <w:p>
       <w:pPr>
         <w:pStyle w:val="ListNumber"/>
       </w:pPr>
       <w:r>
+        <w:rPr>
+          <w:rFonts w:ascii="Microsoft YaHei" w:hAnsi="Microsoft YaHei" w:eastAsia="Microsoft YaHei"/>
+          <w:sz w:val="21"/>
+        </w:rPr>
         <w:t>每道题尽量写清楚题号，例如 1. 题干。</w:t>
       </w:r>
     </w:p>
@@ -4545,6 +4319,10 @@
         <w:pStyle w:val="ListNumber"/>
       </w:pPr>
       <w:r>
+        <w:rPr>
+          <w:rFonts w:ascii="Microsoft YaHei" w:hAnsi="Microsoft YaHei" w:eastAsia="Microsoft YaHei"/>
+          <w:sz w:val="21"/>
+        </w:rPr>
         <w:t>客观题最常见写法是使用分区标题，例如 一、单选题、二、多选题、三、判断题。</w:t>
       </w:r>
     </w:p>
@@ -4553,6 +4331,10 @@
         <w:pStyle w:val="ListNumber"/>
       </w:pPr>
       <w:r>
+        <w:rPr>
+          <w:rFonts w:ascii="Microsoft YaHei" w:hAnsi="Microsoft YaHei" w:eastAsia="Microsoft YaHei"/>
+          <w:sz w:val="21"/>
+        </w:rPr>
         <w:t>如果没有分区标题，或担心题型识别不稳定，可以显式写题型，例如 1. 单选题：题干、2. 多选题：题干。</w:t>
       </w:r>
     </w:p>
@@ -4561,6 +4343,10 @@
         <w:pStyle w:val="ListNumber"/>
       </w:pPr>
       <w:r>
+        <w:rPr>
+          <w:rFonts w:ascii="Microsoft YaHei" w:hAnsi="Microsoft YaHei" w:eastAsia="Microsoft YaHei"/>
+          <w:sz w:val="21"/>
+        </w:rPr>
         <w:t>选项建议使用 A–D 或 A–G，不建议使用甲乙丙丁。</w:t>
       </w:r>
     </w:p>
@@ -4569,6 +4355,10 @@
         <w:pStyle w:val="ListNumber"/>
       </w:pPr>
       <w:r>
+        <w:rPr>
+          <w:rFonts w:ascii="Microsoft YaHei" w:hAnsi="Microsoft YaHei" w:eastAsia="Microsoft YaHei"/>
+          <w:sz w:val="21"/>
+        </w:rPr>
         <w:t>答案建议使用 答案：B、答案：AB、答案：正确。</w:t>
       </w:r>
     </w:p>
@@ -4577,6 +4367,10 @@
         <w:pStyle w:val="ListNumber"/>
       </w:pPr>
       <w:r>
+        <w:rPr>
+          <w:rFonts w:ascii="Microsoft YaHei" w:hAnsi="Microsoft YaHei" w:eastAsia="Microsoft YaHei"/>
+          <w:sz w:val="21"/>
+        </w:rPr>
         <w:t>解析建议使用 解析： 单独成行。</w:t>
       </w:r>
     </w:p>
@@ -4585,6 +4379,10 @@
         <w:pStyle w:val="ListNumber"/>
       </w:pPr>
       <w:r>
+        <w:rPr>
+          <w:rFonts w:ascii="Microsoft YaHei" w:hAnsi="Microsoft YaHei" w:eastAsia="Microsoft YaHei"/>
+          <w:sz w:val="21"/>
+        </w:rPr>
         <w:t>集中答案区一定要带题号，例如 1. A、2. B。</w:t>
       </w:r>
     </w:p>
@@ -4593,6 +4391,10 @@
         <w:pStyle w:val="ListNumber"/>
       </w:pPr>
       <w:r>
+        <w:rPr>
+          <w:rFonts w:ascii="Microsoft YaHei" w:hAnsi="Microsoft YaHei" w:eastAsia="Microsoft YaHei"/>
+          <w:sz w:val="21"/>
+        </w:rPr>
         <w:t>主观题建议使用 参考要点：、答题思路：、参考作答：。</w:t>
       </w:r>
     </w:p>
@@ -4601,61 +4403,66 @@
         <w:pStyle w:val="ListNumber"/>
       </w:pPr>
       <w:r>
+        <w:rPr>
+          <w:rFonts w:ascii="Microsoft YaHei" w:hAnsi="Microsoft YaHei" w:eastAsia="Microsoft YaHei"/>
+          <w:sz w:val="21"/>
+        </w:rPr>
         <w:t>材料题建议材料和题目分开写，问题最好单独编号。</w:t>
       </w:r>
     </w:p>
     <w:p>
-      <w:r>
-        <w:t>---</w:t>
-      </w:r>
-    </w:p>
-    <w:p>
-      <w:bookmarkStart w:id="378988" w:name="h0071"/>
       <w:pPr>
         <w:pStyle w:val="Heading2"/>
       </w:pPr>
       <w:r>
+        <w:rPr>
+          <w:rFonts w:ascii="Microsoft YaHei" w:hAnsi="Microsoft YaHei" w:eastAsia="Microsoft YaHei"/>
+          <w:sz w:val="21"/>
+        </w:rPr>
         <w:t>20. Excel 表格导入（v0.3.7 新增）</w:t>
       </w:r>
-      <w:bookmarkEnd w:id="378988"/>
-    </w:p>
-    <w:p>
-      <w:r>
+    </w:p>
+    <w:p>
+      <w:r>
+        <w:rPr>
+          <w:rFonts w:ascii="Microsoft YaHei" w:hAnsi="Microsoft YaHei" w:eastAsia="Microsoft YaHei"/>
+          <w:sz w:val="21"/>
+        </w:rPr>
         <w:t>原生版支持直接导入 .xlsx / .xls 文件。解析器会自动识别表格中的列，提取题干、选项、答案和解析。</w:t>
       </w:r>
     </w:p>
     <w:p>
-      <w:bookmarkStart w:id="486911" w:name="h0072"/>
       <w:pPr>
         <w:pStyle w:val="Heading3"/>
       </w:pPr>
       <w:r>
+        <w:rPr>
+          <w:rFonts w:ascii="Microsoft YaHei" w:hAnsi="Microsoft YaHei" w:eastAsia="Microsoft YaHei"/>
+          <w:sz w:val="21"/>
+        </w:rPr>
         <w:t>20.1 推荐表格格式</w:t>
       </w:r>
-      <w:bookmarkEnd w:id="486911"/>
     </w:p>
     <w:tbl>
       <w:tblPr>
         <w:tblStyle w:val="TableGrid"/>
         <w:tblW w:type="auto" w:w="0"/>
-        <w:jc w:val="center"/>
         <w:tblLook w:firstColumn="1" w:firstRow="1" w:lastColumn="0" w:lastRow="0" w:noHBand="0" w:noVBand="1" w:val="04A0"/>
       </w:tblPr>
       <w:tblGrid>
-        <w:gridCol w:w="5100"/>
-        <w:gridCol w:w="5100"/>
+        <w:gridCol w:w="4320"/>
+        <w:gridCol w:w="4320"/>
       </w:tblGrid>
       <w:tr>
         <w:tc>
           <w:tcPr>
-            <w:tcW w:type="dxa" w:w="5100"/>
-            <w:vAlign w:val="center"/>
+            <w:tcW w:type="dxa" w:w="4320"/>
           </w:tcPr>
           <w:p>
             <w:r>
               <w:rPr>
                 <w:rFonts w:ascii="Microsoft YaHei" w:hAnsi="Microsoft YaHei" w:eastAsia="Microsoft YaHei"/>
-                <w:b/>
+                <w:sz w:val="18"/>
               </w:rPr>
               <w:t>列</w:t>
             </w:r>
@@ -4663,14 +4470,13 @@
         </w:tc>
         <w:tc>
           <w:tcPr>
-            <w:tcW w:type="dxa" w:w="5100"/>
-            <w:vAlign w:val="center"/>
+            <w:tcW w:type="dxa" w:w="4320"/>
           </w:tcPr>
           <w:p>
             <w:r>
               <w:rPr>
                 <w:rFonts w:ascii="Microsoft YaHei" w:hAnsi="Microsoft YaHei" w:eastAsia="Microsoft YaHei"/>
-                <w:b/>
+                <w:sz w:val="18"/>
               </w:rPr>
               <w:t>说明</w:t>
             </w:r>
@@ -4680,13 +4486,13 @@
       <w:tr>
         <w:tc>
           <w:tcPr>
-            <w:tcW w:type="dxa" w:w="5100"/>
-            <w:vAlign w:val="center"/>
+            <w:tcW w:type="dxa" w:w="4320"/>
           </w:tcPr>
           <w:p>
             <w:r>
               <w:rPr>
                 <w:rFonts w:ascii="Microsoft YaHei" w:hAnsi="Microsoft YaHei" w:eastAsia="Microsoft YaHei"/>
+                <w:sz w:val="18"/>
               </w:rPr>
               <w:t>题干</w:t>
             </w:r>
@@ -4694,13 +4500,13 @@
         </w:tc>
         <w:tc>
           <w:tcPr>
-            <w:tcW w:type="dxa" w:w="5100"/>
-            <w:vAlign w:val="center"/>
+            <w:tcW w:type="dxa" w:w="4320"/>
           </w:tcPr>
           <w:p>
             <w:r>
               <w:rPr>
                 <w:rFonts w:ascii="Microsoft YaHei" w:hAnsi="Microsoft YaHei" w:eastAsia="Microsoft YaHei"/>
+                <w:sz w:val="18"/>
               </w:rPr>
               <w:t>必填</w:t>
             </w:r>
@@ -4710,13 +4516,13 @@
       <w:tr>
         <w:tc>
           <w:tcPr>
-            <w:tcW w:type="dxa" w:w="5100"/>
-            <w:vAlign w:val="center"/>
+            <w:tcW w:type="dxa" w:w="4320"/>
           </w:tcPr>
           <w:p>
             <w:r>
               <w:rPr>
                 <w:rFonts w:ascii="Microsoft YaHei" w:hAnsi="Microsoft YaHei" w:eastAsia="Microsoft YaHei"/>
+                <w:sz w:val="18"/>
               </w:rPr>
               <w:t>选项A</w:t>
             </w:r>
@@ -4724,13 +4530,13 @@
         </w:tc>
         <w:tc>
           <w:tcPr>
-            <w:tcW w:type="dxa" w:w="5100"/>
-            <w:vAlign w:val="center"/>
+            <w:tcW w:type="dxa" w:w="4320"/>
           </w:tcPr>
           <w:p>
             <w:r>
               <w:rPr>
                 <w:rFonts w:ascii="Microsoft YaHei" w:hAnsi="Microsoft YaHei" w:eastAsia="Microsoft YaHei"/>
+                <w:sz w:val="18"/>
               </w:rPr>
               <w:t>单选题/多选题/判断题</w:t>
             </w:r>
@@ -4740,13 +4546,13 @@
       <w:tr>
         <w:tc>
           <w:tcPr>
-            <w:tcW w:type="dxa" w:w="5100"/>
-            <w:vAlign w:val="center"/>
+            <w:tcW w:type="dxa" w:w="4320"/>
           </w:tcPr>
           <w:p>
             <w:r>
               <w:rPr>
                 <w:rFonts w:ascii="Microsoft YaHei" w:hAnsi="Microsoft YaHei" w:eastAsia="Microsoft YaHei"/>
+                <w:sz w:val="18"/>
               </w:rPr>
               <w:t>选项B</w:t>
             </w:r>
@@ -4754,13 +4560,13 @@
         </w:tc>
         <w:tc>
           <w:tcPr>
-            <w:tcW w:type="dxa" w:w="5100"/>
-            <w:vAlign w:val="center"/>
+            <w:tcW w:type="dxa" w:w="4320"/>
           </w:tcPr>
           <w:p>
             <w:r>
               <w:rPr>
                 <w:rFonts w:ascii="Microsoft YaHei" w:hAnsi="Microsoft YaHei" w:eastAsia="Microsoft YaHei"/>
+                <w:sz w:val="18"/>
               </w:rPr>
               <w:t>同上</w:t>
             </w:r>
@@ -4770,13 +4576,13 @@
       <w:tr>
         <w:tc>
           <w:tcPr>
-            <w:tcW w:type="dxa" w:w="5100"/>
-            <w:vAlign w:val="center"/>
+            <w:tcW w:type="dxa" w:w="4320"/>
           </w:tcPr>
           <w:p>
             <w:r>
               <w:rPr>
                 <w:rFonts w:ascii="Microsoft YaHei" w:hAnsi="Microsoft YaHei" w:eastAsia="Microsoft YaHei"/>
+                <w:sz w:val="18"/>
               </w:rPr>
               <w:t>选项C / D / E / F / G</w:t>
             </w:r>
@@ -4784,13 +4590,13 @@
         </w:tc>
         <w:tc>
           <w:tcPr>
-            <w:tcW w:type="dxa" w:w="5100"/>
-            <w:vAlign w:val="center"/>
+            <w:tcW w:type="dxa" w:w="4320"/>
           </w:tcPr>
           <w:p>
             <w:r>
               <w:rPr>
                 <w:rFonts w:ascii="Microsoft YaHei" w:hAnsi="Microsoft YaHei" w:eastAsia="Microsoft YaHei"/>
+                <w:sz w:val="18"/>
               </w:rPr>
               <w:t>根据需要</w:t>
             </w:r>
@@ -4800,13 +4606,13 @@
       <w:tr>
         <w:tc>
           <w:tcPr>
-            <w:tcW w:type="dxa" w:w="5100"/>
-            <w:vAlign w:val="center"/>
+            <w:tcW w:type="dxa" w:w="4320"/>
           </w:tcPr>
           <w:p>
             <w:r>
               <w:rPr>
                 <w:rFonts w:ascii="Microsoft YaHei" w:hAnsi="Microsoft YaHei" w:eastAsia="Microsoft YaHei"/>
+                <w:sz w:val="18"/>
               </w:rPr>
               <w:t>答案</w:t>
             </w:r>
@@ -4814,13 +4620,13 @@
         </w:tc>
         <w:tc>
           <w:tcPr>
-            <w:tcW w:type="dxa" w:w="5100"/>
-            <w:vAlign w:val="center"/>
+            <w:tcW w:type="dxa" w:w="4320"/>
           </w:tcPr>
           <w:p>
             <w:r>
               <w:rPr>
                 <w:rFonts w:ascii="Microsoft YaHei" w:hAnsi="Microsoft YaHei" w:eastAsia="Microsoft YaHei"/>
+                <w:sz w:val="18"/>
               </w:rPr>
               <w:t>必填，如 A、AB、正确</w:t>
             </w:r>
@@ -4830,13 +4636,13 @@
       <w:tr>
         <w:tc>
           <w:tcPr>
-            <w:tcW w:type="dxa" w:w="5100"/>
-            <w:vAlign w:val="center"/>
+            <w:tcW w:type="dxa" w:w="4320"/>
           </w:tcPr>
           <w:p>
             <w:r>
               <w:rPr>
                 <w:rFonts w:ascii="Microsoft YaHei" w:hAnsi="Microsoft YaHei" w:eastAsia="Microsoft YaHei"/>
+                <w:sz w:val="18"/>
               </w:rPr>
               <w:t>解析</w:t>
             </w:r>
@@ -4844,13 +4650,13 @@
         </w:tc>
         <w:tc>
           <w:tcPr>
-            <w:tcW w:type="dxa" w:w="5100"/>
-            <w:vAlign w:val="center"/>
+            <w:tcW w:type="dxa" w:w="4320"/>
           </w:tcPr>
           <w:p>
             <w:r>
               <w:rPr>
                 <w:rFonts w:ascii="Microsoft YaHei" w:hAnsi="Microsoft YaHei" w:eastAsia="Microsoft YaHei"/>
+                <w:sz w:val="18"/>
               </w:rPr>
               <w:t>可选</w:t>
             </w:r>
@@ -4860,13 +4666,13 @@
       <w:tr>
         <w:tc>
           <w:tcPr>
-            <w:tcW w:type="dxa" w:w="5100"/>
-            <w:vAlign w:val="center"/>
+            <w:tcW w:type="dxa" w:w="4320"/>
           </w:tcPr>
           <w:p>
             <w:r>
               <w:rPr>
                 <w:rFonts w:ascii="Microsoft YaHei" w:hAnsi="Microsoft YaHei" w:eastAsia="Microsoft YaHei"/>
+                <w:sz w:val="18"/>
               </w:rPr>
               <w:t>章节 / 分区</w:t>
             </w:r>
@@ -4874,13 +4680,13 @@
         </w:tc>
         <w:tc>
           <w:tcPr>
-            <w:tcW w:type="dxa" w:w="5100"/>
-            <w:vAlign w:val="center"/>
+            <w:tcW w:type="dxa" w:w="4320"/>
           </w:tcPr>
           <w:p>
             <w:r>
               <w:rPr>
                 <w:rFonts w:ascii="Microsoft YaHei" w:hAnsi="Microsoft YaHei" w:eastAsia="Microsoft YaHei"/>
+                <w:sz w:val="18"/>
               </w:rPr>
               <w:t>可选，分卷重复题号时建议填写</w:t>
             </w:r>
@@ -4888,22 +4694,27 @@
         </w:tc>
       </w:tr>
     </w:tbl>
-    <w:p/>
-    <w:p>
-      <w:bookmarkStart w:id="774332" w:name="h0073"/>
+    <w:p>
       <w:pPr>
         <w:pStyle w:val="Heading3"/>
       </w:pPr>
       <w:r>
+        <w:rPr>
+          <w:rFonts w:ascii="Microsoft YaHei" w:hAnsi="Microsoft YaHei" w:eastAsia="Microsoft YaHei"/>
+          <w:sz w:val="21"/>
+        </w:rPr>
         <w:t>20.2 注意事项</w:t>
       </w:r>
-      <w:bookmarkEnd w:id="774332"/>
     </w:p>
     <w:p>
       <w:pPr>
         <w:pStyle w:val="ListBullet"/>
       </w:pPr>
       <w:r>
+        <w:rPr>
+          <w:rFonts w:ascii="Microsoft YaHei" w:hAnsi="Microsoft YaHei" w:eastAsia="Microsoft YaHei"/>
+          <w:sz w:val="21"/>
+        </w:rPr>
         <w:t>表格第一行应作为表头</w:t>
       </w:r>
     </w:p>
@@ -4912,6 +4723,10 @@
         <w:pStyle w:val="ListBullet"/>
       </w:pPr>
       <w:r>
+        <w:rPr>
+          <w:rFonts w:ascii="Microsoft YaHei" w:hAnsi="Microsoft YaHei" w:eastAsia="Microsoft YaHei"/>
+          <w:sz w:val="21"/>
+        </w:rPr>
         <w:t>每行一道题</w:t>
       </w:r>
     </w:p>
@@ -4920,6 +4735,10 @@
         <w:pStyle w:val="ListBullet"/>
       </w:pPr>
       <w:r>
+        <w:rPr>
+          <w:rFonts w:ascii="Microsoft YaHei" w:hAnsi="Microsoft YaHei" w:eastAsia="Microsoft YaHei"/>
+          <w:sz w:val="21"/>
+        </w:rPr>
         <w:t>判断题答案写"正确"或"错误"</w:t>
       </w:r>
     </w:p>
@@ -4928,6 +4747,10 @@
         <w:pStyle w:val="ListBullet"/>
       </w:pPr>
       <w:r>
+        <w:rPr>
+          <w:rFonts w:ascii="Microsoft YaHei" w:hAnsi="Microsoft YaHei" w:eastAsia="Microsoft YaHei"/>
+          <w:sz w:val="21"/>
+        </w:rPr>
         <w:t>如果同一份表格按章节、题型分区，并且每个分区题号从 1 重新开始，建议增加“章节 / 分区”列，或在表格中保留清晰的章节标题。</w:t>
       </w:r>
     </w:p>
@@ -4936,6 +4759,10 @@
         <w:pStyle w:val="ListBullet"/>
       </w:pPr>
       <w:r>
+        <w:rPr>
+          <w:rFonts w:ascii="Microsoft YaHei" w:hAnsi="Microsoft YaHei" w:eastAsia="Microsoft YaHei"/>
+          <w:sz w:val="21"/>
+        </w:rPr>
         <w:t>表格答案不建议只写一串无题号答案；如需集中答案表，最好包含题号、答案、章节 / 分区信息。</w:t>
       </w:r>
     </w:p>
@@ -4944,57 +4771,67 @@
         <w:pStyle w:val="ListBullet"/>
       </w:pPr>
       <w:r>
+        <w:rPr>
+          <w:rFonts w:ascii="Microsoft YaHei" w:hAnsi="Microsoft YaHei" w:eastAsia="Microsoft YaHei"/>
+          <w:sz w:val="21"/>
+        </w:rPr>
         <w:t>格式非常混乱、题目被吞并或答案区难以匹配时，建议先用 AI 重构，再人工核对。</w:t>
       </w:r>
     </w:p>
     <w:p>
-      <w:bookmarkStart w:id="668486" w:name="h0074"/>
       <w:pPr>
         <w:pStyle w:val="Heading2"/>
       </w:pPr>
       <w:r>
+        <w:rPr>
+          <w:rFonts w:ascii="Microsoft YaHei" w:hAnsi="Microsoft YaHei" w:eastAsia="Microsoft YaHei"/>
+          <w:sz w:val="21"/>
+        </w:rPr>
         <w:t>21. JSON 题库导入（v0.7.4 新增）</w:t>
       </w:r>
-      <w:bookmarkEnd w:id="668486"/>
-    </w:p>
-    <w:p>
-      <w:r>
+    </w:p>
+    <w:p>
+      <w:r>
+        <w:rPr>
+          <w:rFonts w:ascii="Microsoft YaHei" w:hAnsi="Microsoft YaHei" w:eastAsia="Microsoft YaHei"/>
+          <w:sz w:val="21"/>
+        </w:rPr>
         <w:t>Shiroha Quiz 原生版支持从多个 JSON 格式导入题库。</w:t>
       </w:r>
     </w:p>
     <w:p>
-      <w:bookmarkStart w:id="397443" w:name="h0075"/>
       <w:pPr>
         <w:pStyle w:val="Heading3"/>
       </w:pPr>
       <w:r>
+        <w:rPr>
+          <w:rFonts w:ascii="Microsoft YaHei" w:hAnsi="Microsoft YaHei" w:eastAsia="Microsoft YaHei"/>
+          <w:sz w:val="21"/>
+        </w:rPr>
         <w:t>21.1 支持格式总览</w:t>
       </w:r>
-      <w:bookmarkEnd w:id="397443"/>
     </w:p>
     <w:tbl>
       <w:tblPr>
         <w:tblStyle w:val="TableGrid"/>
         <w:tblW w:type="auto" w:w="0"/>
-        <w:jc w:val="center"/>
         <w:tblLook w:firstColumn="1" w:firstRow="1" w:lastColumn="0" w:lastRow="0" w:noHBand="0" w:noVBand="1" w:val="04A0"/>
       </w:tblPr>
       <w:tblGrid>
-        <w:gridCol w:w="3400"/>
-        <w:gridCol w:w="3400"/>
-        <w:gridCol w:w="3400"/>
+        <w:gridCol w:w="2880"/>
+        <w:gridCol w:w="2880"/>
+        <w:gridCol w:w="2880"/>
       </w:tblGrid>
       <w:tr>
         <w:tc>
           <w:tcPr>
-            <w:tcW w:type="dxa" w:w="3400"/>
-            <w:vAlign w:val="center"/>
+            <w:tcW w:type="dxa" w:w="2880"/>
           </w:tcPr>
           <w:p>
             <w:r>
               <w:rPr>
                 <w:rFonts w:ascii="Microsoft YaHei" w:hAnsi="Microsoft YaHei" w:eastAsia="Microsoft YaHei"/>
-                <w:b/>
+                <w:sz w:val="18"/>
               </w:rPr>
               <w:t>格式</w:t>
             </w:r>
@@ -5002,14 +4839,13 @@
         </w:tc>
         <w:tc>
           <w:tcPr>
-            <w:tcW w:type="dxa" w:w="3400"/>
-            <w:vAlign w:val="center"/>
+            <w:tcW w:type="dxa" w:w="2880"/>
           </w:tcPr>
           <w:p>
             <w:r>
               <w:rPr>
                 <w:rFonts w:ascii="Microsoft YaHei" w:hAnsi="Microsoft YaHei" w:eastAsia="Microsoft YaHei"/>
-                <w:b/>
+                <w:sz w:val="18"/>
               </w:rPr>
               <w:t>说明</w:t>
             </w:r>
@@ -5017,14 +4853,13 @@
         </w:tc>
         <w:tc>
           <w:tcPr>
-            <w:tcW w:type="dxa" w:w="3400"/>
-            <w:vAlign w:val="center"/>
+            <w:tcW w:type="dxa" w:w="2880"/>
           </w:tcPr>
           <w:p>
             <w:r>
               <w:rPr>
                 <w:rFonts w:ascii="Microsoft YaHei" w:hAnsi="Microsoft YaHei" w:eastAsia="Microsoft YaHei"/>
-                <w:b/>
+                <w:sz w:val="18"/>
               </w:rPr>
               <w:t>导入入口</w:t>
             </w:r>
@@ -5034,13 +4869,13 @@
       <w:tr>
         <w:tc>
           <w:tcPr>
-            <w:tcW w:type="dxa" w:w="3400"/>
-            <w:vAlign w:val="center"/>
+            <w:tcW w:type="dxa" w:w="2880"/>
           </w:tcPr>
           <w:p>
             <w:r>
               <w:rPr>
                 <w:rFonts w:ascii="Microsoft YaHei" w:hAnsi="Microsoft YaHei" w:eastAsia="Microsoft YaHei"/>
+                <w:sz w:val="18"/>
               </w:rPr>
               <w:t>多题库数组</w:t>
             </w:r>
@@ -5048,13 +4883,13 @@
         </w:tc>
         <w:tc>
           <w:tcPr>
-            <w:tcW w:type="dxa" w:w="3400"/>
-            <w:vAlign w:val="center"/>
+            <w:tcW w:type="dxa" w:w="2880"/>
           </w:tcPr>
           <w:p>
             <w:r>
               <w:rPr>
                 <w:rFonts w:ascii="Microsoft YaHei" w:hAnsi="Microsoft YaHei" w:eastAsia="Microsoft YaHei"/>
+                <w:sz w:val="18"/>
               </w:rPr>
               <w:t>[{"name":"题库1","questions":[...]}]</w:t>
             </w:r>
@@ -5062,13 +4897,13 @@
         </w:tc>
         <w:tc>
           <w:tcPr>
-            <w:tcW w:type="dxa" w:w="3400"/>
-            <w:vAlign w:val="center"/>
+            <w:tcW w:type="dxa" w:w="2880"/>
           </w:tcPr>
           <w:p>
             <w:r>
               <w:rPr>
                 <w:rFonts w:ascii="Microsoft YaHei" w:hAnsi="Microsoft YaHei" w:eastAsia="Microsoft YaHei"/>
+                <w:sz w:val="18"/>
               </w:rPr>
               <w:t>设置/导出 → 导入配置 / 备份 JSON/ZIP</w:t>
             </w:r>
@@ -5078,13 +4913,13 @@
       <w:tr>
         <w:tc>
           <w:tcPr>
-            <w:tcW w:type="dxa" w:w="3400"/>
-            <w:vAlign w:val="center"/>
+            <w:tcW w:type="dxa" w:w="2880"/>
           </w:tcPr>
           <w:p>
             <w:r>
               <w:rPr>
                 <w:rFonts w:ascii="Microsoft YaHei" w:hAnsi="Microsoft YaHei" w:eastAsia="Microsoft YaHei"/>
+                <w:sz w:val="18"/>
               </w:rPr>
               <w:t>单题库对象</w:t>
             </w:r>
@@ -5092,13 +4927,13 @@
         </w:tc>
         <w:tc>
           <w:tcPr>
-            <w:tcW w:type="dxa" w:w="3400"/>
-            <w:vAlign w:val="center"/>
+            <w:tcW w:type="dxa" w:w="2880"/>
           </w:tcPr>
           <w:p>
             <w:r>
               <w:rPr>
                 <w:rFonts w:ascii="Microsoft YaHei" w:hAnsi="Microsoft YaHei" w:eastAsia="Microsoft YaHei"/>
+                <w:sz w:val="18"/>
               </w:rPr>
               <w:t>{"name":"题库","questions":[...]}</w:t>
             </w:r>
@@ -5106,13 +4941,13 @@
         </w:tc>
         <w:tc>
           <w:tcPr>
-            <w:tcW w:type="dxa" w:w="3400"/>
-            <w:vAlign w:val="center"/>
+            <w:tcW w:type="dxa" w:w="2880"/>
           </w:tcPr>
           <w:p>
             <w:r>
               <w:rPr>
                 <w:rFonts w:ascii="Microsoft YaHei" w:hAnsi="Microsoft YaHei" w:eastAsia="Microsoft YaHei"/>
+                <w:sz w:val="18"/>
               </w:rPr>
               <w:t>普通导入或备份导入</w:t>
             </w:r>
@@ -5122,13 +4957,13 @@
       <w:tr>
         <w:tc>
           <w:tcPr>
-            <w:tcW w:type="dxa" w:w="3400"/>
-            <w:vAlign w:val="center"/>
+            <w:tcW w:type="dxa" w:w="2880"/>
           </w:tcPr>
           <w:p>
             <w:r>
               <w:rPr>
                 <w:rFonts w:ascii="Microsoft YaHei" w:hAnsi="Microsoft YaHei" w:eastAsia="Microsoft YaHei"/>
+                <w:sz w:val="18"/>
               </w:rPr>
               <w:t>题目数组</w:t>
             </w:r>
@@ -5136,13 +4971,13 @@
         </w:tc>
         <w:tc>
           <w:tcPr>
-            <w:tcW w:type="dxa" w:w="3400"/>
-            <w:vAlign w:val="center"/>
+            <w:tcW w:type="dxa" w:w="2880"/>
           </w:tcPr>
           <w:p>
             <w:r>
               <w:rPr>
                 <w:rFonts w:ascii="Microsoft YaHei" w:hAnsi="Microsoft YaHei" w:eastAsia="Microsoft YaHei"/>
+                <w:sz w:val="18"/>
               </w:rPr>
               <w:t>[{"type":"single","question":"...","answer":["A"]}]</w:t>
             </w:r>
@@ -5150,13 +4985,13 @@
         </w:tc>
         <w:tc>
           <w:tcPr>
-            <w:tcW w:type="dxa" w:w="3400"/>
-            <w:vAlign w:val="center"/>
+            <w:tcW w:type="dxa" w:w="2880"/>
           </w:tcPr>
           <w:p>
             <w:r>
               <w:rPr>
                 <w:rFonts w:ascii="Microsoft YaHei" w:hAnsi="Microsoft YaHei" w:eastAsia="Microsoft YaHei"/>
+                <w:sz w:val="18"/>
               </w:rPr>
               <w:t>普通导入或备份导入</w:t>
             </w:r>
@@ -5166,13 +5001,13 @@
       <w:tr>
         <w:tc>
           <w:tcPr>
-            <w:tcW w:type="dxa" w:w="3400"/>
-            <w:vAlign w:val="center"/>
+            <w:tcW w:type="dxa" w:w="2880"/>
           </w:tcPr>
           <w:p>
             <w:r>
               <w:rPr>
                 <w:rFonts w:ascii="Microsoft YaHei" w:hAnsi="Microsoft YaHei" w:eastAsia="Microsoft YaHei"/>
+                <w:sz w:val="18"/>
               </w:rPr>
               <w:t>Web 备份包</w:t>
             </w:r>
@@ -5180,13 +5015,13 @@
         </w:tc>
         <w:tc>
           <w:tcPr>
-            <w:tcW w:type="dxa" w:w="3400"/>
-            <w:vAlign w:val="center"/>
+            <w:tcW w:type="dxa" w:w="2880"/>
           </w:tcPr>
           <w:p>
             <w:r>
               <w:rPr>
                 <w:rFonts w:ascii="Microsoft YaHei" w:hAnsi="Microsoft YaHei" w:eastAsia="Microsoft YaHei"/>
+                <w:sz w:val="18"/>
               </w:rPr>
               <w:t>{"app":"Shiroha Quiz","banks":[...]}</w:t>
             </w:r>
@@ -5194,13 +5029,13 @@
         </w:tc>
         <w:tc>
           <w:tcPr>
-            <w:tcW w:type="dxa" w:w="3400"/>
-            <w:vAlign w:val="center"/>
+            <w:tcW w:type="dxa" w:w="2880"/>
           </w:tcPr>
           <w:p>
             <w:r>
               <w:rPr>
                 <w:rFonts w:ascii="Microsoft YaHei" w:hAnsi="Microsoft YaHei" w:eastAsia="Microsoft YaHei"/>
+                <w:sz w:val="18"/>
               </w:rPr>
               <w:t>设置/导出 → 导入配置 / 备份 JSON/ZIP</w:t>
             </w:r>
@@ -5210,13 +5045,13 @@
       <w:tr>
         <w:tc>
           <w:tcPr>
-            <w:tcW w:type="dxa" w:w="3400"/>
-            <w:vAlign w:val="center"/>
+            <w:tcW w:type="dxa" w:w="2880"/>
           </w:tcPr>
           <w:p>
             <w:r>
               <w:rPr>
                 <w:rFonts w:ascii="Microsoft YaHei" w:hAnsi="Microsoft YaHei" w:eastAsia="Microsoft YaHei"/>
+                <w:sz w:val="18"/>
               </w:rPr>
               <w:t>原生备份包</w:t>
             </w:r>
@@ -5224,13 +5059,13 @@
         </w:tc>
         <w:tc>
           <w:tcPr>
-            <w:tcW w:type="dxa" w:w="3400"/>
-            <w:vAlign w:val="center"/>
+            <w:tcW w:type="dxa" w:w="2880"/>
           </w:tcPr>
           <w:p>
             <w:r>
               <w:rPr>
                 <w:rFonts w:ascii="Microsoft YaHei" w:hAnsi="Microsoft YaHei" w:eastAsia="Microsoft YaHei"/>
+                <w:sz w:val="18"/>
               </w:rPr>
               <w:t>{"kind":"shiroha_quiz","banks":[...]}</w:t>
             </w:r>
@@ -5238,13 +5073,13 @@
         </w:tc>
         <w:tc>
           <w:tcPr>
-            <w:tcW w:type="dxa" w:w="3400"/>
-            <w:vAlign w:val="center"/>
+            <w:tcW w:type="dxa" w:w="2880"/>
           </w:tcPr>
           <w:p>
             <w:r>
               <w:rPr>
                 <w:rFonts w:ascii="Microsoft YaHei" w:hAnsi="Microsoft YaHei" w:eastAsia="Microsoft YaHei"/>
+                <w:sz w:val="18"/>
               </w:rPr>
               <w:t>设置/导出 → 导入配置 / 备份 JSON/ZIP</w:t>
             </w:r>
@@ -5254,13 +5089,13 @@
       <w:tr>
         <w:tc>
           <w:tcPr>
-            <w:tcW w:type="dxa" w:w="3400"/>
-            <w:vAlign w:val="center"/>
+            <w:tcW w:type="dxa" w:w="2880"/>
           </w:tcPr>
           <w:p>
             <w:r>
               <w:rPr>
                 <w:rFonts w:ascii="Microsoft YaHei" w:hAnsi="Microsoft YaHei" w:eastAsia="Microsoft YaHei"/>
+                <w:sz w:val="18"/>
               </w:rPr>
               <w:t>对象选项</w:t>
             </w:r>
@@ -5268,13 +5103,13 @@
         </w:tc>
         <w:tc>
           <w:tcPr>
-            <w:tcW w:type="dxa" w:w="3400"/>
-            <w:vAlign w:val="center"/>
+            <w:tcW w:type="dxa" w:w="2880"/>
           </w:tcPr>
           <w:p>
             <w:r>
               <w:rPr>
                 <w:rFonts w:ascii="Microsoft YaHei" w:hAnsi="Microsoft YaHei" w:eastAsia="Microsoft YaHei"/>
+                <w:sz w:val="18"/>
               </w:rPr>
               <w:t>{"options":{"A":"选项文本","B":"..."}}</w:t>
             </w:r>
@@ -5282,13 +5117,13 @@
         </w:tc>
         <w:tc>
           <w:tcPr>
-            <w:tcW w:type="dxa" w:w="3400"/>
-            <w:vAlign w:val="center"/>
+            <w:tcW w:type="dxa" w:w="2880"/>
           </w:tcPr>
           <w:p>
             <w:r>
               <w:rPr>
                 <w:rFonts w:ascii="Microsoft YaHei" w:hAnsi="Microsoft YaHei" w:eastAsia="Microsoft YaHei"/>
+                <w:sz w:val="18"/>
               </w:rPr>
               <w:t>任意 JSON 导入</w:t>
             </w:r>
@@ -5296,19 +5131,24 @@
         </w:tc>
       </w:tr>
     </w:tbl>
-    <w:p/>
-    <w:p>
-      <w:bookmarkStart w:id="189545" w:name="h0076"/>
+    <w:p>
       <w:pPr>
         <w:pStyle w:val="Heading3"/>
       </w:pPr>
       <w:r>
+        <w:rPr>
+          <w:rFonts w:ascii="Microsoft YaHei" w:hAnsi="Microsoft YaHei" w:eastAsia="Microsoft YaHei"/>
+          <w:sz w:val="21"/>
+        </w:rPr>
         <w:t>21.2 答案解析字段</w:t>
       </w:r>
-      <w:bookmarkEnd w:id="189545"/>
-    </w:p>
-    <w:p>
-      <w:r>
+    </w:p>
+    <w:p>
+      <w:r>
+        <w:rPr>
+          <w:rFonts w:ascii="Microsoft YaHei" w:hAnsi="Microsoft YaHei" w:eastAsia="Microsoft YaHei"/>
+          <w:sz w:val="21"/>
+        </w:rPr>
         <w:t>支持以下答案字段（优先级从高到低）：</w:t>
       </w:r>
     </w:p>
@@ -5317,6 +5157,10 @@
         <w:pStyle w:val="ListBullet"/>
       </w:pPr>
       <w:r>
+        <w:rPr>
+          <w:rFonts w:ascii="Microsoft YaHei" w:hAnsi="Microsoft YaHei" w:eastAsia="Microsoft YaHei"/>
+          <w:sz w:val="21"/>
+        </w:rPr>
         <w:t>answer（数组 ["A","B"] 或字符串 "A,B"）</w:t>
       </w:r>
     </w:p>
@@ -5325,77 +5169,115 @@
         <w:pStyle w:val="ListBullet"/>
       </w:pPr>
       <w:r>
+        <w:rPr>
+          <w:rFonts w:ascii="Microsoft YaHei" w:hAnsi="Microsoft YaHei" w:eastAsia="Microsoft YaHei"/>
+          <w:sz w:val="21"/>
+        </w:rPr>
         <w:t>answers、correctAnswer、correctAnswers</w:t>
       </w:r>
     </w:p>
     <w:p>
       <w:r>
+        <w:rPr>
+          <w:rFonts w:ascii="Microsoft YaHei" w:hAnsi="Microsoft YaHei" w:eastAsia="Microsoft YaHei"/>
+          <w:sz w:val="21"/>
+        </w:rPr>
         <w:t>答案字符串支持分隔符：空格、逗号、分号、斜杠、竖线。</w:t>
       </w:r>
     </w:p>
     <w:p>
-      <w:bookmarkStart w:id="257281" w:name="h0077"/>
       <w:pPr>
         <w:pStyle w:val="Heading3"/>
       </w:pPr>
       <w:r>
+        <w:rPr>
+          <w:rFonts w:ascii="Microsoft YaHei" w:hAnsi="Microsoft YaHei" w:eastAsia="Microsoft YaHei"/>
+          <w:sz w:val="21"/>
+        </w:rPr>
         <w:t>21.3 选项字段</w:t>
       </w:r>
-      <w:bookmarkEnd w:id="257281"/>
-    </w:p>
-    <w:p>
-      <w:r>
+    </w:p>
+    <w:p>
+      <w:r>
+        <w:rPr>
+          <w:rFonts w:ascii="Microsoft YaHei" w:hAnsi="Microsoft YaHei" w:eastAsia="Microsoft YaHei"/>
+          <w:sz w:val="21"/>
+        </w:rPr>
         <w:t>选项支持两种格式：</w:t>
       </w:r>
     </w:p>
     <w:p>
       <w:r>
+        <w:rPr>
+          <w:rFonts w:ascii="Microsoft YaHei" w:hAnsi="Microsoft YaHei" w:eastAsia="Microsoft YaHei"/>
+          <w:sz w:val="21"/>
+        </w:rPr>
         <w:t>数组格式：</w:t>
       </w:r>
     </w:p>
     <w:p>
-      <w:pPr>
-        <w:pStyle w:val="CodeBlock"/>
-      </w:pPr>
-      <w:r>
+      <w:r>
+        <w:rPr>
+          <w:rFonts w:ascii="Consolas" w:hAnsi="Consolas" w:eastAsia="Microsoft YaHei"/>
+          <w:sz w:val="18"/>
+        </w:rPr>
         <w:t>{"options": [{"key": "A", "text": "选项内容"}, ...]}</w:t>
       </w:r>
     </w:p>
     <w:p>
       <w:r>
+        <w:rPr>
+          <w:rFonts w:ascii="Microsoft YaHei" w:hAnsi="Microsoft YaHei" w:eastAsia="Microsoft YaHei"/>
+          <w:sz w:val="21"/>
+        </w:rPr>
         <w:t>数组内元素可以是对象或纯字符串。纯字符串会按 A/B/C/D 顺序自动生成 key。</w:t>
       </w:r>
     </w:p>
     <w:p>
       <w:r>
+        <w:rPr>
+          <w:rFonts w:ascii="Microsoft YaHei" w:hAnsi="Microsoft YaHei" w:eastAsia="Microsoft YaHei"/>
+          <w:sz w:val="21"/>
+        </w:rPr>
         <w:t>对象格式（v0.7.4 新增）：</w:t>
       </w:r>
     </w:p>
     <w:p>
-      <w:pPr>
-        <w:pStyle w:val="CodeBlock"/>
-      </w:pPr>
-      <w:r>
+      <w:r>
+        <w:rPr>
+          <w:rFonts w:ascii="Consolas" w:hAnsi="Consolas" w:eastAsia="Microsoft YaHei"/>
+          <w:sz w:val="18"/>
+        </w:rPr>
         <w:t>{"options": {"A": "选项内容", "B": "选项内容"}}</w:t>
       </w:r>
     </w:p>
     <w:p>
       <w:r>
+        <w:rPr>
+          <w:rFonts w:ascii="Microsoft YaHei" w:hAnsi="Microsoft YaHei" w:eastAsia="Microsoft YaHei"/>
+          <w:sz w:val="21"/>
+        </w:rPr>
         <w:t>对象 key 即选项标号，value 可以是字符串或 {"text":"..."} 对象。</w:t>
       </w:r>
     </w:p>
     <w:p>
-      <w:bookmarkStart w:id="969032" w:name="h0078"/>
       <w:pPr>
         <w:pStyle w:val="Heading3"/>
       </w:pPr>
       <w:r>
+        <w:rPr>
+          <w:rFonts w:ascii="Microsoft YaHei" w:hAnsi="Microsoft YaHei" w:eastAsia="Microsoft YaHei"/>
+          <w:sz w:val="21"/>
+        </w:rPr>
         <w:t>21.4 扩展元数据字段</w:t>
       </w:r>
-      <w:bookmarkEnd w:id="969032"/>
-    </w:p>
-    <w:p>
-      <w:r>
+    </w:p>
+    <w:p>
+      <w:r>
+        <w:rPr>
+          <w:rFonts w:ascii="Microsoft YaHei" w:hAnsi="Microsoft YaHei" w:eastAsia="Microsoft YaHei"/>
+          <w:sz w:val="21"/>
+        </w:rPr>
         <w:t>每道题可附带云端字段（导入时自动保留）：</w:t>
       </w:r>
     </w:p>
@@ -5403,25 +5285,23 @@
       <w:tblPr>
         <w:tblStyle w:val="TableGrid"/>
         <w:tblW w:type="auto" w:w="0"/>
-        <w:jc w:val="center"/>
         <w:tblLook w:firstColumn="1" w:firstRow="1" w:lastColumn="0" w:lastRow="0" w:noHBand="0" w:noVBand="1" w:val="04A0"/>
       </w:tblPr>
       <w:tblGrid>
-        <w:gridCol w:w="3400"/>
-        <w:gridCol w:w="3400"/>
-        <w:gridCol w:w="3400"/>
+        <w:gridCol w:w="2880"/>
+        <w:gridCol w:w="2880"/>
+        <w:gridCol w:w="2880"/>
       </w:tblGrid>
       <w:tr>
         <w:tc>
           <w:tcPr>
-            <w:tcW w:type="dxa" w:w="3400"/>
-            <w:vAlign w:val="center"/>
+            <w:tcW w:type="dxa" w:w="2880"/>
           </w:tcPr>
           <w:p>
             <w:r>
               <w:rPr>
                 <w:rFonts w:ascii="Microsoft YaHei" w:hAnsi="Microsoft YaHei" w:eastAsia="Microsoft YaHei"/>
-                <w:b/>
+                <w:sz w:val="18"/>
               </w:rPr>
               <w:t>字段</w:t>
             </w:r>
@@ -5429,14 +5309,13 @@
         </w:tc>
         <w:tc>
           <w:tcPr>
-            <w:tcW w:type="dxa" w:w="3400"/>
-            <w:vAlign w:val="center"/>
+            <w:tcW w:type="dxa" w:w="2880"/>
           </w:tcPr>
           <w:p>
             <w:r>
               <w:rPr>
                 <w:rFonts w:ascii="Microsoft YaHei" w:hAnsi="Microsoft YaHei" w:eastAsia="Microsoft YaHei"/>
-                <w:b/>
+                <w:sz w:val="18"/>
               </w:rPr>
               <w:t>类型</w:t>
             </w:r>
@@ -5444,14 +5323,13 @@
         </w:tc>
         <w:tc>
           <w:tcPr>
-            <w:tcW w:type="dxa" w:w="3400"/>
-            <w:vAlign w:val="center"/>
+            <w:tcW w:type="dxa" w:w="2880"/>
           </w:tcPr>
           <w:p>
             <w:r>
               <w:rPr>
                 <w:rFonts w:ascii="Microsoft YaHei" w:hAnsi="Microsoft YaHei" w:eastAsia="Microsoft YaHei"/>
-                <w:b/>
+                <w:sz w:val="18"/>
               </w:rPr>
               <w:t>说明</w:t>
             </w:r>
@@ -5461,13 +5339,13 @@
       <w:tr>
         <w:tc>
           <w:tcPr>
-            <w:tcW w:type="dxa" w:w="3400"/>
-            <w:vAlign w:val="center"/>
+            <w:tcW w:type="dxa" w:w="2880"/>
           </w:tcPr>
           <w:p>
             <w:r>
               <w:rPr>
                 <w:rFonts w:ascii="Microsoft YaHei" w:hAnsi="Microsoft YaHei" w:eastAsia="Microsoft YaHei"/>
+                <w:sz w:val="18"/>
               </w:rPr>
               <w:t>subject</w:t>
             </w:r>
@@ -5475,13 +5353,13 @@
         </w:tc>
         <w:tc>
           <w:tcPr>
-            <w:tcW w:type="dxa" w:w="3400"/>
-            <w:vAlign w:val="center"/>
+            <w:tcW w:type="dxa" w:w="2880"/>
           </w:tcPr>
           <w:p>
             <w:r>
               <w:rPr>
                 <w:rFonts w:ascii="Microsoft YaHei" w:hAnsi="Microsoft YaHei" w:eastAsia="Microsoft YaHei"/>
+                <w:sz w:val="18"/>
               </w:rPr>
               <w:t>字符串</w:t>
             </w:r>
@@ -5489,13 +5367,13 @@
         </w:tc>
         <w:tc>
           <w:tcPr>
-            <w:tcW w:type="dxa" w:w="3400"/>
-            <w:vAlign w:val="center"/>
+            <w:tcW w:type="dxa" w:w="2880"/>
           </w:tcPr>
           <w:p>
             <w:r>
               <w:rPr>
                 <w:rFonts w:ascii="Microsoft YaHei" w:hAnsi="Microsoft YaHei" w:eastAsia="Microsoft YaHei"/>
+                <w:sz w:val="18"/>
               </w:rPr>
               <w:t>学科</w:t>
             </w:r>
@@ -5505,13 +5383,13 @@
       <w:tr>
         <w:tc>
           <w:tcPr>
-            <w:tcW w:type="dxa" w:w="3400"/>
-            <w:vAlign w:val="center"/>
+            <w:tcW w:type="dxa" w:w="2880"/>
           </w:tcPr>
           <w:p>
             <w:r>
               <w:rPr>
                 <w:rFonts w:ascii="Microsoft YaHei" w:hAnsi="Microsoft YaHei" w:eastAsia="Microsoft YaHei"/>
+                <w:sz w:val="18"/>
               </w:rPr>
               <w:t>grade</w:t>
             </w:r>
@@ -5519,13 +5397,13 @@
         </w:tc>
         <w:tc>
           <w:tcPr>
-            <w:tcW w:type="dxa" w:w="3400"/>
-            <w:vAlign w:val="center"/>
+            <w:tcW w:type="dxa" w:w="2880"/>
           </w:tcPr>
           <w:p>
             <w:r>
               <w:rPr>
                 <w:rFonts w:ascii="Microsoft YaHei" w:hAnsi="Microsoft YaHei" w:eastAsia="Microsoft YaHei"/>
+                <w:sz w:val="18"/>
               </w:rPr>
               <w:t>字符串</w:t>
             </w:r>
@@ -5533,13 +5411,13 @@
         </w:tc>
         <w:tc>
           <w:tcPr>
-            <w:tcW w:type="dxa" w:w="3400"/>
-            <w:vAlign w:val="center"/>
+            <w:tcW w:type="dxa" w:w="2880"/>
           </w:tcPr>
           <w:p>
             <w:r>
               <w:rPr>
                 <w:rFonts w:ascii="Microsoft YaHei" w:hAnsi="Microsoft YaHei" w:eastAsia="Microsoft YaHei"/>
+                <w:sz w:val="18"/>
               </w:rPr>
               <w:t>年级</w:t>
             </w:r>
@@ -5549,13 +5427,13 @@
       <w:tr>
         <w:tc>
           <w:tcPr>
-            <w:tcW w:type="dxa" w:w="3400"/>
-            <w:vAlign w:val="center"/>
+            <w:tcW w:type="dxa" w:w="2880"/>
           </w:tcPr>
           <w:p>
             <w:r>
               <w:rPr>
                 <w:rFonts w:ascii="Microsoft YaHei" w:hAnsi="Microsoft YaHei" w:eastAsia="Microsoft YaHei"/>
+                <w:sz w:val="18"/>
               </w:rPr>
               <w:t>difficulty</w:t>
             </w:r>
@@ -5563,13 +5441,13 @@
         </w:tc>
         <w:tc>
           <w:tcPr>
-            <w:tcW w:type="dxa" w:w="3400"/>
-            <w:vAlign w:val="center"/>
+            <w:tcW w:type="dxa" w:w="2880"/>
           </w:tcPr>
           <w:p>
             <w:r>
               <w:rPr>
                 <w:rFonts w:ascii="Microsoft YaHei" w:hAnsi="Microsoft YaHei" w:eastAsia="Microsoft YaHei"/>
+                <w:sz w:val="18"/>
               </w:rPr>
               <w:t>字符串</w:t>
             </w:r>
@@ -5577,13 +5455,13 @@
         </w:tc>
         <w:tc>
           <w:tcPr>
-            <w:tcW w:type="dxa" w:w="3400"/>
-            <w:vAlign w:val="center"/>
+            <w:tcW w:type="dxa" w:w="2880"/>
           </w:tcPr>
           <w:p>
             <w:r>
               <w:rPr>
                 <w:rFonts w:ascii="Microsoft YaHei" w:hAnsi="Microsoft YaHei" w:eastAsia="Microsoft YaHei"/>
+                <w:sz w:val="18"/>
               </w:rPr>
               <w:t>难度</w:t>
             </w:r>
@@ -5593,13 +5471,13 @@
       <w:tr>
         <w:tc>
           <w:tcPr>
-            <w:tcW w:type="dxa" w:w="3400"/>
-            <w:vAlign w:val="center"/>
+            <w:tcW w:type="dxa" w:w="2880"/>
           </w:tcPr>
           <w:p>
             <w:r>
               <w:rPr>
                 <w:rFonts w:ascii="Microsoft YaHei" w:hAnsi="Microsoft YaHei" w:eastAsia="Microsoft YaHei"/>
+                <w:sz w:val="18"/>
               </w:rPr>
               <w:t>knowledgePoints</w:t>
             </w:r>
@@ -5607,13 +5485,13 @@
         </w:tc>
         <w:tc>
           <w:tcPr>
-            <w:tcW w:type="dxa" w:w="3400"/>
-            <w:vAlign w:val="center"/>
+            <w:tcW w:type="dxa" w:w="2880"/>
           </w:tcPr>
           <w:p>
             <w:r>
               <w:rPr>
                 <w:rFonts w:ascii="Microsoft YaHei" w:hAnsi="Microsoft YaHei" w:eastAsia="Microsoft YaHei"/>
+                <w:sz w:val="18"/>
               </w:rPr>
               <w:t>字符串数组</w:t>
             </w:r>
@@ -5621,13 +5499,13 @@
         </w:tc>
         <w:tc>
           <w:tcPr>
-            <w:tcW w:type="dxa" w:w="3400"/>
-            <w:vAlign w:val="center"/>
+            <w:tcW w:type="dxa" w:w="2880"/>
           </w:tcPr>
           <w:p>
             <w:r>
               <w:rPr>
                 <w:rFonts w:ascii="Microsoft YaHei" w:hAnsi="Microsoft YaHei" w:eastAsia="Microsoft YaHei"/>
+                <w:sz w:val="18"/>
               </w:rPr>
               <w:t>知识点</w:t>
             </w:r>
@@ -5637,13 +5515,13 @@
       <w:tr>
         <w:tc>
           <w:tcPr>
-            <w:tcW w:type="dxa" w:w="3400"/>
-            <w:vAlign w:val="center"/>
+            <w:tcW w:type="dxa" w:w="2880"/>
           </w:tcPr>
           <w:p>
             <w:r>
               <w:rPr>
                 <w:rFonts w:ascii="Microsoft YaHei" w:hAnsi="Microsoft YaHei" w:eastAsia="Microsoft YaHei"/>
+                <w:sz w:val="18"/>
               </w:rPr>
               <w:t>tags</w:t>
             </w:r>
@@ -5651,13 +5529,13 @@
         </w:tc>
         <w:tc>
           <w:tcPr>
-            <w:tcW w:type="dxa" w:w="3400"/>
-            <w:vAlign w:val="center"/>
+            <w:tcW w:type="dxa" w:w="2880"/>
           </w:tcPr>
           <w:p>
             <w:r>
               <w:rPr>
                 <w:rFonts w:ascii="Microsoft YaHei" w:hAnsi="Microsoft YaHei" w:eastAsia="Microsoft YaHei"/>
+                <w:sz w:val="18"/>
               </w:rPr>
               <w:t>字符串数组</w:t>
             </w:r>
@@ -5665,13 +5543,13 @@
         </w:tc>
         <w:tc>
           <w:tcPr>
-            <w:tcW w:type="dxa" w:w="3400"/>
-            <w:vAlign w:val="center"/>
+            <w:tcW w:type="dxa" w:w="2880"/>
           </w:tcPr>
           <w:p>
             <w:r>
               <w:rPr>
                 <w:rFonts w:ascii="Microsoft YaHei" w:hAnsi="Microsoft YaHei" w:eastAsia="Microsoft YaHei"/>
+                <w:sz w:val="18"/>
               </w:rPr>
               <w:t>标签</w:t>
             </w:r>
@@ -5681,13 +5559,13 @@
       <w:tr>
         <w:tc>
           <w:tcPr>
-            <w:tcW w:type="dxa" w:w="3400"/>
-            <w:vAlign w:val="center"/>
+            <w:tcW w:type="dxa" w:w="2880"/>
           </w:tcPr>
           <w:p>
             <w:r>
               <w:rPr>
                 <w:rFonts w:ascii="Microsoft YaHei" w:hAnsi="Microsoft YaHei" w:eastAsia="Microsoft YaHei"/>
+                <w:sz w:val="18"/>
               </w:rPr>
               <w:t>source</w:t>
             </w:r>
@@ -5695,13 +5573,13 @@
         </w:tc>
         <w:tc>
           <w:tcPr>
-            <w:tcW w:type="dxa" w:w="3400"/>
-            <w:vAlign w:val="center"/>
+            <w:tcW w:type="dxa" w:w="2880"/>
           </w:tcPr>
           <w:p>
             <w:r>
               <w:rPr>
                 <w:rFonts w:ascii="Microsoft YaHei" w:hAnsi="Microsoft YaHei" w:eastAsia="Microsoft YaHei"/>
+                <w:sz w:val="18"/>
               </w:rPr>
               <w:t>字符串</w:t>
             </w:r>
@@ -5709,13 +5587,13 @@
         </w:tc>
         <w:tc>
           <w:tcPr>
-            <w:tcW w:type="dxa" w:w="3400"/>
-            <w:vAlign w:val="center"/>
+            <w:tcW w:type="dxa" w:w="2880"/>
           </w:tcPr>
           <w:p>
             <w:r>
               <w:rPr>
                 <w:rFonts w:ascii="Microsoft YaHei" w:hAnsi="Microsoft YaHei" w:eastAsia="Microsoft YaHei"/>
+                <w:sz w:val="18"/>
               </w:rPr>
               <w:t>题目来源</w:t>
             </w:r>
@@ -5725,13 +5603,13 @@
       <w:tr>
         <w:tc>
           <w:tcPr>
-            <w:tcW w:type="dxa" w:w="3400"/>
-            <w:vAlign w:val="center"/>
+            <w:tcW w:type="dxa" w:w="2880"/>
           </w:tcPr>
           <w:p>
             <w:r>
               <w:rPr>
                 <w:rFonts w:ascii="Microsoft YaHei" w:hAnsi="Microsoft YaHei" w:eastAsia="Microsoft YaHei"/>
+                <w:sz w:val="18"/>
               </w:rPr>
               <w:t>sourceFileId</w:t>
             </w:r>
@@ -5739,13 +5617,13 @@
         </w:tc>
         <w:tc>
           <w:tcPr>
-            <w:tcW w:type="dxa" w:w="3400"/>
-            <w:vAlign w:val="center"/>
+            <w:tcW w:type="dxa" w:w="2880"/>
           </w:tcPr>
           <w:p>
             <w:r>
               <w:rPr>
                 <w:rFonts w:ascii="Microsoft YaHei" w:hAnsi="Microsoft YaHei" w:eastAsia="Microsoft YaHei"/>
+                <w:sz w:val="18"/>
               </w:rPr>
               <w:t>字符串</w:t>
             </w:r>
@@ -5753,13 +5631,13 @@
         </w:tc>
         <w:tc>
           <w:tcPr>
-            <w:tcW w:type="dxa" w:w="3400"/>
-            <w:vAlign w:val="center"/>
+            <w:tcW w:type="dxa" w:w="2880"/>
           </w:tcPr>
           <w:p>
             <w:r>
               <w:rPr>
                 <w:rFonts w:ascii="Microsoft YaHei" w:hAnsi="Microsoft YaHei" w:eastAsia="Microsoft YaHei"/>
+                <w:sz w:val="18"/>
               </w:rPr>
               <w:t>源文件 ID</w:t>
             </w:r>
@@ -5769,13 +5647,13 @@
       <w:tr>
         <w:tc>
           <w:tcPr>
-            <w:tcW w:type="dxa" w:w="3400"/>
-            <w:vAlign w:val="center"/>
+            <w:tcW w:type="dxa" w:w="2880"/>
           </w:tcPr>
           <w:p>
             <w:r>
               <w:rPr>
                 <w:rFonts w:ascii="Microsoft YaHei" w:hAnsi="Microsoft YaHei" w:eastAsia="Microsoft YaHei"/>
+                <w:sz w:val="18"/>
               </w:rPr>
               <w:t>version</w:t>
             </w:r>
@@ -5783,13 +5661,13 @@
         </w:tc>
         <w:tc>
           <w:tcPr>
-            <w:tcW w:type="dxa" w:w="3400"/>
-            <w:vAlign w:val="center"/>
+            <w:tcW w:type="dxa" w:w="2880"/>
           </w:tcPr>
           <w:p>
             <w:r>
               <w:rPr>
                 <w:rFonts w:ascii="Microsoft YaHei" w:hAnsi="Microsoft YaHei" w:eastAsia="Microsoft YaHei"/>
+                <w:sz w:val="18"/>
               </w:rPr>
               <w:t>整数</w:t>
             </w:r>
@@ -5797,13 +5675,13 @@
         </w:tc>
         <w:tc>
           <w:tcPr>
-            <w:tcW w:type="dxa" w:w="3400"/>
-            <w:vAlign w:val="center"/>
+            <w:tcW w:type="dxa" w:w="2880"/>
           </w:tcPr>
           <w:p>
             <w:r>
               <w:rPr>
                 <w:rFonts w:ascii="Microsoft YaHei" w:hAnsi="Microsoft YaHei" w:eastAsia="Microsoft YaHei"/>
+                <w:sz w:val="18"/>
               </w:rPr>
               <w:t>题目版本号</w:t>
             </w:r>
@@ -5813,13 +5691,13 @@
       <w:tr>
         <w:tc>
           <w:tcPr>
-            <w:tcW w:type="dxa" w:w="3400"/>
-            <w:vAlign w:val="center"/>
+            <w:tcW w:type="dxa" w:w="2880"/>
           </w:tcPr>
           <w:p>
             <w:r>
               <w:rPr>
                 <w:rFonts w:ascii="Microsoft YaHei" w:hAnsi="Microsoft YaHei" w:eastAsia="Microsoft YaHei"/>
+                <w:sz w:val="18"/>
               </w:rPr>
               <w:t>reviewStatus</w:t>
             </w:r>
@@ -5827,13 +5705,13 @@
         </w:tc>
         <w:tc>
           <w:tcPr>
-            <w:tcW w:type="dxa" w:w="3400"/>
-            <w:vAlign w:val="center"/>
+            <w:tcW w:type="dxa" w:w="2880"/>
           </w:tcPr>
           <w:p>
             <w:r>
               <w:rPr>
                 <w:rFonts w:ascii="Microsoft YaHei" w:hAnsi="Microsoft YaHei" w:eastAsia="Microsoft YaHei"/>
+                <w:sz w:val="18"/>
               </w:rPr>
               <w:t>字符串</w:t>
             </w:r>
@@ -5841,13 +5719,13 @@
         </w:tc>
         <w:tc>
           <w:tcPr>
-            <w:tcW w:type="dxa" w:w="3400"/>
-            <w:vAlign w:val="center"/>
+            <w:tcW w:type="dxa" w:w="2880"/>
           </w:tcPr>
           <w:p>
             <w:r>
               <w:rPr>
                 <w:rFonts w:ascii="Microsoft YaHei" w:hAnsi="Microsoft YaHei" w:eastAsia="Microsoft YaHei"/>
+                <w:sz w:val="18"/>
               </w:rPr>
               <w:t>审核状态</w:t>
             </w:r>
@@ -5857,13 +5735,13 @@
       <w:tr>
         <w:tc>
           <w:tcPr>
-            <w:tcW w:type="dxa" w:w="3400"/>
-            <w:vAlign w:val="center"/>
+            <w:tcW w:type="dxa" w:w="2880"/>
           </w:tcPr>
           <w:p>
             <w:r>
               <w:rPr>
                 <w:rFonts w:ascii="Microsoft YaHei" w:hAnsi="Microsoft YaHei" w:eastAsia="Microsoft YaHei"/>
+                <w:sz w:val="18"/>
               </w:rPr>
               <w:t>aiConfidence</w:t>
             </w:r>
@@ -5871,13 +5749,13 @@
         </w:tc>
         <w:tc>
           <w:tcPr>
-            <w:tcW w:type="dxa" w:w="3400"/>
-            <w:vAlign w:val="center"/>
+            <w:tcW w:type="dxa" w:w="2880"/>
           </w:tcPr>
           <w:p>
             <w:r>
               <w:rPr>
                 <w:rFonts w:ascii="Microsoft YaHei" w:hAnsi="Microsoft YaHei" w:eastAsia="Microsoft YaHei"/>
+                <w:sz w:val="18"/>
               </w:rPr>
               <w:t>数字</w:t>
             </w:r>
@@ -5885,13 +5763,13 @@
         </w:tc>
         <w:tc>
           <w:tcPr>
-            <w:tcW w:type="dxa" w:w="3400"/>
-            <w:vAlign w:val="center"/>
+            <w:tcW w:type="dxa" w:w="2880"/>
           </w:tcPr>
           <w:p>
             <w:r>
               <w:rPr>
                 <w:rFonts w:ascii="Microsoft YaHei" w:hAnsi="Microsoft YaHei" w:eastAsia="Microsoft YaHei"/>
+                <w:sz w:val="18"/>
               </w:rPr>
               <w:t>AI 置信度</w:t>
             </w:r>
@@ -5901,13 +5779,13 @@
       <w:tr>
         <w:tc>
           <w:tcPr>
-            <w:tcW w:type="dxa" w:w="3400"/>
-            <w:vAlign w:val="center"/>
+            <w:tcW w:type="dxa" w:w="2880"/>
           </w:tcPr>
           <w:p>
             <w:r>
               <w:rPr>
                 <w:rFonts w:ascii="Microsoft YaHei" w:hAnsi="Microsoft YaHei" w:eastAsia="Microsoft YaHei"/>
+                <w:sz w:val="18"/>
               </w:rPr>
               <w:t>warnings</w:t>
             </w:r>
@@ -5915,13 +5793,13 @@
         </w:tc>
         <w:tc>
           <w:tcPr>
-            <w:tcW w:type="dxa" w:w="3400"/>
-            <w:vAlign w:val="center"/>
+            <w:tcW w:type="dxa" w:w="2880"/>
           </w:tcPr>
           <w:p>
             <w:r>
               <w:rPr>
                 <w:rFonts w:ascii="Microsoft YaHei" w:hAnsi="Microsoft YaHei" w:eastAsia="Microsoft YaHei"/>
+                <w:sz w:val="18"/>
               </w:rPr>
               <w:t>字符串数组</w:t>
             </w:r>
@@ -5929,13 +5807,13 @@
         </w:tc>
         <w:tc>
           <w:tcPr>
-            <w:tcW w:type="dxa" w:w="3400"/>
-            <w:vAlign w:val="center"/>
+            <w:tcW w:type="dxa" w:w="2880"/>
           </w:tcPr>
           <w:p>
             <w:r>
               <w:rPr>
                 <w:rFonts w:ascii="Microsoft YaHei" w:hAnsi="Microsoft YaHei" w:eastAsia="Microsoft YaHei"/>
+                <w:sz w:val="18"/>
               </w:rPr>
               <w:t>警告信息</w:t>
             </w:r>
@@ -5943,19 +5821,24 @@
         </w:tc>
       </w:tr>
     </w:tbl>
-    <w:p/>
-    <w:p>
-      <w:bookmarkStart w:id="998524" w:name="h0079"/>
+    <w:p>
       <w:pPr>
         <w:pStyle w:val="Heading3"/>
       </w:pPr>
       <w:r>
+        <w:rPr>
+          <w:rFonts w:ascii="Microsoft YaHei" w:hAnsi="Microsoft YaHei" w:eastAsia="Microsoft YaHei"/>
+          <w:sz w:val="21"/>
+        </w:rPr>
         <w:t>21.5 Web 备份导入</w:t>
       </w:r>
-      <w:bookmarkEnd w:id="998524"/>
-    </w:p>
-    <w:p>
-      <w:r>
+    </w:p>
+    <w:p>
+      <w:r>
+        <w:rPr>
+          <w:rFonts w:ascii="Microsoft YaHei" w:hAnsi="Microsoft YaHei" w:eastAsia="Microsoft YaHei"/>
+          <w:sz w:val="21"/>
+        </w:rPr>
         <w:t>从 Web 版导出的备份包含错题本、收藏夹、记录和设置。原生端导入 Web 备份时：</w:t>
       </w:r>
     </w:p>
@@ -5964,6 +5847,10 @@
         <w:pStyle w:val="ListBullet"/>
       </w:pPr>
       <w:r>
+        <w:rPr>
+          <w:rFonts w:ascii="Microsoft YaHei" w:hAnsi="Microsoft YaHei" w:eastAsia="Microsoft YaHei"/>
+          <w:sz w:val="21"/>
+        </w:rPr>
         <w:t>✅ 题库内容正常导入</w:t>
       </w:r>
     </w:p>
@@ -5972,7 +5859,11 @@
         <w:pStyle w:val="ListBullet"/>
       </w:pPr>
       <w:r>
-        <w:t>❌ 错题本、收藏夹、练习记录、设置不恢复（Web/原生数据结构不同）</w:t>
+        <w:rPr>
+          <w:rFonts w:ascii="Microsoft YaHei" w:hAnsi="Microsoft YaHei" w:eastAsia="Microsoft YaHei"/>
+          <w:sz w:val="21"/>
+        </w:rPr>
+        <w:t>✅ 错题本、收藏夹、练习记录会按跨端字段尽量恢复</w:t>
       </w:r>
     </w:p>
     <w:p>
@@ -5980,24 +5871,46 @@
         <w:pStyle w:val="ListBullet"/>
       </w:pPr>
       <w:r>
-        <w:t>导入完成后提示"仅导入题库"</w:t>
-      </w:r>
-    </w:p>
-    <w:p>
-      <w:bookmarkStart w:id="233518" w:name="h0080"/>
+        <w:rPr>
+          <w:rFonts w:ascii="Microsoft YaHei" w:hAnsi="Microsoft YaHei" w:eastAsia="Microsoft YaHei"/>
+          <w:sz w:val="21"/>
+        </w:rPr>
+        <w:t>✅ 图片题会优先使用 images 字段、ZIP 素材或兼容的 base64 图片字段</w:t>
+      </w:r>
+    </w:p>
+    <w:p>
+      <w:pPr>
+        <w:pStyle w:val="ListBullet"/>
+      </w:pPr>
+      <w:r>
+        <w:rPr>
+          <w:rFonts w:ascii="Microsoft YaHei" w:hAnsi="Microsoft YaHei" w:eastAsia="Microsoft YaHei"/>
+          <w:sz w:val="21"/>
+        </w:rPr>
+        <w:t>⚠️ 设置项属于端侧偏好，不同端暂不一定完全一一对应；无法识别的扩展字段会安全忽略，不影响题库本身导入</w:t>
+      </w:r>
+    </w:p>
+    <w:p>
       <w:pPr>
         <w:pStyle w:val="Heading3"/>
       </w:pPr>
       <w:r>
+        <w:rPr>
+          <w:rFonts w:ascii="Microsoft YaHei" w:hAnsi="Microsoft YaHei" w:eastAsia="Microsoft YaHei"/>
+          <w:sz w:val="21"/>
+        </w:rPr>
         <w:t>21.6 多题库处理</w:t>
       </w:r>
-      <w:bookmarkEnd w:id="233518"/>
     </w:p>
     <w:p>
       <w:pPr>
         <w:pStyle w:val="ListBullet"/>
       </w:pPr>
       <w:r>
+        <w:rPr>
+          <w:rFonts w:ascii="Microsoft YaHei" w:hAnsi="Microsoft YaHei" w:eastAsia="Microsoft YaHei"/>
+          <w:sz w:val="21"/>
+        </w:rPr>
         <w:t>普通导入页检测到多题库 JSON 时，会引导用户到"设置/导出 → 导入配置 / 备份 JSON/ZIP"入口</w:t>
       </w:r>
     </w:p>
@@ -6006,44 +5919,61 @@
         <w:pStyle w:val="ListBullet"/>
       </w:pPr>
       <w:r>
+        <w:rPr>
+          <w:rFonts w:ascii="Microsoft YaHei" w:hAnsi="Microsoft YaHei" w:eastAsia="Microsoft YaHei"/>
+          <w:sz w:val="21"/>
+        </w:rPr>
         <w:t>备份导入页支持一次性导入多个题库</w:t>
       </w:r>
     </w:p>
     <w:p>
-      <w:bookmarkStart w:id="353151" w:name="h0081"/>
       <w:pPr>
         <w:pStyle w:val="Heading2"/>
       </w:pPr>
       <w:r>
+        <w:rPr>
+          <w:rFonts w:ascii="Microsoft YaHei" w:hAnsi="Microsoft YaHei" w:eastAsia="Microsoft YaHei"/>
+          <w:sz w:val="21"/>
+        </w:rPr>
         <w:t>22. 备份 JSON/ZIP 与跨端互通</w:t>
       </w:r>
-      <w:bookmarkEnd w:id="353151"/>
-    </w:p>
-    <w:p>
-      <w:r>
+    </w:p>
+    <w:p>
+      <w:r>
+        <w:rPr>
+          <w:rFonts w:ascii="Microsoft YaHei" w:hAnsi="Microsoft YaHei" w:eastAsia="Microsoft YaHei"/>
+          <w:sz w:val="21"/>
+        </w:rPr>
         <w:t>Shiroha Quiz 自己导出的完整备份，和普通题库文本不是同一种导入对象。</w:t>
       </w:r>
     </w:p>
     <w:p>
-      <w:bookmarkStart w:id="73104" w:name="h0082"/>
       <w:pPr>
         <w:pStyle w:val="Heading3"/>
       </w:pPr>
       <w:r>
+        <w:rPr>
+          <w:rFonts w:ascii="Microsoft YaHei" w:hAnsi="Microsoft YaHei" w:eastAsia="Microsoft YaHei"/>
+          <w:sz w:val="21"/>
+        </w:rPr>
         <w:t>22.1 推荐入口</w:t>
       </w:r>
-      <w:bookmarkEnd w:id="73104"/>
-    </w:p>
-    <w:p>
-      <w:pPr>
-        <w:pStyle w:val="CodeBlock"/>
-      </w:pPr>
-      <w:r>
+    </w:p>
+    <w:p>
+      <w:r>
+        <w:rPr>
+          <w:rFonts w:ascii="Consolas" w:hAnsi="Consolas" w:eastAsia="Microsoft YaHei"/>
+          <w:sz w:val="18"/>
+        </w:rPr>
         <w:t>设置/导出 → 导入配置 / 备份 JSON/ZIP</w:t>
       </w:r>
     </w:p>
     <w:p>
       <w:r>
+        <w:rPr>
+          <w:rFonts w:ascii="Microsoft YaHei" w:hAnsi="Microsoft YaHei" w:eastAsia="Microsoft YaHei"/>
+          <w:sz w:val="21"/>
+        </w:rPr>
         <w:t>适用文件：</w:t>
       </w:r>
     </w:p>
@@ -6052,6 +5982,10 @@
         <w:pStyle w:val="ListBullet"/>
       </w:pPr>
       <w:r>
+        <w:rPr>
+          <w:rFonts w:ascii="Microsoft YaHei" w:hAnsi="Microsoft YaHei" w:eastAsia="Microsoft YaHei"/>
+          <w:sz w:val="21"/>
+        </w:rPr>
         <w:t>Web 端导出的完整备份 JSON</w:t>
       </w:r>
     </w:p>
@@ -6060,6 +5994,10 @@
         <w:pStyle w:val="ListBullet"/>
       </w:pPr>
       <w:r>
+        <w:rPr>
+          <w:rFonts w:ascii="Microsoft YaHei" w:hAnsi="Microsoft YaHei" w:eastAsia="Microsoft YaHei"/>
+          <w:sz w:val="21"/>
+        </w:rPr>
         <w:t>原生端导出的完整备份 JSON</w:t>
       </w:r>
     </w:p>
@@ -6068,6 +6006,10 @@
         <w:pStyle w:val="ListBullet"/>
       </w:pPr>
       <w:r>
+        <w:rPr>
+          <w:rFonts w:ascii="Microsoft YaHei" w:hAnsi="Microsoft YaHei" w:eastAsia="Microsoft YaHei"/>
+          <w:sz w:val="21"/>
+        </w:rPr>
         <w:t>原生端导出的含图片素材 ZIP</w:t>
       </w:r>
     </w:p>
@@ -6076,6 +6018,10 @@
         <w:pStyle w:val="ListBullet"/>
       </w:pPr>
       <w:r>
+        <w:rPr>
+          <w:rFonts w:ascii="Microsoft YaHei" w:hAnsi="Microsoft YaHei" w:eastAsia="Microsoft YaHei"/>
+          <w:sz w:val="21"/>
+        </w:rPr>
         <w:t>批量导出的题库 JSON</w:t>
       </w:r>
     </w:p>
@@ -6084,39 +6030,55 @@
         <w:pStyle w:val="ListBullet"/>
       </w:pPr>
       <w:r>
+        <w:rPr>
+          <w:rFonts w:ascii="Microsoft YaHei" w:hAnsi="Microsoft YaHei" w:eastAsia="Microsoft YaHei"/>
+          <w:sz w:val="21"/>
+        </w:rPr>
         <w:t>配置备份文件</w:t>
       </w:r>
     </w:p>
     <w:p>
-      <w:bookmarkStart w:id="123756" w:name="h0083"/>
       <w:pPr>
         <w:pStyle w:val="Heading3"/>
       </w:pPr>
       <w:r>
+        <w:rPr>
+          <w:rFonts w:ascii="Microsoft YaHei" w:hAnsi="Microsoft YaHei" w:eastAsia="Microsoft YaHei"/>
+          <w:sz w:val="21"/>
+        </w:rPr>
         <w:t>22.2 为什么不要放进普通导入页</w:t>
       </w:r>
-      <w:bookmarkEnd w:id="123756"/>
-    </w:p>
-    <w:p>
-      <w:r>
+    </w:p>
+    <w:p>
+      <w:r>
+        <w:rPr>
+          <w:rFonts w:ascii="Microsoft YaHei" w:hAnsi="Microsoft YaHei" w:eastAsia="Microsoft YaHei"/>
+          <w:sz w:val="21"/>
+        </w:rPr>
         <w:t>普通导入页会把内容当作“题目文本”或“普通题库 JSON”解析；完整备份里还包含题库列表、错题、收藏、记录、图片素材索引等应用数据，放错入口可能导致识别失败或只导入一部分题库。</w:t>
       </w:r>
     </w:p>
     <w:p>
-      <w:bookmarkStart w:id="25787" w:name="h0084"/>
       <w:pPr>
         <w:pStyle w:val="Heading3"/>
       </w:pPr>
       <w:r>
+        <w:rPr>
+          <w:rFonts w:ascii="Microsoft YaHei" w:hAnsi="Microsoft YaHei" w:eastAsia="Microsoft YaHei"/>
+          <w:sz w:val="21"/>
+        </w:rPr>
         <w:t>22.3 图片题互通</w:t>
       </w:r>
-      <w:bookmarkEnd w:id="25787"/>
     </w:p>
     <w:p>
       <w:pPr>
         <w:pStyle w:val="ListBullet"/>
       </w:pPr>
       <w:r>
+        <w:rPr>
+          <w:rFonts w:ascii="Microsoft YaHei" w:hAnsi="Microsoft YaHei" w:eastAsia="Microsoft YaHei"/>
+          <w:sz w:val="21"/>
+        </w:rPr>
         <w:t>原生端 ZIP 备份可以携带图片素材，Web 端导入时会尽量自动转换。</w:t>
       </w:r>
     </w:p>
@@ -6125,6 +6087,10 @@
         <w:pStyle w:val="ListBullet"/>
       </w:pPr>
       <w:r>
+        <w:rPr>
+          <w:rFonts w:ascii="Microsoft YaHei" w:hAnsi="Microsoft YaHei" w:eastAsia="Microsoft YaHei"/>
+          <w:sz w:val="21"/>
+        </w:rPr>
         <w:t>Web 端旧 JSON 中的 Markdown base64 图片仍会尽量兼容。</w:t>
       </w:r>
     </w:p>
@@ -6133,12 +6099,64 @@
         <w:pStyle w:val="ListBullet"/>
       </w:pPr>
       <w:r>
+        <w:rPr>
+          <w:rFonts w:ascii="Microsoft YaHei" w:hAnsi="Microsoft YaHei" w:eastAsia="Microsoft YaHei"/>
+          <w:sz w:val="21"/>
+        </w:rPr>
         <w:t>新结构推荐使用 images 数组或 ZIP 素材文件保留图片，避免把大段 base64 当作普通题干文本。</w:t>
+      </w:r>
+    </w:p>
+    <w:p>
+      <w:pPr>
+        <w:pStyle w:val="Heading3"/>
+      </w:pPr>
+      <w:r>
+        <w:rPr>
+          <w:rFonts w:ascii="Microsoft YaHei" w:hAnsi="Microsoft YaHei" w:eastAsia="Microsoft YaHei"/>
+          <w:sz w:val="21"/>
+        </w:rPr>
+        <w:t>22.4 文件大小与安全提示</w:t>
+      </w:r>
+    </w:p>
+    <w:p>
+      <w:pPr>
+        <w:pStyle w:val="ListBullet"/>
+      </w:pPr>
+      <w:r>
+        <w:rPr>
+          <w:rFonts w:ascii="Microsoft YaHei" w:hAnsi="Microsoft YaHei" w:eastAsia="Microsoft YaHei"/>
+          <w:sz w:val="21"/>
+        </w:rPr>
+        <w:t>完整备份 JSON 可能同时包含题库、错题、收藏、记录和图片字段，文件较大时应提示用户耐心等待，但不应按普通题库文本的小上限直接拒绝。</w:t>
+      </w:r>
+    </w:p>
+    <w:p>
+      <w:pPr>
+        <w:pStyle w:val="ListBullet"/>
+      </w:pPr>
+      <w:r>
+        <w:rPr>
+          <w:rFonts w:ascii="Microsoft YaHei" w:hAnsi="Microsoft YaHei" w:eastAsia="Microsoft YaHei"/>
+          <w:sz w:val="21"/>
+        </w:rPr>
+        <w:t>ZIP 备份需要额外检查条目数量、单文件大小、解压后总大小和路径安全，避免损坏文件或异常压缩包影响导入。</w:t>
+      </w:r>
+    </w:p>
+    <w:p>
+      <w:pPr>
+        <w:pStyle w:val="ListBullet"/>
+      </w:pPr>
+      <w:r>
+        <w:rPr>
+          <w:rFonts w:ascii="Microsoft YaHei" w:hAnsi="Microsoft YaHei" w:eastAsia="Microsoft YaHei"/>
+          <w:sz w:val="21"/>
+        </w:rPr>
+        <w:t>如果只想把 Web 题库迁移到原生端，优先使用单题库或多题库 JSON；如果要迁移错题、收藏和记录，再使用完整备份 JSON/ZIP。</w:t>
       </w:r>
     </w:p>
     <w:sectPr>
       <w:pgSz w:w="12240" w:h="15840"/>
-      <w:pgMar w:top="1020" w:right="1020" w:bottom="1020" w:left="1020" w:header="720" w:footer="720" w:gutter="0"/>
+      <w:pgMar w:top="1440" w:right="1800" w:bottom="1440" w:left="1800" w:header="720" w:footer="720" w:gutter="0"/>
       <w:cols w:space="720"/>
       <w:docGrid w:linePitch="360"/>
     </w:sectPr>
@@ -6511,7 +6529,6 @@
     <w:rsid w:val="00FC693F"/>
     <w:rPr>
       <w:rFonts w:ascii="Microsoft YaHei" w:hAnsi="Microsoft YaHei" w:eastAsia="Microsoft YaHei"/>
-      <w:sz w:val="21"/>
     </w:rPr>
   </w:style>
   <w:style w:type="paragraph" w:styleId="Header">
@@ -6644,7 +6661,7 @@
       <w:outlineLvl w:val="3"/>
     </w:pPr>
     <w:rPr>
-      <w:rFonts w:asciiTheme="majorHAnsi" w:eastAsiaTheme="majorEastAsia" w:hAnsiTheme="majorHAnsi" w:cstheme="majorBidi"/>
+      <w:rFonts w:asciiTheme="majorHAnsi" w:eastAsiaTheme="majorEastAsia" w:hAnsiTheme="majorHAnsi" w:cstheme="majorBidi" w:ascii="Microsoft YaHei" w:hAnsi="Microsoft YaHei" w:eastAsia="Microsoft YaHei"/>
       <w:b/>
       <w:bCs/>
       <w:i/>
@@ -18195,16 +18212,6 @@
         <w:shd w:val="clear" w:color="auto" w:fill="FBCAA2" w:themeFill="accent6" w:themeFillTint="7F"/>
       </w:tcPr>
     </w:tblStylePr>
-  </w:style>
-  <w:style w:type="paragraph" w:customStyle="1" w:styleId="CodeBlock">
-    <w:name w:val="CodeBlock"/>
-    <w:pPr>
-      <w:shd w:fill="F6F8FA"/>
-    </w:pPr>
-    <w:rPr>
-      <w:rFonts w:ascii="Consolas" w:hAnsi="Consolas" w:eastAsia="Microsoft YaHei"/>
-      <w:sz w:val="18"/>
-    </w:rPr>
   </w:style>
 </w:styles>
 </file>

--- a/docs/题库导入格式支持说明/Shiroha_Quiz_题库导入格式支持说明.docx
+++ b/docs/题库导入格式支持说明/Shiroha_Quiz_题库导入格式支持说明.docx
@@ -6154,6 +6154,30 @@
         <w:t>如果只想把 Web 题库迁移到原生端，优先使用单题库或多题库 JSON；如果要迁移错题、收藏和记录，再使用完整备份 JSON/ZIP。</w:t>
       </w:r>
     </w:p>
+    <w:p>
+      <w:pPr>
+        <w:pStyle w:val="Heading2"/>
+      </w:pPr>
+      <w:r>
+        <w:t>2026-07-07 解析器收口补充</w:t>
+      </w:r>
+    </w:p>
+    <w:p>
+      <w:pPr>
+        <w:pStyle w:val="ListBullet"/>
+      </w:pPr>
+      <w:r>
+        <w:t>判断题答案兼容范围补充：除“正确 / 错误 / 对 / 错 / √ / × / True / False / T / F / X”外，也兼容“✓ / ✔ / ☑ / ✗ / ✖ / ❌”等常见符号。</w:t>
+      </w:r>
+    </w:p>
+    <w:p>
+      <w:pPr>
+        <w:pStyle w:val="ListBullet"/>
+      </w:pPr>
+      <w:r>
+        <w:t>整理题库时仍建议优先使用“正确 / 错误”或“对 / 错”，便于人工核对。</w:t>
+      </w:r>
+    </w:p>
     <w:sectPr>
       <w:pgSz w:w="12240" w:h="15840"/>
       <w:pgMar w:top="1440" w:right="1800" w:bottom="1440" w:left="1800" w:header="720" w:footer="720" w:gutter="0"/>
